--- a/assets/doc/interview/python_ai_engineer_interview_prep.docx
+++ b/assets/doc/interview/python_ai_engineer_interview_prep.docx
@@ -78,6 +78,7 @@
         <w:trPr>
           <w:cantSplit/>
           <w:cantSplit/>
+          <w:tblHeader w:val="true"/>
         </w:trPr>
         <w:tc>
           <w:tcPr>
@@ -387,6 +388,7 @@
       <w:tr>
         <w:trPr>
           <w:cantSplit/>
+          <w:tblHeader w:val="true"/>
         </w:trPr>
         <w:tc>
           <w:tcPr>
@@ -444,6 +446,7 @@
       <w:tr>
         <w:trPr>
           <w:cantSplit/>
+          <w:tblHeader w:val="true"/>
         </w:trPr>
         <w:tc>
           <w:tcPr>
@@ -1114,6 +1117,7 @@
       <w:tr>
         <w:trPr>
           <w:cantSplit/>
+          <w:tblHeader w:val="true"/>
         </w:trPr>
         <w:tc>
           <w:tcPr>
@@ -1555,6 +1559,7 @@
       <w:tr>
         <w:trPr>
           <w:cantSplit/>
+          <w:tblHeader w:val="true"/>
         </w:trPr>
         <w:tc>
           <w:tcPr>
@@ -1622,6 +1627,7 @@
       <w:tr>
         <w:trPr>
           <w:cantSplit/>
+          <w:tblHeader w:val="true"/>
         </w:trPr>
         <w:tc>
           <w:tcPr>
@@ -2068,6 +2074,7 @@
       <w:tr>
         <w:trPr>
           <w:cantSplit/>
+          <w:tblHeader w:val="true"/>
         </w:trPr>
         <w:tc>
           <w:tcPr>
@@ -2963,6 +2970,7 @@
       <w:tr>
         <w:trPr>
           <w:cantSplit/>
+          <w:tblHeader w:val="true"/>
         </w:trPr>
         <w:tc>
           <w:tcPr>
@@ -3580,6 +3588,7 @@
       <w:tr>
         <w:trPr>
           <w:cantSplit/>
+          <w:tblHeader w:val="true"/>
         </w:trPr>
         <w:tc>
           <w:tcPr>
@@ -3757,6 +3766,7 @@
       <w:tr>
         <w:trPr>
           <w:cantSplit/>
+          <w:tblHeader w:val="true"/>
         </w:trPr>
         <w:tc>
           <w:tcPr>
@@ -4080,6 +4090,7 @@
       <w:tr>
         <w:trPr>
           <w:cantSplit/>
+          <w:tblHeader w:val="true"/>
         </w:trPr>
         <w:tc>
           <w:tcPr>
@@ -4137,6 +4148,7 @@
       <w:tr>
         <w:trPr>
           <w:cantSplit/>
+          <w:tblHeader w:val="true"/>
         </w:trPr>
         <w:tc>
           <w:tcPr>
@@ -4816,6 +4828,7 @@
       <w:tr>
         <w:trPr>
           <w:cantSplit/>
+          <w:tblHeader w:val="true"/>
         </w:trPr>
         <w:tc>
           <w:tcPr>
@@ -5341,6 +5354,7 @@
       <w:tr>
         <w:trPr>
           <w:cantSplit/>
+          <w:tblHeader w:val="true"/>
         </w:trPr>
         <w:tc>
           <w:tcPr>
@@ -6079,6 +6093,7 @@
       <w:tr>
         <w:trPr>
           <w:cantSplit/>
+          <w:tblHeader w:val="true"/>
         </w:trPr>
         <w:tc>
           <w:tcPr>
@@ -6414,6 +6429,7 @@
       <w:tr>
         <w:trPr>
           <w:cantSplit/>
+          <w:tblHeader w:val="true"/>
         </w:trPr>
         <w:tc>
           <w:tcPr>
@@ -6712,6 +6728,7 @@
       <w:tr>
         <w:trPr>
           <w:cantSplit/>
+          <w:tblHeader w:val="true"/>
         </w:trPr>
         <w:tc>
           <w:tcPr>
@@ -7296,6 +7313,7 @@
       <w:tr>
         <w:trPr>
           <w:cantSplit/>
+          <w:tblHeader w:val="true"/>
         </w:trPr>
         <w:tc>
           <w:tcPr>
@@ -7883,6 +7901,7 @@
       <w:tr>
         <w:trPr>
           <w:cantSplit/>
+          <w:tblHeader w:val="true"/>
         </w:trPr>
         <w:tc>
           <w:tcPr>
@@ -8039,6 +8058,7 @@
       <w:tr>
         <w:trPr>
           <w:cantSplit/>
+          <w:tblHeader w:val="true"/>
         </w:trPr>
         <w:tc>
           <w:tcPr>
@@ -8096,6 +8116,7 @@
       <w:tr>
         <w:trPr>
           <w:cantSplit/>
+          <w:tblHeader w:val="true"/>
         </w:trPr>
         <w:tc>
           <w:tcPr>
@@ -8410,6 +8431,7 @@
       <w:tr>
         <w:trPr>
           <w:cantSplit/>
+          <w:tblHeader w:val="true"/>
         </w:trPr>
         <w:tc>
           <w:tcPr>
@@ -8648,6 +8670,7 @@
       <w:tr>
         <w:trPr>
           <w:cantSplit/>
+          <w:tblHeader w:val="true"/>
         </w:trPr>
         <w:tc>
           <w:tcPr>
@@ -9088,6 +9111,7 @@
       <w:tr>
         <w:trPr>
           <w:cantSplit/>
+          <w:tblHeader w:val="true"/>
         </w:trPr>
         <w:tc>
           <w:tcPr>
@@ -9437,6 +9461,7 @@
       <w:tr>
         <w:trPr>
           <w:cantSplit/>
+          <w:tblHeader w:val="true"/>
         </w:trPr>
         <w:tc>
           <w:tcPr>
@@ -10384,6 +10409,7 @@
       <w:tr>
         <w:trPr>
           <w:cantSplit/>
+          <w:tblHeader w:val="true"/>
         </w:trPr>
         <w:tc>
           <w:tcPr>
@@ -10610,6 +10636,7 @@
       <w:tr>
         <w:trPr>
           <w:cantSplit/>
+          <w:tblHeader w:val="true"/>
         </w:trPr>
         <w:tc>
           <w:tcPr>
@@ -10854,6 +10881,7 @@
       <w:tr>
         <w:trPr>
           <w:cantSplit/>
+          <w:tblHeader w:val="true"/>
         </w:trPr>
         <w:tc>
           <w:tcPr>
@@ -11130,6 +11158,7 @@
       <w:tr>
         <w:trPr>
           <w:cantSplit/>
+          <w:tblHeader w:val="true"/>
         </w:trPr>
         <w:tc>
           <w:tcPr>
@@ -12987,6 +13016,7 @@
       <w:tr>
         <w:trPr>
           <w:cantSplit/>
+          <w:tblHeader w:val="true"/>
         </w:trPr>
         <w:tc>
           <w:tcPr>
@@ -13294,6 +13324,7 @@
       <w:tr>
         <w:trPr>
           <w:cantSplit/>
+          <w:tblHeader w:val="true"/>
         </w:trPr>
         <w:tc>
           <w:tcPr>
@@ -13842,6 +13873,6730 @@
           <w:sz w:val="16"/>
         </w:rPr>
         <w:t>Supplementary public context checked 11 September 2026: Simplexico website; Simplexico LinkedIn company page; Uwais Iqbal LinkedIn profile; Netlaw Media profile/masterclass; Uwais Iqbal, “From Knowledge Management to Intelligence Engineering” (LegalAIIA 2023). Public material was used only to tailor likely themes, not to invent Simplexico’s internal technology stack.</w:t>
+      </w:r>
+    </w:p>
+    <w:p>
+      <w:r>
+        <w:br w:type="page"/>
+      </w:r>
+    </w:p>
+    <w:p>
+      <w:pPr>
+        <w:jc w:val="center"/>
+      </w:pPr>
+      <w:r>
+        <w:rPr>
+          <w:b/>
+          <w:color w:val="18365D"/>
+          <w:sz w:val="36"/>
+        </w:rPr>
+        <w:t>SIMPLEXICO WEBSITE-BASED INTERVIEW ADDENDUM</w:t>
+      </w:r>
+    </w:p>
+    <w:p>
+      <w:pPr>
+        <w:jc w:val="center"/>
+      </w:pPr>
+      <w:r>
+        <w:rPr>
+          <w:i/>
+          <w:color w:val="666666"/>
+          <w:sz w:val="22"/>
+        </w:rPr>
+        <w:t>What the public client work suggests Uwais may explore in the one-hour working session</w:t>
+      </w:r>
+    </w:p>
+    <w:tbl>
+      <w:tblPr>
+        <w:tblStyle w:val="TableGrid"/>
+        <w:tblW w:type="auto" w:w="0"/>
+        <w:tblLook w:firstColumn="1" w:firstRow="1" w:lastColumn="0" w:lastRow="0" w:noHBand="0" w:noVBand="1" w:val="04A0"/>
+      </w:tblPr>
+      <w:tblGrid>
+        <w:gridCol w:w="10282"/>
+      </w:tblGrid>
+      <w:tr>
+        <w:trPr>
+          <w:tblHeader w:val="true"/>
+        </w:trPr>
+        <w:tc>
+          <w:tcPr>
+            <w:tcW w:type="dxa" w:w="10282"/>
+            <w:shd w:fill="EAF2F8"/>
+          </w:tcPr>
+          <w:p>
+            <w:pPr>
+              <w:spacing w:after="60"/>
+            </w:pPr>
+            <w:r/>
+            <w:r>
+              <w:rPr>
+                <w:b/>
+                <w:color w:val="18365D"/>
+                <w:sz w:val="20"/>
+              </w:rPr>
+              <w:t>How to use this addendum</w:t>
+              <w:br/>
+            </w:r>
+            <w:r>
+              <w:rPr>
+                <w:sz w:val="18"/>
+              </w:rPr>
+              <w:t>The Simplexico website gives unusually strong clues about the engineering mindset behind the role. The sections below separate (1) facts explicitly shown on Simplexico's public website and case studies from (2) likely interview discussion inferred from those facts and from the role description you received. Treat the probability labels as preparation guidance, not as a claim about the exact interview format.</w:t>
+            </w:r>
+          </w:p>
+        </w:tc>
+      </w:tr>
+    </w:tbl>
+    <w:p>
+      <w:pPr>
+        <w:spacing w:after="0"/>
+      </w:pPr>
+    </w:p>
+    <w:p>
+      <w:pPr>
+        <w:pStyle w:val="Heading1"/>
+      </w:pPr>
+      <w:r>
+        <w:t>44. What the Website Says About How Simplexico Works</w:t>
+      </w:r>
+    </w:p>
+    <w:tbl>
+      <w:tblPr>
+        <w:tblStyle w:val="TableGrid"/>
+        <w:tblW w:type="auto" w:w="0"/>
+        <w:jc w:val="center"/>
+        <w:tblLook w:firstColumn="1" w:firstRow="1" w:lastColumn="0" w:lastRow="0" w:noHBand="0" w:noVBand="1" w:val="04A0"/>
+      </w:tblPr>
+      <w:tblGrid>
+        <w:gridCol w:w="3427"/>
+        <w:gridCol w:w="3427"/>
+        <w:gridCol w:w="3427"/>
+      </w:tblGrid>
+      <w:tr>
+        <w:trPr>
+          <w:tblHeader w:val="true"/>
+        </w:trPr>
+        <w:tc>
+          <w:tcPr>
+            <w:tcW w:type="dxa" w:w="2448"/>
+            <w:vAlign w:val="center"/>
+            <w:shd w:fill="18365D"/>
+          </w:tcPr>
+          <w:p>
+            <w:pPr>
+              <w:spacing w:after="0"/>
+            </w:pPr>
+            <w:r/>
+            <w:r>
+              <w:rPr>
+                <w:rFonts w:ascii="Aptos" w:hAnsi="Aptos"/>
+                <w:b/>
+                <w:color w:val="FFFFFF"/>
+                <w:sz w:val="17"/>
+              </w:rPr>
+              <w:t>Website signal</w:t>
+            </w:r>
+          </w:p>
+        </w:tc>
+        <w:tc>
+          <w:tcPr>
+            <w:tcW w:type="dxa" w:w="3744"/>
+            <w:vAlign w:val="center"/>
+            <w:shd w:fill="18365D"/>
+          </w:tcPr>
+          <w:p>
+            <w:pPr>
+              <w:spacing w:after="0"/>
+            </w:pPr>
+            <w:r/>
+            <w:r>
+              <w:rPr>
+                <w:rFonts w:ascii="Aptos" w:hAnsi="Aptos"/>
+                <w:b/>
+                <w:color w:val="FFFFFF"/>
+                <w:sz w:val="17"/>
+              </w:rPr>
+              <w:t>What it means technically</w:t>
+            </w:r>
+          </w:p>
+        </w:tc>
+        <w:tc>
+          <w:tcPr>
+            <w:tcW w:type="dxa" w:w="4320"/>
+            <w:vAlign w:val="center"/>
+            <w:shd w:fill="18365D"/>
+          </w:tcPr>
+          <w:p>
+            <w:pPr>
+              <w:spacing w:after="0"/>
+            </w:pPr>
+            <w:r/>
+            <w:r>
+              <w:rPr>
+                <w:rFonts w:ascii="Aptos" w:hAnsi="Aptos"/>
+                <w:b/>
+                <w:color w:val="FFFFFF"/>
+                <w:sz w:val="17"/>
+              </w:rPr>
+              <w:t>How it could surface in your interview</w:t>
+            </w:r>
+          </w:p>
+        </w:tc>
+      </w:tr>
+      <w:tr>
+        <w:tc>
+          <w:tcPr>
+            <w:tcW w:type="dxa" w:w="2448"/>
+            <w:vAlign w:val="center"/>
+          </w:tcPr>
+          <w:p>
+            <w:pPr>
+              <w:spacing w:after="0"/>
+            </w:pPr>
+            <w:r/>
+            <w:r>
+              <w:rPr>
+                <w:rFonts w:ascii="Aptos" w:hAnsi="Aptos"/>
+                <w:b w:val="0"/>
+                <w:sz w:val="16"/>
+              </w:rPr>
+              <w:t>Educate -&gt; Explore -&gt; Enable</w:t>
+            </w:r>
+          </w:p>
+        </w:tc>
+        <w:tc>
+          <w:tcPr>
+            <w:tcW w:type="dxa" w:w="3744"/>
+            <w:vAlign w:val="center"/>
+          </w:tcPr>
+          <w:p>
+            <w:pPr>
+              <w:spacing w:after="0"/>
+            </w:pPr>
+            <w:r/>
+            <w:r>
+              <w:rPr>
+                <w:rFonts w:ascii="Aptos" w:hAnsi="Aptos"/>
+                <w:b w:val="0"/>
+                <w:sz w:val="16"/>
+              </w:rPr>
+              <w:t>They move from understanding the problem, to validating a prototype, to production/adoption.</w:t>
+            </w:r>
+          </w:p>
+        </w:tc>
+        <w:tc>
+          <w:tcPr>
+            <w:tcW w:type="dxa" w:w="4320"/>
+            <w:vAlign w:val="center"/>
+          </w:tcPr>
+          <w:p>
+            <w:pPr>
+              <w:spacing w:after="0"/>
+            </w:pPr>
+            <w:r/>
+            <w:r>
+              <w:rPr>
+                <w:rFonts w:ascii="Aptos" w:hAnsi="Aptos"/>
+                <w:b w:val="0"/>
+                <w:sz w:val="16"/>
+              </w:rPr>
+              <w:t>Expect Uwais to care about problem framing, rapid prototyping, measurable evaluation and the path from POC to reliable production.</w:t>
+            </w:r>
+          </w:p>
+        </w:tc>
+      </w:tr>
+      <w:tr>
+        <w:tc>
+          <w:tcPr>
+            <w:tcW w:type="dxa" w:w="2448"/>
+            <w:vAlign w:val="center"/>
+            <w:shd w:fill="F7F9FB"/>
+          </w:tcPr>
+          <w:p>
+            <w:pPr>
+              <w:spacing w:after="0"/>
+            </w:pPr>
+            <w:r/>
+            <w:r>
+              <w:rPr>
+                <w:rFonts w:ascii="Aptos" w:hAnsi="Aptos"/>
+                <w:b w:val="0"/>
+                <w:sz w:val="16"/>
+              </w:rPr>
+              <w:t>AI Roadmap Sprint</w:t>
+            </w:r>
+          </w:p>
+        </w:tc>
+        <w:tc>
+          <w:tcPr>
+            <w:tcW w:type="dxa" w:w="3744"/>
+            <w:vAlign w:val="center"/>
+            <w:shd w:fill="F7F9FB"/>
+          </w:tcPr>
+          <w:p>
+            <w:pPr>
+              <w:spacing w:after="0"/>
+            </w:pPr>
+            <w:r/>
+            <w:r>
+              <w:rPr>
+                <w:rFonts w:ascii="Aptos" w:hAnsi="Aptos"/>
+                <w:b w:val="0"/>
+                <w:sz w:val="16"/>
+              </w:rPr>
+              <w:t>Use-case discovery, readiness and stakeholder alignment come before coding.</w:t>
+            </w:r>
+          </w:p>
+        </w:tc>
+        <w:tc>
+          <w:tcPr>
+            <w:tcW w:type="dxa" w:w="4320"/>
+            <w:vAlign w:val="center"/>
+            <w:shd w:fill="F7F9FB"/>
+          </w:tcPr>
+          <w:p>
+            <w:pPr>
+              <w:spacing w:after="0"/>
+            </w:pPr>
+            <w:r/>
+            <w:r>
+              <w:rPr>
+                <w:rFonts w:ascii="Aptos" w:hAnsi="Aptos"/>
+                <w:b w:val="0"/>
+                <w:sz w:val="16"/>
+              </w:rPr>
+              <w:t>You may be asked how you identify a worthwhile AI use case rather than reaching for an LLM immediately.</w:t>
+            </w:r>
+          </w:p>
+        </w:tc>
+      </w:tr>
+      <w:tr>
+        <w:tc>
+          <w:tcPr>
+            <w:tcW w:type="dxa" w:w="2448"/>
+            <w:vAlign w:val="center"/>
+          </w:tcPr>
+          <w:p>
+            <w:pPr>
+              <w:spacing w:after="0"/>
+            </w:pPr>
+            <w:r/>
+            <w:r>
+              <w:rPr>
+                <w:rFonts w:ascii="Aptos" w:hAnsi="Aptos"/>
+                <w:b w:val="0"/>
+                <w:sz w:val="16"/>
+              </w:rPr>
+              <w:t>Use Case Accelerator</w:t>
+            </w:r>
+          </w:p>
+        </w:tc>
+        <w:tc>
+          <w:tcPr>
+            <w:tcW w:type="dxa" w:w="3744"/>
+            <w:vAlign w:val="center"/>
+          </w:tcPr>
+          <w:p>
+            <w:pPr>
+              <w:spacing w:after="0"/>
+            </w:pPr>
+            <w:r/>
+            <w:r>
+              <w:rPr>
+                <w:rFonts w:ascii="Aptos" w:hAnsi="Aptos"/>
+                <w:b w:val="0"/>
+                <w:sz w:val="16"/>
+              </w:rPr>
+              <w:t>A secure, lawyer-tested prototype is expected quickly, with metrics and an implementation plan.</w:t>
+            </w:r>
+          </w:p>
+        </w:tc>
+        <w:tc>
+          <w:tcPr>
+            <w:tcW w:type="dxa" w:w="4320"/>
+            <w:vAlign w:val="center"/>
+          </w:tcPr>
+          <w:p>
+            <w:pPr>
+              <w:spacing w:after="0"/>
+            </w:pPr>
+            <w:r/>
+            <w:r>
+              <w:rPr>
+                <w:rFonts w:ascii="Aptos" w:hAnsi="Aptos"/>
+                <w:b w:val="0"/>
+                <w:sz w:val="16"/>
+              </w:rPr>
+              <w:t>Be ready to define an MVP, evaluation dataset, success metrics, risks and what you would deliberately leave out of v1.</w:t>
+            </w:r>
+          </w:p>
+        </w:tc>
+      </w:tr>
+      <w:tr>
+        <w:tc>
+          <w:tcPr>
+            <w:tcW w:type="dxa" w:w="2448"/>
+            <w:vAlign w:val="center"/>
+            <w:shd w:fill="F7F9FB"/>
+          </w:tcPr>
+          <w:p>
+            <w:pPr>
+              <w:spacing w:after="0"/>
+            </w:pPr>
+            <w:r/>
+            <w:r>
+              <w:rPr>
+                <w:rFonts w:ascii="Aptos" w:hAnsi="Aptos"/>
+                <w:b w:val="0"/>
+                <w:sz w:val="16"/>
+              </w:rPr>
+              <w:t>Bespoke AI Build</w:t>
+            </w:r>
+          </w:p>
+        </w:tc>
+        <w:tc>
+          <w:tcPr>
+            <w:tcW w:type="dxa" w:w="3744"/>
+            <w:vAlign w:val="center"/>
+            <w:shd w:fill="F7F9FB"/>
+          </w:tcPr>
+          <w:p>
+            <w:pPr>
+              <w:spacing w:after="0"/>
+            </w:pPr>
+            <w:r/>
+            <w:r>
+              <w:rPr>
+                <w:rFonts w:ascii="Aptos" w:hAnsi="Aptos"/>
+                <w:b w:val="0"/>
+                <w:sz w:val="16"/>
+              </w:rPr>
+              <w:t>Production applications are deployed into the client cloud and integrated with the existing stack.</w:t>
+            </w:r>
+          </w:p>
+        </w:tc>
+        <w:tc>
+          <w:tcPr>
+            <w:tcW w:type="dxa" w:w="4320"/>
+            <w:vAlign w:val="center"/>
+            <w:shd w:fill="F7F9FB"/>
+          </w:tcPr>
+          <w:p>
+            <w:pPr>
+              <w:spacing w:after="0"/>
+            </w:pPr>
+            <w:r/>
+            <w:r>
+              <w:rPr>
+                <w:rFonts w:ascii="Aptos" w:hAnsi="Aptos"/>
+                <w:b w:val="0"/>
+                <w:sz w:val="16"/>
+              </w:rPr>
+              <w:t>Backend APIs, authentication, deployment, observability, model/provider abstraction, data isolation and security are likely relevant.</w:t>
+            </w:r>
+          </w:p>
+        </w:tc>
+      </w:tr>
+      <w:tr>
+        <w:tc>
+          <w:tcPr>
+            <w:tcW w:type="dxa" w:w="2448"/>
+            <w:vAlign w:val="center"/>
+          </w:tcPr>
+          <w:p>
+            <w:pPr>
+              <w:spacing w:after="0"/>
+            </w:pPr>
+            <w:r/>
+            <w:r>
+              <w:rPr>
+                <w:rFonts w:ascii="Aptos" w:hAnsi="Aptos"/>
+                <w:b w:val="0"/>
+                <w:sz w:val="16"/>
+              </w:rPr>
+              <w:t>Tailor-made beats off-the-shelf</w:t>
+            </w:r>
+          </w:p>
+        </w:tc>
+        <w:tc>
+          <w:tcPr>
+            <w:tcW w:type="dxa" w:w="3744"/>
+            <w:vAlign w:val="center"/>
+          </w:tcPr>
+          <w:p>
+            <w:pPr>
+              <w:spacing w:after="0"/>
+            </w:pPr>
+            <w:r/>
+            <w:r>
+              <w:rPr>
+                <w:rFonts w:ascii="Aptos" w:hAnsi="Aptos"/>
+                <w:b w:val="0"/>
+                <w:sz w:val="16"/>
+              </w:rPr>
+              <w:t>The value is in fitting the client workflow and knowledge, not simply wrapping a generic chatbot.</w:t>
+            </w:r>
+          </w:p>
+        </w:tc>
+        <w:tc>
+          <w:tcPr>
+            <w:tcW w:type="dxa" w:w="4320"/>
+            <w:vAlign w:val="center"/>
+          </w:tcPr>
+          <w:p>
+            <w:pPr>
+              <w:spacing w:after="0"/>
+            </w:pPr>
+            <w:r/>
+            <w:r>
+              <w:rPr>
+                <w:rFonts w:ascii="Aptos" w:hAnsi="Aptos"/>
+                <w:b w:val="0"/>
+                <w:sz w:val="16"/>
+              </w:rPr>
+              <w:t>Explain how you discover workflow constraints, model domain data and build deterministic controls around probabilistic models.</w:t>
+            </w:r>
+          </w:p>
+        </w:tc>
+      </w:tr>
+      <w:tr>
+        <w:tc>
+          <w:tcPr>
+            <w:tcW w:type="dxa" w:w="2448"/>
+            <w:vAlign w:val="center"/>
+            <w:shd w:fill="F7F9FB"/>
+          </w:tcPr>
+          <w:p>
+            <w:pPr>
+              <w:spacing w:after="0"/>
+            </w:pPr>
+            <w:r/>
+            <w:r>
+              <w:rPr>
+                <w:rFonts w:ascii="Aptos" w:hAnsi="Aptos"/>
+                <w:b w:val="0"/>
+                <w:sz w:val="16"/>
+              </w:rPr>
+              <w:t>Security &amp; compliance by design</w:t>
+            </w:r>
+          </w:p>
+        </w:tc>
+        <w:tc>
+          <w:tcPr>
+            <w:tcW w:type="dxa" w:w="3744"/>
+            <w:vAlign w:val="center"/>
+            <w:shd w:fill="F7F9FB"/>
+          </w:tcPr>
+          <w:p>
+            <w:pPr>
+              <w:spacing w:after="0"/>
+            </w:pPr>
+            <w:r/>
+            <w:r>
+              <w:rPr>
+                <w:rFonts w:ascii="Aptos" w:hAnsi="Aptos"/>
+                <w:b w:val="0"/>
+                <w:sz w:val="16"/>
+              </w:rPr>
+              <w:t>Security is part of architecture from the start, especially for confidential legal content.</w:t>
+            </w:r>
+          </w:p>
+        </w:tc>
+        <w:tc>
+          <w:tcPr>
+            <w:tcW w:type="dxa" w:w="4320"/>
+            <w:vAlign w:val="center"/>
+            <w:shd w:fill="F7F9FB"/>
+          </w:tcPr>
+          <w:p>
+            <w:pPr>
+              <w:spacing w:after="0"/>
+            </w:pPr>
+            <w:r/>
+            <w:r>
+              <w:rPr>
+                <w:rFonts w:ascii="Aptos" w:hAnsi="Aptos"/>
+                <w:b w:val="0"/>
+                <w:sz w:val="16"/>
+              </w:rPr>
+              <w:t>Expect questions about tenant isolation, least privilege, secrets, audit, prompt injection, data retention and client-cloud deployment.</w:t>
+            </w:r>
+          </w:p>
+        </w:tc>
+      </w:tr>
+      <w:tr>
+        <w:tc>
+          <w:tcPr>
+            <w:tcW w:type="dxa" w:w="2448"/>
+            <w:vAlign w:val="center"/>
+          </w:tcPr>
+          <w:p>
+            <w:pPr>
+              <w:spacing w:after="0"/>
+            </w:pPr>
+            <w:r/>
+            <w:r>
+              <w:rPr>
+                <w:rFonts w:ascii="Aptos" w:hAnsi="Aptos"/>
+                <w:b w:val="0"/>
+                <w:sz w:val="16"/>
+              </w:rPr>
+              <w:t>Pragmatic guidance</w:t>
+            </w:r>
+          </w:p>
+        </w:tc>
+        <w:tc>
+          <w:tcPr>
+            <w:tcW w:type="dxa" w:w="3744"/>
+            <w:vAlign w:val="center"/>
+          </w:tcPr>
+          <w:p>
+            <w:pPr>
+              <w:spacing w:after="0"/>
+            </w:pPr>
+            <w:r/>
+            <w:r>
+              <w:rPr>
+                <w:rFonts w:ascii="Aptos" w:hAnsi="Aptos"/>
+                <w:b w:val="0"/>
+                <w:sz w:val="16"/>
+              </w:rPr>
+              <w:t>They publicly position themselves as practical and outcome-led rather than AI-hype-led.</w:t>
+            </w:r>
+          </w:p>
+        </w:tc>
+        <w:tc>
+          <w:tcPr>
+            <w:tcW w:type="dxa" w:w="4320"/>
+            <w:vAlign w:val="center"/>
+          </w:tcPr>
+          <w:p>
+            <w:pPr>
+              <w:spacing w:after="0"/>
+            </w:pPr>
+            <w:r/>
+            <w:r>
+              <w:rPr>
+                <w:rFonts w:ascii="Aptos" w:hAnsi="Aptos"/>
+                <w:b w:val="0"/>
+                <w:sz w:val="16"/>
+              </w:rPr>
+              <w:t>Show that you can choose regex, SQL or normal software when that is better than an LLM.</w:t>
+            </w:r>
+          </w:p>
+        </w:tc>
+      </w:tr>
+    </w:tbl>
+    <w:p>
+      <w:pPr>
+        <w:spacing w:after="0"/>
+      </w:pPr>
+    </w:p>
+    <w:tbl>
+      <w:tblPr>
+        <w:tblStyle w:val="TableGrid"/>
+        <w:tblW w:type="auto" w:w="0"/>
+        <w:tblLook w:firstColumn="1" w:firstRow="1" w:lastColumn="0" w:lastRow="0" w:noHBand="0" w:noVBand="1" w:val="04A0"/>
+      </w:tblPr>
+      <w:tblGrid>
+        <w:gridCol w:w="10282"/>
+      </w:tblGrid>
+      <w:tr>
+        <w:trPr>
+          <w:tblHeader w:val="true"/>
+        </w:trPr>
+        <w:tc>
+          <w:tcPr>
+            <w:tcW w:type="dxa" w:w="10282"/>
+            <w:shd w:fill="E2F0D9"/>
+          </w:tcPr>
+          <w:p>
+            <w:pPr>
+              <w:spacing w:after="60"/>
+            </w:pPr>
+            <w:r/>
+            <w:r>
+              <w:rPr>
+                <w:b/>
+                <w:color w:val="18365D"/>
+                <w:sz w:val="20"/>
+              </w:rPr>
+              <w:t>The strongest cultural/technical line for this interview</w:t>
+              <w:br/>
+            </w:r>
+            <w:r>
+              <w:rPr>
+                <w:sz w:val="18"/>
+              </w:rPr>
+              <w:t>“I would start with the legal workflow and the measurable user problem, then choose the simplest technology that solves it. If deterministic logic is enough, I would not introduce an LLM. If an LLM adds value, I would surround it with retrieval, validation, provenance, evaluation and human controls appropriate to the risk.”</w:t>
+            </w:r>
+          </w:p>
+        </w:tc>
+      </w:tr>
+    </w:tbl>
+    <w:p>
+      <w:pPr>
+        <w:spacing w:after="0"/>
+      </w:pPr>
+    </w:p>
+    <w:p>
+      <w:pPr>
+        <w:pStyle w:val="Heading1"/>
+      </w:pPr>
+      <w:r>
+        <w:t>45. My Best Estimate of the One-Hour Working Session</w:t>
+      </w:r>
+    </w:p>
+    <w:tbl>
+      <w:tblPr>
+        <w:tblStyle w:val="TableGrid"/>
+        <w:tblW w:type="auto" w:w="0"/>
+        <w:jc w:val="center"/>
+        <w:tblLook w:firstColumn="1" w:firstRow="1" w:lastColumn="0" w:lastRow="0" w:noHBand="0" w:noVBand="1" w:val="04A0"/>
+      </w:tblPr>
+      <w:tblGrid>
+        <w:gridCol w:w="3427"/>
+        <w:gridCol w:w="3427"/>
+        <w:gridCol w:w="3427"/>
+      </w:tblGrid>
+      <w:tr>
+        <w:trPr>
+          <w:tblHeader w:val="true"/>
+        </w:trPr>
+        <w:tc>
+          <w:tcPr>
+            <w:tcW w:type="dxa" w:w="1440"/>
+            <w:vAlign w:val="center"/>
+            <w:shd w:fill="18365D"/>
+          </w:tcPr>
+          <w:p>
+            <w:pPr>
+              <w:spacing w:after="0"/>
+            </w:pPr>
+            <w:r/>
+            <w:r>
+              <w:rPr>
+                <w:rFonts w:ascii="Aptos" w:hAnsi="Aptos"/>
+                <w:b/>
+                <w:color w:val="FFFFFF"/>
+                <w:sz w:val="17"/>
+              </w:rPr>
+              <w:t>Approx. time</w:t>
+            </w:r>
+          </w:p>
+        </w:tc>
+        <w:tc>
+          <w:tcPr>
+            <w:tcW w:type="dxa" w:w="3168"/>
+            <w:vAlign w:val="center"/>
+            <w:shd w:fill="18365D"/>
+          </w:tcPr>
+          <w:p>
+            <w:pPr>
+              <w:spacing w:after="0"/>
+            </w:pPr>
+            <w:r/>
+            <w:r>
+              <w:rPr>
+                <w:rFonts w:ascii="Aptos" w:hAnsi="Aptos"/>
+                <w:b/>
+                <w:color w:val="FFFFFF"/>
+                <w:sz w:val="17"/>
+              </w:rPr>
+              <w:t>Likely area</w:t>
+            </w:r>
+          </w:p>
+        </w:tc>
+        <w:tc>
+          <w:tcPr>
+            <w:tcW w:type="dxa" w:w="5760"/>
+            <w:vAlign w:val="center"/>
+            <w:shd w:fill="18365D"/>
+          </w:tcPr>
+          <w:p>
+            <w:pPr>
+              <w:spacing w:after="0"/>
+            </w:pPr>
+            <w:r/>
+            <w:r>
+              <w:rPr>
+                <w:rFonts w:ascii="Aptos" w:hAnsi="Aptos"/>
+                <w:b/>
+                <w:color w:val="FFFFFF"/>
+                <w:sz w:val="17"/>
+              </w:rPr>
+              <w:t>What to demonstrate</w:t>
+            </w:r>
+          </w:p>
+        </w:tc>
+      </w:tr>
+      <w:tr>
+        <w:tc>
+          <w:tcPr>
+            <w:tcW w:type="dxa" w:w="1440"/>
+            <w:vAlign w:val="center"/>
+          </w:tcPr>
+          <w:p>
+            <w:pPr>
+              <w:spacing w:after="0"/>
+            </w:pPr>
+            <w:r/>
+            <w:r>
+              <w:rPr>
+                <w:rFonts w:ascii="Aptos" w:hAnsi="Aptos"/>
+                <w:b w:val="0"/>
+                <w:sz w:val="17"/>
+              </w:rPr>
+              <w:t>0-10 min</w:t>
+            </w:r>
+          </w:p>
+        </w:tc>
+        <w:tc>
+          <w:tcPr>
+            <w:tcW w:type="dxa" w:w="3168"/>
+            <w:vAlign w:val="center"/>
+          </w:tcPr>
+          <w:p>
+            <w:pPr>
+              <w:spacing w:after="0"/>
+            </w:pPr>
+            <w:r/>
+            <w:r>
+              <w:rPr>
+                <w:rFonts w:ascii="Aptos" w:hAnsi="Aptos"/>
+                <w:b w:val="0"/>
+                <w:sz w:val="17"/>
+              </w:rPr>
+              <w:t>Background + role fit</w:t>
+            </w:r>
+          </w:p>
+        </w:tc>
+        <w:tc>
+          <w:tcPr>
+            <w:tcW w:type="dxa" w:w="5760"/>
+            <w:vAlign w:val="center"/>
+          </w:tcPr>
+          <w:p>
+            <w:pPr>
+              <w:spacing w:after="0"/>
+            </w:pPr>
+            <w:r/>
+            <w:r>
+              <w:rPr>
+                <w:rFonts w:ascii="Aptos" w:hAnsi="Aptos"/>
+                <w:b w:val="0"/>
+                <w:sz w:val="17"/>
+              </w:rPr>
+              <w:t>Concise career story; hands-on Python/backend; why legal AI; curiosity without pretending to be a lawyer.</w:t>
+            </w:r>
+          </w:p>
+        </w:tc>
+      </w:tr>
+      <w:tr>
+        <w:tc>
+          <w:tcPr>
+            <w:tcW w:type="dxa" w:w="1440"/>
+            <w:vAlign w:val="center"/>
+            <w:shd w:fill="F7F9FB"/>
+          </w:tcPr>
+          <w:p>
+            <w:pPr>
+              <w:spacing w:after="0"/>
+            </w:pPr>
+            <w:r/>
+            <w:r>
+              <w:rPr>
+                <w:rFonts w:ascii="Aptos" w:hAnsi="Aptos"/>
+                <w:b w:val="0"/>
+                <w:sz w:val="17"/>
+              </w:rPr>
+              <w:t>10-25 min</w:t>
+            </w:r>
+          </w:p>
+        </w:tc>
+        <w:tc>
+          <w:tcPr>
+            <w:tcW w:type="dxa" w:w="3168"/>
+            <w:vAlign w:val="center"/>
+            <w:shd w:fill="F7F9FB"/>
+          </w:tcPr>
+          <w:p>
+            <w:pPr>
+              <w:spacing w:after="0"/>
+            </w:pPr>
+            <w:r/>
+            <w:r>
+              <w:rPr>
+                <w:rFonts w:ascii="Aptos" w:hAnsi="Aptos"/>
+                <w:b w:val="0"/>
+                <w:sz w:val="17"/>
+              </w:rPr>
+              <w:t>Problem decomposition / system design</w:t>
+            </w:r>
+          </w:p>
+        </w:tc>
+        <w:tc>
+          <w:tcPr>
+            <w:tcW w:type="dxa" w:w="5760"/>
+            <w:vAlign w:val="center"/>
+            <w:shd w:fill="F7F9FB"/>
+          </w:tcPr>
+          <w:p>
+            <w:pPr>
+              <w:spacing w:after="0"/>
+            </w:pPr>
+            <w:r/>
+            <w:r>
+              <w:rPr>
+                <w:rFonts w:ascii="Aptos" w:hAnsi="Aptos"/>
+                <w:b w:val="0"/>
+                <w:sz w:val="17"/>
+              </w:rPr>
+              <w:t>Clarify users, data, workflow, latency, risk, success metric; propose a simple architecture before adding agents.</w:t>
+            </w:r>
+          </w:p>
+        </w:tc>
+      </w:tr>
+      <w:tr>
+        <w:tc>
+          <w:tcPr>
+            <w:tcW w:type="dxa" w:w="1440"/>
+            <w:vAlign w:val="center"/>
+          </w:tcPr>
+          <w:p>
+            <w:pPr>
+              <w:spacing w:after="0"/>
+            </w:pPr>
+            <w:r/>
+            <w:r>
+              <w:rPr>
+                <w:rFonts w:ascii="Aptos" w:hAnsi="Aptos"/>
+                <w:b w:val="0"/>
+                <w:sz w:val="17"/>
+              </w:rPr>
+              <w:t>25-40 min</w:t>
+            </w:r>
+          </w:p>
+        </w:tc>
+        <w:tc>
+          <w:tcPr>
+            <w:tcW w:type="dxa" w:w="3168"/>
+            <w:vAlign w:val="center"/>
+          </w:tcPr>
+          <w:p>
+            <w:pPr>
+              <w:spacing w:after="0"/>
+            </w:pPr>
+            <w:r/>
+            <w:r>
+              <w:rPr>
+                <w:rFonts w:ascii="Aptos" w:hAnsi="Aptos"/>
+                <w:b w:val="0"/>
+                <w:sz w:val="17"/>
+              </w:rPr>
+              <w:t>Python/backend depth</w:t>
+            </w:r>
+          </w:p>
+        </w:tc>
+        <w:tc>
+          <w:tcPr>
+            <w:tcW w:type="dxa" w:w="5760"/>
+            <w:vAlign w:val="center"/>
+          </w:tcPr>
+          <w:p>
+            <w:pPr>
+              <w:spacing w:after="0"/>
+            </w:pPr>
+            <w:r/>
+            <w:r>
+              <w:rPr>
+                <w:rFonts w:ascii="Aptos" w:hAnsi="Aptos"/>
+                <w:b w:val="0"/>
+                <w:sz w:val="17"/>
+              </w:rPr>
+              <w:t>APIs, async/concurrency, document pipelines, retries, idempotency, data modelling, testing and production failure modes.</w:t>
+            </w:r>
+          </w:p>
+        </w:tc>
+      </w:tr>
+      <w:tr>
+        <w:tc>
+          <w:tcPr>
+            <w:tcW w:type="dxa" w:w="1440"/>
+            <w:vAlign w:val="center"/>
+            <w:shd w:fill="F7F9FB"/>
+          </w:tcPr>
+          <w:p>
+            <w:pPr>
+              <w:spacing w:after="0"/>
+            </w:pPr>
+            <w:r/>
+            <w:r>
+              <w:rPr>
+                <w:rFonts w:ascii="Aptos" w:hAnsi="Aptos"/>
+                <w:b w:val="0"/>
+                <w:sz w:val="17"/>
+              </w:rPr>
+              <w:t>40-52 min</w:t>
+            </w:r>
+          </w:p>
+        </w:tc>
+        <w:tc>
+          <w:tcPr>
+            <w:tcW w:type="dxa" w:w="3168"/>
+            <w:vAlign w:val="center"/>
+            <w:shd w:fill="F7F9FB"/>
+          </w:tcPr>
+          <w:p>
+            <w:pPr>
+              <w:spacing w:after="0"/>
+            </w:pPr>
+            <w:r/>
+            <w:r>
+              <w:rPr>
+                <w:rFonts w:ascii="Aptos" w:hAnsi="Aptos"/>
+                <w:b w:val="0"/>
+                <w:sz w:val="17"/>
+              </w:rPr>
+              <w:t>AI/NLP/LLM depth</w:t>
+            </w:r>
+          </w:p>
+        </w:tc>
+        <w:tc>
+          <w:tcPr>
+            <w:tcW w:type="dxa" w:w="5760"/>
+            <w:vAlign w:val="center"/>
+            <w:shd w:fill="F7F9FB"/>
+          </w:tcPr>
+          <w:p>
+            <w:pPr>
+              <w:spacing w:after="0"/>
+            </w:pPr>
+            <w:r/>
+            <w:r>
+              <w:rPr>
+                <w:rFonts w:ascii="Aptos" w:hAnsi="Aptos"/>
+                <w:b w:val="0"/>
+                <w:sz w:val="17"/>
+              </w:rPr>
+              <w:t>RAG, retrieval, evaluation, structured output, hallucination controls, regex vs NLP vs LLM, agent/tool boundaries.</w:t>
+            </w:r>
+          </w:p>
+        </w:tc>
+      </w:tr>
+      <w:tr>
+        <w:tc>
+          <w:tcPr>
+            <w:tcW w:type="dxa" w:w="1440"/>
+            <w:vAlign w:val="center"/>
+          </w:tcPr>
+          <w:p>
+            <w:pPr>
+              <w:spacing w:after="0"/>
+            </w:pPr>
+            <w:r/>
+            <w:r>
+              <w:rPr>
+                <w:rFonts w:ascii="Aptos" w:hAnsi="Aptos"/>
+                <w:b w:val="0"/>
+                <w:sz w:val="17"/>
+              </w:rPr>
+              <w:t>52-60 min</w:t>
+            </w:r>
+          </w:p>
+        </w:tc>
+        <w:tc>
+          <w:tcPr>
+            <w:tcW w:type="dxa" w:w="3168"/>
+            <w:vAlign w:val="center"/>
+          </w:tcPr>
+          <w:p>
+            <w:pPr>
+              <w:spacing w:after="0"/>
+            </w:pPr>
+            <w:r/>
+            <w:r>
+              <w:rPr>
+                <w:rFonts w:ascii="Aptos" w:hAnsi="Aptos"/>
+                <w:b w:val="0"/>
+                <w:sz w:val="17"/>
+              </w:rPr>
+              <w:t>Consulting/product discussion + your questions</w:t>
+            </w:r>
+          </w:p>
+        </w:tc>
+        <w:tc>
+          <w:tcPr>
+            <w:tcW w:type="dxa" w:w="5760"/>
+            <w:vAlign w:val="center"/>
+          </w:tcPr>
+          <w:p>
+            <w:pPr>
+              <w:spacing w:after="0"/>
+            </w:pPr>
+            <w:r/>
+            <w:r>
+              <w:rPr>
+                <w:rFonts w:ascii="Aptos" w:hAnsi="Aptos"/>
+                <w:b w:val="0"/>
+                <w:sz w:val="17"/>
+              </w:rPr>
+              <w:t>Explain trade-offs clearly, discuss prototype-to-production/adoption, ask about real client builds and engineering ownership.</w:t>
+            </w:r>
+          </w:p>
+        </w:tc>
+      </w:tr>
+    </w:tbl>
+    <w:p>
+      <w:pPr>
+        <w:spacing w:after="0"/>
+      </w:pPr>
+    </w:p>
+    <w:tbl>
+      <w:tblPr>
+        <w:tblStyle w:val="TableGrid"/>
+        <w:tblW w:type="auto" w:w="0"/>
+        <w:tblLook w:firstColumn="1" w:firstRow="1" w:lastColumn="0" w:lastRow="0" w:noHBand="0" w:noVBand="1" w:val="04A0"/>
+      </w:tblPr>
+      <w:tblGrid>
+        <w:gridCol w:w="10282"/>
+      </w:tblGrid>
+      <w:tr>
+        <w:trPr>
+          <w:tblHeader w:val="true"/>
+        </w:trPr>
+        <w:tc>
+          <w:tcPr>
+            <w:tcW w:type="dxa" w:w="10282"/>
+            <w:shd w:fill="FFF2CC"/>
+          </w:tcPr>
+          <w:p>
+            <w:pPr>
+              <w:spacing w:after="60"/>
+            </w:pPr>
+            <w:r/>
+            <w:r>
+              <w:rPr>
+                <w:b/>
+                <w:color w:val="18365D"/>
+                <w:sz w:val="20"/>
+              </w:rPr>
+              <w:t>Important</w:t>
+              <w:br/>
+            </w:r>
+            <w:r>
+              <w:rPr>
+                <w:sz w:val="18"/>
+              </w:rPr>
+              <w:t>Because the invitation says “Working Session”, optimise for collaboration rather than polished monologue. Think aloud, ask clarifying questions, state assumptions, sketch the smallest viable solution, then improve it together.</w:t>
+            </w:r>
+          </w:p>
+        </w:tc>
+      </w:tr>
+    </w:tbl>
+    <w:p>
+      <w:pPr>
+        <w:spacing w:after="0"/>
+      </w:pPr>
+    </w:p>
+    <w:p>
+      <w:pPr>
+        <w:pStyle w:val="Heading1"/>
+      </w:pPr>
+      <w:r>
+        <w:t>46. The Three Public Case Studies - What to Learn From Each</w:t>
+      </w:r>
+    </w:p>
+    <w:tbl>
+      <w:tblPr>
+        <w:tblStyle w:val="TableGrid"/>
+        <w:tblW w:type="auto" w:w="0"/>
+        <w:jc w:val="center"/>
+        <w:tblLook w:firstColumn="1" w:firstRow="1" w:lastColumn="0" w:lastRow="0" w:noHBand="0" w:noVBand="1" w:val="04A0"/>
+      </w:tblPr>
+      <w:tblGrid>
+        <w:gridCol w:w="3427"/>
+        <w:gridCol w:w="3427"/>
+        <w:gridCol w:w="3427"/>
+      </w:tblGrid>
+      <w:tr>
+        <w:trPr>
+          <w:tblHeader w:val="true"/>
+        </w:trPr>
+        <w:tc>
+          <w:tcPr>
+            <w:tcW w:type="dxa" w:w="2304"/>
+            <w:vAlign w:val="center"/>
+            <w:shd w:fill="18365D"/>
+          </w:tcPr>
+          <w:p>
+            <w:pPr>
+              <w:spacing w:after="0"/>
+            </w:pPr>
+            <w:r/>
+            <w:r>
+              <w:rPr>
+                <w:rFonts w:ascii="Aptos" w:hAnsi="Aptos"/>
+                <w:b/>
+                <w:color w:val="FFFFFF"/>
+                <w:sz w:val="17"/>
+              </w:rPr>
+              <w:t>Case study</w:t>
+            </w:r>
+          </w:p>
+        </w:tc>
+        <w:tc>
+          <w:tcPr>
+            <w:tcW w:type="dxa" w:w="5040"/>
+            <w:vAlign w:val="center"/>
+            <w:shd w:fill="18365D"/>
+          </w:tcPr>
+          <w:p>
+            <w:pPr>
+              <w:spacing w:after="0"/>
+            </w:pPr>
+            <w:r/>
+            <w:r>
+              <w:rPr>
+                <w:rFonts w:ascii="Aptos" w:hAnsi="Aptos"/>
+                <w:b/>
+                <w:color w:val="FFFFFF"/>
+                <w:sz w:val="17"/>
+              </w:rPr>
+              <w:t>Publicly described solution</w:t>
+            </w:r>
+          </w:p>
+        </w:tc>
+        <w:tc>
+          <w:tcPr>
+            <w:tcW w:type="dxa" w:w="3600"/>
+            <w:vAlign w:val="center"/>
+            <w:shd w:fill="18365D"/>
+          </w:tcPr>
+          <w:p>
+            <w:pPr>
+              <w:spacing w:after="0"/>
+            </w:pPr>
+            <w:r/>
+            <w:r>
+              <w:rPr>
+                <w:rFonts w:ascii="Aptos" w:hAnsi="Aptos"/>
+                <w:b/>
+                <w:color w:val="FFFFFF"/>
+                <w:sz w:val="17"/>
+              </w:rPr>
+              <w:t>Interview lesson</w:t>
+            </w:r>
+          </w:p>
+        </w:tc>
+      </w:tr>
+      <w:tr>
+        <w:tc>
+          <w:tcPr>
+            <w:tcW w:type="dxa" w:w="2304"/>
+            <w:vAlign w:val="center"/>
+          </w:tcPr>
+          <w:p>
+            <w:pPr>
+              <w:spacing w:after="0"/>
+            </w:pPr>
+            <w:r/>
+            <w:r>
+              <w:rPr>
+                <w:rFonts w:ascii="Aptos" w:hAnsi="Aptos"/>
+                <w:b w:val="0"/>
+                <w:sz w:val="16"/>
+              </w:rPr>
+              <w:t>Schoenherr - EU Class Action Navigator</w:t>
+            </w:r>
+          </w:p>
+        </w:tc>
+        <w:tc>
+          <w:tcPr>
+            <w:tcW w:type="dxa" w:w="5040"/>
+            <w:vAlign w:val="center"/>
+          </w:tcPr>
+          <w:p>
+            <w:pPr>
+              <w:spacing w:after="0"/>
+            </w:pPr>
+            <w:r/>
+            <w:r>
+              <w:rPr>
+                <w:rFonts w:ascii="Aptos" w:hAnsi="Aptos"/>
+                <w:b w:val="0"/>
+                <w:sz w:val="16"/>
+              </w:rPr>
+              <w:t>Bespoke LLM application using Azure AI Foundry and RAG over curated lawyer-authored insight; jurisdiction-specific answers; source material visible for traceability; deployed in Schoenherr's Azure tenant.</w:t>
+            </w:r>
+          </w:p>
+        </w:tc>
+        <w:tc>
+          <w:tcPr>
+            <w:tcW w:type="dxa" w:w="3600"/>
+            <w:vAlign w:val="center"/>
+          </w:tcPr>
+          <w:p>
+            <w:pPr>
+              <w:spacing w:after="0"/>
+            </w:pPr>
+            <w:r/>
+            <w:r>
+              <w:rPr>
+                <w:rFonts w:ascii="Aptos" w:hAnsi="Aptos"/>
+                <w:b w:val="0"/>
+                <w:sz w:val="16"/>
+              </w:rPr>
+              <w:t>Know RAG end-to-end, provenance/citations, metadata filtering, client-cloud deployment, hallucination controls and why curated expert content matters.</w:t>
+            </w:r>
+          </w:p>
+        </w:tc>
+      </w:tr>
+      <w:tr>
+        <w:tc>
+          <w:tcPr>
+            <w:tcW w:type="dxa" w:w="2304"/>
+            <w:vAlign w:val="center"/>
+            <w:shd w:fill="F7F9FB"/>
+          </w:tcPr>
+          <w:p>
+            <w:pPr>
+              <w:spacing w:after="0"/>
+            </w:pPr>
+            <w:r/>
+            <w:r>
+              <w:rPr>
+                <w:rFonts w:ascii="Aptos" w:hAnsi="Aptos"/>
+                <w:b w:val="0"/>
+                <w:sz w:val="16"/>
+              </w:rPr>
+              <w:t>Briink - EU Taxonomy enrichment</w:t>
+            </w:r>
+          </w:p>
+        </w:tc>
+        <w:tc>
+          <w:tcPr>
+            <w:tcW w:type="dxa" w:w="5040"/>
+            <w:vAlign w:val="center"/>
+            <w:shd w:fill="F7F9FB"/>
+          </w:tcPr>
+          <w:p>
+            <w:pPr>
+              <w:spacing w:after="0"/>
+            </w:pPr>
+            <w:r/>
+            <w:r>
+              <w:rPr>
+                <w:rFonts w:ascii="Aptos" w:hAnsi="Aptos"/>
+                <w:b w:val="0"/>
+                <w:sz w:val="16"/>
+              </w:rPr>
+              <w:t>Rules-based NLP pipeline extracted legal citations with regex and constructed EUR-Lex hyperlinks. A test set of 390+ sample citations was used; the case study reports ~94% average F1.</w:t>
+            </w:r>
+          </w:p>
+        </w:tc>
+        <w:tc>
+          <w:tcPr>
+            <w:tcW w:type="dxa" w:w="3600"/>
+            <w:vAlign w:val="center"/>
+            <w:shd w:fill="F7F9FB"/>
+          </w:tcPr>
+          <w:p>
+            <w:pPr>
+              <w:spacing w:after="0"/>
+            </w:pPr>
+            <w:r/>
+            <w:r>
+              <w:rPr>
+                <w:rFonts w:ascii="Aptos" w:hAnsi="Aptos"/>
+                <w:b w:val="0"/>
+                <w:sz w:val="16"/>
+              </w:rPr>
+              <w:t>This is a strong signal that Simplexico values pragmatic ML/NLP. Be able to explain why regex may beat an LLM for standardised patterns, and how precision/recall/F1 guide iteration.</w:t>
+            </w:r>
+          </w:p>
+        </w:tc>
+      </w:tr>
+      <w:tr>
+        <w:tc>
+          <w:tcPr>
+            <w:tcW w:type="dxa" w:w="2304"/>
+            <w:vAlign w:val="center"/>
+          </w:tcPr>
+          <w:p>
+            <w:pPr>
+              <w:spacing w:after="0"/>
+            </w:pPr>
+            <w:r/>
+            <w:r>
+              <w:rPr>
+                <w:rFonts w:ascii="Aptos" w:hAnsi="Aptos"/>
+                <w:b w:val="0"/>
+                <w:sz w:val="16"/>
+              </w:rPr>
+              <w:t>Linklaters - advanced AI training</w:t>
+            </w:r>
+          </w:p>
+        </w:tc>
+        <w:tc>
+          <w:tcPr>
+            <w:tcW w:type="dxa" w:w="5040"/>
+            <w:vAlign w:val="center"/>
+          </w:tcPr>
+          <w:p>
+            <w:pPr>
+              <w:spacing w:after="0"/>
+            </w:pPr>
+            <w:r/>
+            <w:r>
+              <w:rPr>
+                <w:rFonts w:ascii="Aptos" w:hAnsi="Aptos"/>
+                <w:b w:val="0"/>
+                <w:sz w:val="16"/>
+              </w:rPr>
+              <w:t>Six interactive advanced AI modules co-designed around the firm's policies, tools and workflows; initially for 200 AI Specialists and then made firm-wide; ongoing work includes identifying and rapidly prototyping practice-specific use cases.</w:t>
+            </w:r>
+          </w:p>
+        </w:tc>
+        <w:tc>
+          <w:tcPr>
+            <w:tcW w:type="dxa" w:w="3600"/>
+            <w:vAlign w:val="center"/>
+          </w:tcPr>
+          <w:p>
+            <w:pPr>
+              <w:spacing w:after="0"/>
+            </w:pPr>
+            <w:r/>
+            <w:r>
+              <w:rPr>
+                <w:rFonts w:ascii="Aptos" w:hAnsi="Aptos"/>
+                <w:b w:val="0"/>
+                <w:sz w:val="16"/>
+              </w:rPr>
+              <w:t>Technical communication matters. You may need to explain LLM/RAG concepts to lawyers, convert domain knowledge into use cases, and translate prototypes into adoption.</w:t>
+            </w:r>
+          </w:p>
+        </w:tc>
+      </w:tr>
+    </w:tbl>
+    <w:p>
+      <w:pPr>
+        <w:spacing w:after="0"/>
+      </w:pPr>
+    </w:p>
+    <w:p>
+      <w:pPr>
+        <w:pStyle w:val="Heading1"/>
+      </w:pPr>
+      <w:r>
+        <w:t>47. Case Study Drill: Design the Schoenherr-Style Legal RAG Application</w:t>
+      </w:r>
+    </w:p>
+    <w:tbl>
+      <w:tblPr>
+        <w:tblStyle w:val="TableGrid"/>
+        <w:tblW w:type="auto" w:w="0"/>
+        <w:tblLook w:firstColumn="1" w:firstRow="1" w:lastColumn="0" w:lastRow="0" w:noHBand="0" w:noVBand="1" w:val="04A0"/>
+      </w:tblPr>
+      <w:tblGrid>
+        <w:gridCol w:w="10282"/>
+      </w:tblGrid>
+      <w:tr>
+        <w:trPr>
+          <w:tblHeader w:val="true"/>
+        </w:trPr>
+        <w:tc>
+          <w:tcPr>
+            <w:tcW w:type="dxa" w:w="10282"/>
+            <w:shd w:fill="D9EAF7"/>
+          </w:tcPr>
+          <w:p>
+            <w:pPr>
+              <w:spacing w:after="60"/>
+            </w:pPr>
+            <w:r/>
+            <w:r>
+              <w:rPr>
+                <w:b/>
+                <w:color w:val="18365D"/>
+                <w:sz w:val="20"/>
+              </w:rPr>
+              <w:t>Public case-study facts</w:t>
+              <w:br/>
+            </w:r>
+            <w:r>
+              <w:rPr>
+                <w:sz w:val="18"/>
+              </w:rPr>
+              <w:t>Simplexico says the pilot used Azure AI Foundry and RAG over curated Schoenherr legal insight for the EU Class Action Directive. Users could ask natural-language questions and receive jurisdiction-specific information. The underlying human-written material was exposed so users could validate machine-generated answers, and the solution was deployed into Schoenherr's Azure tenant.</w:t>
+            </w:r>
+          </w:p>
+        </w:tc>
+      </w:tr>
+    </w:tbl>
+    <w:p>
+      <w:pPr>
+        <w:spacing w:after="0"/>
+      </w:pPr>
+    </w:p>
+    <w:tbl>
+      <w:tblPr>
+        <w:tblStyle w:val="TableGrid"/>
+        <w:tblW w:type="auto" w:w="0"/>
+        <w:jc w:val="center"/>
+        <w:tblLook w:firstColumn="1" w:firstRow="1" w:lastColumn="0" w:lastRow="0" w:noHBand="0" w:noVBand="1" w:val="04A0"/>
+      </w:tblPr>
+      <w:tblGrid>
+        <w:gridCol w:w="5141"/>
+        <w:gridCol w:w="5141"/>
+      </w:tblGrid>
+      <w:tr>
+        <w:trPr>
+          <w:tblHeader w:val="true"/>
+        </w:trPr>
+        <w:tc>
+          <w:tcPr>
+            <w:tcW w:type="dxa" w:w="1944"/>
+            <w:vAlign w:val="center"/>
+            <w:shd w:fill="18365D"/>
+          </w:tcPr>
+          <w:p>
+            <w:pPr>
+              <w:spacing w:after="0"/>
+            </w:pPr>
+            <w:r/>
+            <w:r>
+              <w:rPr>
+                <w:rFonts w:ascii="Aptos" w:hAnsi="Aptos"/>
+                <w:b/>
+                <w:color w:val="FFFFFF"/>
+                <w:sz w:val="17"/>
+              </w:rPr>
+              <w:t>Layer</w:t>
+            </w:r>
+          </w:p>
+        </w:tc>
+        <w:tc>
+          <w:tcPr>
+            <w:tcW w:type="dxa" w:w="8640"/>
+            <w:vAlign w:val="center"/>
+            <w:shd w:fill="18365D"/>
+          </w:tcPr>
+          <w:p>
+            <w:pPr>
+              <w:spacing w:after="0"/>
+            </w:pPr>
+            <w:r/>
+            <w:r>
+              <w:rPr>
+                <w:rFonts w:ascii="Aptos" w:hAnsi="Aptos"/>
+                <w:b/>
+                <w:color w:val="FFFFFF"/>
+                <w:sz w:val="17"/>
+              </w:rPr>
+              <w:t>A strong design answer</w:t>
+            </w:r>
+          </w:p>
+        </w:tc>
+      </w:tr>
+      <w:tr>
+        <w:tc>
+          <w:tcPr>
+            <w:tcW w:type="dxa" w:w="1944"/>
+            <w:vAlign w:val="center"/>
+          </w:tcPr>
+          <w:p>
+            <w:pPr>
+              <w:spacing w:after="0"/>
+            </w:pPr>
+            <w:r/>
+            <w:r>
+              <w:rPr>
+                <w:rFonts w:ascii="Aptos" w:hAnsi="Aptos"/>
+                <w:b w:val="0"/>
+                <w:sz w:val="16"/>
+              </w:rPr>
+              <w:t>Content ingestion</w:t>
+            </w:r>
+          </w:p>
+        </w:tc>
+        <w:tc>
+          <w:tcPr>
+            <w:tcW w:type="dxa" w:w="8640"/>
+            <w:vAlign w:val="center"/>
+          </w:tcPr>
+          <w:p>
+            <w:pPr>
+              <w:spacing w:after="0"/>
+            </w:pPr>
+            <w:r/>
+            <w:r>
+              <w:rPr>
+                <w:rFonts w:ascii="Aptos" w:hAnsi="Aptos"/>
+                <w:b w:val="0"/>
+                <w:sz w:val="16"/>
+              </w:rPr>
+              <w:t>Ingest lawyer-authored guidance, directive text and metadata. Preserve source document, version, effective date, jurisdiction, author and permissions.</w:t>
+            </w:r>
+          </w:p>
+        </w:tc>
+      </w:tr>
+      <w:tr>
+        <w:tc>
+          <w:tcPr>
+            <w:tcW w:type="dxa" w:w="1944"/>
+            <w:vAlign w:val="center"/>
+            <w:shd w:fill="F7F9FB"/>
+          </w:tcPr>
+          <w:p>
+            <w:pPr>
+              <w:spacing w:after="0"/>
+            </w:pPr>
+            <w:r/>
+            <w:r>
+              <w:rPr>
+                <w:rFonts w:ascii="Aptos" w:hAnsi="Aptos"/>
+                <w:b w:val="0"/>
+                <w:sz w:val="16"/>
+              </w:rPr>
+              <w:t>Parsing / chunking</w:t>
+            </w:r>
+          </w:p>
+        </w:tc>
+        <w:tc>
+          <w:tcPr>
+            <w:tcW w:type="dxa" w:w="8640"/>
+            <w:vAlign w:val="center"/>
+            <w:shd w:fill="F7F9FB"/>
+          </w:tcPr>
+          <w:p>
+            <w:pPr>
+              <w:spacing w:after="0"/>
+            </w:pPr>
+            <w:r/>
+            <w:r>
+              <w:rPr>
+                <w:rFonts w:ascii="Aptos" w:hAnsi="Aptos"/>
+                <w:b w:val="0"/>
+                <w:sz w:val="16"/>
+              </w:rPr>
+              <w:t>Parse headings/articles/sections structurally. Chunk by semantic/legal boundaries rather than arbitrary character counts; retain parent-document and section IDs.</w:t>
+            </w:r>
+          </w:p>
+        </w:tc>
+      </w:tr>
+      <w:tr>
+        <w:tc>
+          <w:tcPr>
+            <w:tcW w:type="dxa" w:w="1944"/>
+            <w:vAlign w:val="center"/>
+          </w:tcPr>
+          <w:p>
+            <w:pPr>
+              <w:spacing w:after="0"/>
+            </w:pPr>
+            <w:r/>
+            <w:r>
+              <w:rPr>
+                <w:rFonts w:ascii="Aptos" w:hAnsi="Aptos"/>
+                <w:b w:val="0"/>
+                <w:sz w:val="16"/>
+              </w:rPr>
+              <w:t>Indexing</w:t>
+            </w:r>
+          </w:p>
+        </w:tc>
+        <w:tc>
+          <w:tcPr>
+            <w:tcW w:type="dxa" w:w="8640"/>
+            <w:vAlign w:val="center"/>
+          </w:tcPr>
+          <w:p>
+            <w:pPr>
+              <w:spacing w:after="0"/>
+            </w:pPr>
+            <w:r/>
+            <w:r>
+              <w:rPr>
+                <w:rFonts w:ascii="Aptos" w:hAnsi="Aptos"/>
+                <w:b w:val="0"/>
+                <w:sz w:val="16"/>
+              </w:rPr>
+              <w:t>Create embeddings and store chunks with metadata. Use a vector index plus keyword/hybrid retrieval where exact legal terms/citations matter.</w:t>
+            </w:r>
+          </w:p>
+        </w:tc>
+      </w:tr>
+      <w:tr>
+        <w:tc>
+          <w:tcPr>
+            <w:tcW w:type="dxa" w:w="1944"/>
+            <w:vAlign w:val="center"/>
+            <w:shd w:fill="F7F9FB"/>
+          </w:tcPr>
+          <w:p>
+            <w:pPr>
+              <w:spacing w:after="0"/>
+            </w:pPr>
+            <w:r/>
+            <w:r>
+              <w:rPr>
+                <w:rFonts w:ascii="Aptos" w:hAnsi="Aptos"/>
+                <w:b w:val="0"/>
+                <w:sz w:val="16"/>
+              </w:rPr>
+              <w:t>Query understanding</w:t>
+            </w:r>
+          </w:p>
+        </w:tc>
+        <w:tc>
+          <w:tcPr>
+            <w:tcW w:type="dxa" w:w="8640"/>
+            <w:vAlign w:val="center"/>
+            <w:shd w:fill="F7F9FB"/>
+          </w:tcPr>
+          <w:p>
+            <w:pPr>
+              <w:spacing w:after="0"/>
+            </w:pPr>
+            <w:r/>
+            <w:r>
+              <w:rPr>
+                <w:rFonts w:ascii="Aptos" w:hAnsi="Aptos"/>
+                <w:b w:val="0"/>
+                <w:sz w:val="16"/>
+              </w:rPr>
+              <w:t>Extract jurisdiction, topic and temporal constraints. Apply permission and metadata filters before retrieval.</w:t>
+            </w:r>
+          </w:p>
+        </w:tc>
+      </w:tr>
+      <w:tr>
+        <w:tc>
+          <w:tcPr>
+            <w:tcW w:type="dxa" w:w="1944"/>
+            <w:vAlign w:val="center"/>
+          </w:tcPr>
+          <w:p>
+            <w:pPr>
+              <w:spacing w:after="0"/>
+            </w:pPr>
+            <w:r/>
+            <w:r>
+              <w:rPr>
+                <w:rFonts w:ascii="Aptos" w:hAnsi="Aptos"/>
+                <w:b w:val="0"/>
+                <w:sz w:val="16"/>
+              </w:rPr>
+              <w:t>Retrieval</w:t>
+            </w:r>
+          </w:p>
+        </w:tc>
+        <w:tc>
+          <w:tcPr>
+            <w:tcW w:type="dxa" w:w="8640"/>
+            <w:vAlign w:val="center"/>
+          </w:tcPr>
+          <w:p>
+            <w:pPr>
+              <w:spacing w:after="0"/>
+            </w:pPr>
+            <w:r/>
+            <w:r>
+              <w:rPr>
+                <w:rFonts w:ascii="Aptos" w:hAnsi="Aptos"/>
+                <w:b w:val="0"/>
+                <w:sz w:val="16"/>
+              </w:rPr>
+              <w:t>Retrieve top candidates; optionally rerank. Prefer evidence diversity and authoritative/version-current content over raw similarity alone.</w:t>
+            </w:r>
+          </w:p>
+        </w:tc>
+      </w:tr>
+      <w:tr>
+        <w:tc>
+          <w:tcPr>
+            <w:tcW w:type="dxa" w:w="1944"/>
+            <w:vAlign w:val="center"/>
+            <w:shd w:fill="F7F9FB"/>
+          </w:tcPr>
+          <w:p>
+            <w:pPr>
+              <w:spacing w:after="0"/>
+            </w:pPr>
+            <w:r/>
+            <w:r>
+              <w:rPr>
+                <w:rFonts w:ascii="Aptos" w:hAnsi="Aptos"/>
+                <w:b w:val="0"/>
+                <w:sz w:val="16"/>
+              </w:rPr>
+              <w:t>Generation</w:t>
+            </w:r>
+          </w:p>
+        </w:tc>
+        <w:tc>
+          <w:tcPr>
+            <w:tcW w:type="dxa" w:w="8640"/>
+            <w:vAlign w:val="center"/>
+            <w:shd w:fill="F7F9FB"/>
+          </w:tcPr>
+          <w:p>
+            <w:pPr>
+              <w:spacing w:after="0"/>
+            </w:pPr>
+            <w:r/>
+            <w:r>
+              <w:rPr>
+                <w:rFonts w:ascii="Aptos" w:hAnsi="Aptos"/>
+                <w:b w:val="0"/>
+                <w:sz w:val="16"/>
+              </w:rPr>
+              <w:t>Prompt the model to answer only from retrieved evidence, distinguish uncertainty and attach citations/source excerpts.</w:t>
+            </w:r>
+          </w:p>
+        </w:tc>
+      </w:tr>
+      <w:tr>
+        <w:tc>
+          <w:tcPr>
+            <w:tcW w:type="dxa" w:w="1944"/>
+            <w:vAlign w:val="center"/>
+          </w:tcPr>
+          <w:p>
+            <w:pPr>
+              <w:spacing w:after="0"/>
+            </w:pPr>
+            <w:r/>
+            <w:r>
+              <w:rPr>
+                <w:rFonts w:ascii="Aptos" w:hAnsi="Aptos"/>
+                <w:b w:val="0"/>
+                <w:sz w:val="16"/>
+              </w:rPr>
+              <w:t>Validation</w:t>
+            </w:r>
+          </w:p>
+        </w:tc>
+        <w:tc>
+          <w:tcPr>
+            <w:tcW w:type="dxa" w:w="8640"/>
+            <w:vAlign w:val="center"/>
+          </w:tcPr>
+          <w:p>
+            <w:pPr>
+              <w:spacing w:after="0"/>
+            </w:pPr>
+            <w:r/>
+            <w:r>
+              <w:rPr>
+                <w:rFonts w:ascii="Aptos" w:hAnsi="Aptos"/>
+                <w:b w:val="0"/>
+                <w:sz w:val="16"/>
+              </w:rPr>
+              <w:t>Check citation existence, source/answer consistency, required fields and policy rules. For higher-risk output, keep lawyer review in the loop.</w:t>
+            </w:r>
+          </w:p>
+        </w:tc>
+      </w:tr>
+      <w:tr>
+        <w:tc>
+          <w:tcPr>
+            <w:tcW w:type="dxa" w:w="1944"/>
+            <w:vAlign w:val="center"/>
+            <w:shd w:fill="F7F9FB"/>
+          </w:tcPr>
+          <w:p>
+            <w:pPr>
+              <w:spacing w:after="0"/>
+            </w:pPr>
+            <w:r/>
+            <w:r>
+              <w:rPr>
+                <w:rFonts w:ascii="Aptos" w:hAnsi="Aptos"/>
+                <w:b w:val="0"/>
+                <w:sz w:val="16"/>
+              </w:rPr>
+              <w:t>Backend</w:t>
+            </w:r>
+          </w:p>
+        </w:tc>
+        <w:tc>
+          <w:tcPr>
+            <w:tcW w:type="dxa" w:w="8640"/>
+            <w:vAlign w:val="center"/>
+            <w:shd w:fill="F7F9FB"/>
+          </w:tcPr>
+          <w:p>
+            <w:pPr>
+              <w:spacing w:after="0"/>
+            </w:pPr>
+            <w:r/>
+            <w:r>
+              <w:rPr>
+                <w:rFonts w:ascii="Aptos" w:hAnsi="Aptos"/>
+                <w:b w:val="0"/>
+                <w:sz w:val="16"/>
+              </w:rPr>
+              <w:t>FastAPI service, async model calls, timeout/retry policy, request IDs, structured responses, caching where safe and background jobs for ingestion.</w:t>
+            </w:r>
+          </w:p>
+        </w:tc>
+      </w:tr>
+      <w:tr>
+        <w:tc>
+          <w:tcPr>
+            <w:tcW w:type="dxa" w:w="1944"/>
+            <w:vAlign w:val="center"/>
+          </w:tcPr>
+          <w:p>
+            <w:pPr>
+              <w:spacing w:after="0"/>
+            </w:pPr>
+            <w:r/>
+            <w:r>
+              <w:rPr>
+                <w:rFonts w:ascii="Aptos" w:hAnsi="Aptos"/>
+                <w:b w:val="0"/>
+                <w:sz w:val="16"/>
+              </w:rPr>
+              <w:t>Security</w:t>
+            </w:r>
+          </w:p>
+        </w:tc>
+        <w:tc>
+          <w:tcPr>
+            <w:tcW w:type="dxa" w:w="8640"/>
+            <w:vAlign w:val="center"/>
+          </w:tcPr>
+          <w:p>
+            <w:pPr>
+              <w:spacing w:after="0"/>
+            </w:pPr>
+            <w:r/>
+            <w:r>
+              <w:rPr>
+                <w:rFonts w:ascii="Aptos" w:hAnsi="Aptos"/>
+                <w:b w:val="0"/>
+                <w:sz w:val="16"/>
+              </w:rPr>
+              <w:t>Client-tenant deployment, least privilege, encryption, secrets management, audit logs, no cross-matter leakage, provider retention controls.</w:t>
+            </w:r>
+          </w:p>
+        </w:tc>
+      </w:tr>
+      <w:tr>
+        <w:tc>
+          <w:tcPr>
+            <w:tcW w:type="dxa" w:w="1944"/>
+            <w:vAlign w:val="center"/>
+            <w:shd w:fill="F7F9FB"/>
+          </w:tcPr>
+          <w:p>
+            <w:pPr>
+              <w:spacing w:after="0"/>
+            </w:pPr>
+            <w:r/>
+            <w:r>
+              <w:rPr>
+                <w:rFonts w:ascii="Aptos" w:hAnsi="Aptos"/>
+                <w:b w:val="0"/>
+                <w:sz w:val="16"/>
+              </w:rPr>
+              <w:t>Evaluation</w:t>
+            </w:r>
+          </w:p>
+        </w:tc>
+        <w:tc>
+          <w:tcPr>
+            <w:tcW w:type="dxa" w:w="8640"/>
+            <w:vAlign w:val="center"/>
+            <w:shd w:fill="F7F9FB"/>
+          </w:tcPr>
+          <w:p>
+            <w:pPr>
+              <w:spacing w:after="0"/>
+            </w:pPr>
+            <w:r/>
+            <w:r>
+              <w:rPr>
+                <w:rFonts w:ascii="Aptos" w:hAnsi="Aptos"/>
+                <w:b w:val="0"/>
+                <w:sz w:val="16"/>
+              </w:rPr>
+              <w:t>Golden lawyer-authored questions; retrieval recall/precision; answer faithfulness/citation correctness; task success and lawyer acceptance.</w:t>
+            </w:r>
+          </w:p>
+        </w:tc>
+      </w:tr>
+    </w:tbl>
+    <w:p>
+      <w:pPr>
+        <w:spacing w:after="0"/>
+      </w:pPr>
+    </w:p>
+    <w:p>
+      <w:pPr>
+        <w:spacing w:after="40"/>
+      </w:pPr>
+      <w:r>
+        <w:rPr>
+          <w:b/>
+          <w:color w:val="18365D"/>
+        </w:rPr>
+        <w:t>Q: Why RAG instead of fine-tuning for this use case?</w:t>
+      </w:r>
+    </w:p>
+    <w:p>
+      <w:pPr>
+        <w:spacing w:after="120"/>
+        <w:ind w:left="259"/>
+      </w:pPr>
+      <w:r>
+        <w:rPr>
+          <w:sz w:val="19"/>
+        </w:rPr>
+        <w:t>A: The key requirement is grounding answers in a changing, authoritative corpus with traceability. RAG lets the system retrieve current lawyer-authored material and cite it. Fine-tuning can influence model behaviour/style but is a poor primary mechanism for keeping legal knowledge current or proving where an answer came from.</w:t>
+      </w:r>
+    </w:p>
+    <w:p>
+      <w:pPr>
+        <w:spacing w:after="40"/>
+      </w:pPr>
+      <w:r>
+        <w:rPr>
+          <w:b/>
+          <w:color w:val="18365D"/>
+        </w:rPr>
+        <w:t>Q: How would you make the answer jurisdiction-specific?</w:t>
+      </w:r>
+    </w:p>
+    <w:p>
+      <w:pPr>
+        <w:spacing w:after="120"/>
+        <w:ind w:left="259"/>
+      </w:pPr>
+      <w:r>
+        <w:rPr>
+          <w:sz w:val="19"/>
+        </w:rPr>
+        <w:t>A: Model jurisdiction as first-class metadata. Parse it at ingestion, infer or ask for it at query time, apply metadata filtering before retrieval, and return the jurisdiction/source in the response. I would test cross-jurisdiction leakage explicitly because it is a high-risk failure mode.</w:t>
+      </w:r>
+    </w:p>
+    <w:p>
+      <w:pPr>
+        <w:spacing w:after="40"/>
+      </w:pPr>
+      <w:r>
+        <w:rPr>
+          <w:b/>
+          <w:color w:val="18365D"/>
+        </w:rPr>
+        <w:t>Q: What if retrieval returns no strong evidence?</w:t>
+      </w:r>
+    </w:p>
+    <w:p>
+      <w:pPr>
+        <w:spacing w:after="120"/>
+        <w:ind w:left="259"/>
+      </w:pPr>
+      <w:r>
+        <w:rPr>
+          <w:sz w:val="19"/>
+        </w:rPr>
+        <w:t>A: Fail safely: say that the corpus does not provide enough evidence, show the closest sources if useful, and avoid filling the gap from model memory. For a legal application, uncertainty is a product feature, not an embarrassment.</w:t>
+      </w:r>
+    </w:p>
+    <w:p>
+      <w:pPr>
+        <w:pStyle w:val="Heading1"/>
+      </w:pPr>
+      <w:r>
+        <w:t>48. RAG Questions Uwais Could Push On</w:t>
+      </w:r>
+    </w:p>
+    <w:tbl>
+      <w:tblPr>
+        <w:tblStyle w:val="TableGrid"/>
+        <w:tblW w:type="auto" w:w="0"/>
+        <w:jc w:val="center"/>
+        <w:tblLook w:firstColumn="1" w:firstRow="1" w:lastColumn="0" w:lastRow="0" w:noHBand="0" w:noVBand="1" w:val="04A0"/>
+      </w:tblPr>
+      <w:tblGrid>
+        <w:gridCol w:w="5141"/>
+        <w:gridCol w:w="5141"/>
+      </w:tblGrid>
+      <w:tr>
+        <w:trPr>
+          <w:tblHeader w:val="true"/>
+        </w:trPr>
+        <w:tc>
+          <w:tcPr>
+            <w:tcW w:type="dxa" w:w="3168"/>
+            <w:vAlign w:val="center"/>
+            <w:shd w:fill="18365D"/>
+          </w:tcPr>
+          <w:p>
+            <w:pPr>
+              <w:spacing w:after="0"/>
+            </w:pPr>
+            <w:r/>
+            <w:r>
+              <w:rPr>
+                <w:rFonts w:ascii="Aptos" w:hAnsi="Aptos"/>
+                <w:b/>
+                <w:color w:val="FFFFFF"/>
+                <w:sz w:val="17"/>
+              </w:rPr>
+              <w:t>Question</w:t>
+            </w:r>
+          </w:p>
+        </w:tc>
+        <w:tc>
+          <w:tcPr>
+            <w:tcW w:type="dxa" w:w="7344"/>
+            <w:vAlign w:val="center"/>
+            <w:shd w:fill="18365D"/>
+          </w:tcPr>
+          <w:p>
+            <w:pPr>
+              <w:spacing w:after="0"/>
+            </w:pPr>
+            <w:r/>
+            <w:r>
+              <w:rPr>
+                <w:rFonts w:ascii="Aptos" w:hAnsi="Aptos"/>
+                <w:b/>
+                <w:color w:val="FFFFFF"/>
+                <w:sz w:val="17"/>
+              </w:rPr>
+              <w:t>Good answer direction</w:t>
+            </w:r>
+          </w:p>
+        </w:tc>
+      </w:tr>
+      <w:tr>
+        <w:tc>
+          <w:tcPr>
+            <w:tcW w:type="dxa" w:w="3168"/>
+            <w:vAlign w:val="center"/>
+          </w:tcPr>
+          <w:p>
+            <w:pPr>
+              <w:spacing w:after="0"/>
+            </w:pPr>
+            <w:r/>
+            <w:r>
+              <w:rPr>
+                <w:rFonts w:ascii="Aptos" w:hAnsi="Aptos"/>
+                <w:b w:val="0"/>
+                <w:sz w:val="16"/>
+              </w:rPr>
+              <w:t>How do you choose chunk size?</w:t>
+            </w:r>
+          </w:p>
+        </w:tc>
+        <w:tc>
+          <w:tcPr>
+            <w:tcW w:type="dxa" w:w="7344"/>
+            <w:vAlign w:val="center"/>
+          </w:tcPr>
+          <w:p>
+            <w:pPr>
+              <w:spacing w:after="0"/>
+            </w:pPr>
+            <w:r/>
+            <w:r>
+              <w:rPr>
+                <w:rFonts w:ascii="Aptos" w:hAnsi="Aptos"/>
+                <w:b w:val="0"/>
+                <w:sz w:val="16"/>
+              </w:rPr>
+              <w:t>Use document structure and retrieval evaluation, not a magic token number. Legal clauses/articles should remain coherent; use overlap only where boundaries need context.</w:t>
+            </w:r>
+          </w:p>
+        </w:tc>
+      </w:tr>
+      <w:tr>
+        <w:tc>
+          <w:tcPr>
+            <w:tcW w:type="dxa" w:w="3168"/>
+            <w:vAlign w:val="center"/>
+            <w:shd w:fill="F7F9FB"/>
+          </w:tcPr>
+          <w:p>
+            <w:pPr>
+              <w:spacing w:after="0"/>
+            </w:pPr>
+            <w:r/>
+            <w:r>
+              <w:rPr>
+                <w:rFonts w:ascii="Aptos" w:hAnsi="Aptos"/>
+                <w:b w:val="0"/>
+                <w:sz w:val="16"/>
+              </w:rPr>
+              <w:t>Vector search or keyword search?</w:t>
+            </w:r>
+          </w:p>
+        </w:tc>
+        <w:tc>
+          <w:tcPr>
+            <w:tcW w:type="dxa" w:w="7344"/>
+            <w:vAlign w:val="center"/>
+            <w:shd w:fill="F7F9FB"/>
+          </w:tcPr>
+          <w:p>
+            <w:pPr>
+              <w:spacing w:after="0"/>
+            </w:pPr>
+            <w:r/>
+            <w:r>
+              <w:rPr>
+                <w:rFonts w:ascii="Aptos" w:hAnsi="Aptos"/>
+                <w:b w:val="0"/>
+                <w:sz w:val="16"/>
+              </w:rPr>
+              <w:t>Often hybrid. Embeddings help semantic queries; lexical/BM25-style retrieval helps exact legal phrases, citation numbers, defined terms and names.</w:t>
+            </w:r>
+          </w:p>
+        </w:tc>
+      </w:tr>
+      <w:tr>
+        <w:tc>
+          <w:tcPr>
+            <w:tcW w:type="dxa" w:w="3168"/>
+            <w:vAlign w:val="center"/>
+          </w:tcPr>
+          <w:p>
+            <w:pPr>
+              <w:spacing w:after="0"/>
+            </w:pPr>
+            <w:r/>
+            <w:r>
+              <w:rPr>
+                <w:rFonts w:ascii="Aptos" w:hAnsi="Aptos"/>
+                <w:b w:val="0"/>
+                <w:sz w:val="16"/>
+              </w:rPr>
+              <w:t>Why rerank?</w:t>
+            </w:r>
+          </w:p>
+        </w:tc>
+        <w:tc>
+          <w:tcPr>
+            <w:tcW w:type="dxa" w:w="7344"/>
+            <w:vAlign w:val="center"/>
+          </w:tcPr>
+          <w:p>
+            <w:pPr>
+              <w:spacing w:after="0"/>
+            </w:pPr>
+            <w:r/>
+            <w:r>
+              <w:rPr>
+                <w:rFonts w:ascii="Aptos" w:hAnsi="Aptos"/>
+                <w:b w:val="0"/>
+                <w:sz w:val="16"/>
+              </w:rPr>
+              <w:t>Initial retrieval optimises recall cheaply; a reranker can improve precision by scoring the smaller candidate set more carefully.</w:t>
+            </w:r>
+          </w:p>
+        </w:tc>
+      </w:tr>
+      <w:tr>
+        <w:tc>
+          <w:tcPr>
+            <w:tcW w:type="dxa" w:w="3168"/>
+            <w:vAlign w:val="center"/>
+            <w:shd w:fill="F7F9FB"/>
+          </w:tcPr>
+          <w:p>
+            <w:pPr>
+              <w:spacing w:after="0"/>
+            </w:pPr>
+            <w:r/>
+            <w:r>
+              <w:rPr>
+                <w:rFonts w:ascii="Aptos" w:hAnsi="Aptos"/>
+                <w:b w:val="0"/>
+                <w:sz w:val="16"/>
+              </w:rPr>
+              <w:t>How do you evaluate retrieval separately from generation?</w:t>
+            </w:r>
+          </w:p>
+        </w:tc>
+        <w:tc>
+          <w:tcPr>
+            <w:tcW w:type="dxa" w:w="7344"/>
+            <w:vAlign w:val="center"/>
+            <w:shd w:fill="F7F9FB"/>
+          </w:tcPr>
+          <w:p>
+            <w:pPr>
+              <w:spacing w:after="0"/>
+            </w:pPr>
+            <w:r/>
+            <w:r>
+              <w:rPr>
+                <w:rFonts w:ascii="Aptos" w:hAnsi="Aptos"/>
+                <w:b w:val="0"/>
+                <w:sz w:val="16"/>
+              </w:rPr>
+              <w:t>Create questions with known supporting passages. Measure whether the right evidence is in top-k before blaming the LLM for an answer failure.</w:t>
+            </w:r>
+          </w:p>
+        </w:tc>
+      </w:tr>
+      <w:tr>
+        <w:tc>
+          <w:tcPr>
+            <w:tcW w:type="dxa" w:w="3168"/>
+            <w:vAlign w:val="center"/>
+          </w:tcPr>
+          <w:p>
+            <w:pPr>
+              <w:spacing w:after="0"/>
+            </w:pPr>
+            <w:r/>
+            <w:r>
+              <w:rPr>
+                <w:rFonts w:ascii="Aptos" w:hAnsi="Aptos"/>
+                <w:b w:val="0"/>
+                <w:sz w:val="16"/>
+              </w:rPr>
+              <w:t>How do you handle document updates?</w:t>
+            </w:r>
+          </w:p>
+        </w:tc>
+        <w:tc>
+          <w:tcPr>
+            <w:tcW w:type="dxa" w:w="7344"/>
+            <w:vAlign w:val="center"/>
+          </w:tcPr>
+          <w:p>
+            <w:pPr>
+              <w:spacing w:after="0"/>
+            </w:pPr>
+            <w:r/>
+            <w:r>
+              <w:rPr>
+                <w:rFonts w:ascii="Aptos" w:hAnsi="Aptos"/>
+                <w:b w:val="0"/>
+                <w:sz w:val="16"/>
+              </w:rPr>
+              <w:t>Version documents; re-index changed chunks; preserve effective dates; invalidate stale derived data; make ingestion idempotent and auditable.</w:t>
+            </w:r>
+          </w:p>
+        </w:tc>
+      </w:tr>
+      <w:tr>
+        <w:tc>
+          <w:tcPr>
+            <w:tcW w:type="dxa" w:w="3168"/>
+            <w:vAlign w:val="center"/>
+            <w:shd w:fill="F7F9FB"/>
+          </w:tcPr>
+          <w:p>
+            <w:pPr>
+              <w:spacing w:after="0"/>
+            </w:pPr>
+            <w:r/>
+            <w:r>
+              <w:rPr>
+                <w:rFonts w:ascii="Aptos" w:hAnsi="Aptos"/>
+                <w:b w:val="0"/>
+                <w:sz w:val="16"/>
+              </w:rPr>
+              <w:t>How do you stop permission leakage?</w:t>
+            </w:r>
+          </w:p>
+        </w:tc>
+        <w:tc>
+          <w:tcPr>
+            <w:tcW w:type="dxa" w:w="7344"/>
+            <w:vAlign w:val="center"/>
+            <w:shd w:fill="F7F9FB"/>
+          </w:tcPr>
+          <w:p>
+            <w:pPr>
+              <w:spacing w:after="0"/>
+            </w:pPr>
+            <w:r/>
+            <w:r>
+              <w:rPr>
+                <w:rFonts w:ascii="Aptos" w:hAnsi="Aptos"/>
+                <w:b w:val="0"/>
+                <w:sz w:val="16"/>
+              </w:rPr>
+              <w:t>Enforce ACL/matter/tenant filters at retrieval, not just in the prompt. Authorisation belongs in the data-access layer.</w:t>
+            </w:r>
+          </w:p>
+        </w:tc>
+      </w:tr>
+      <w:tr>
+        <w:tc>
+          <w:tcPr>
+            <w:tcW w:type="dxa" w:w="3168"/>
+            <w:vAlign w:val="center"/>
+          </w:tcPr>
+          <w:p>
+            <w:pPr>
+              <w:spacing w:after="0"/>
+            </w:pPr>
+            <w:r/>
+            <w:r>
+              <w:rPr>
+                <w:rFonts w:ascii="Aptos" w:hAnsi="Aptos"/>
+                <w:b w:val="0"/>
+                <w:sz w:val="16"/>
+              </w:rPr>
+              <w:t>How do you stop prompt injection from documents?</w:t>
+            </w:r>
+          </w:p>
+        </w:tc>
+        <w:tc>
+          <w:tcPr>
+            <w:tcW w:type="dxa" w:w="7344"/>
+            <w:vAlign w:val="center"/>
+          </w:tcPr>
+          <w:p>
+            <w:pPr>
+              <w:spacing w:after="0"/>
+            </w:pPr>
+            <w:r/>
+            <w:r>
+              <w:rPr>
+                <w:rFonts w:ascii="Aptos" w:hAnsi="Aptos"/>
+                <w:b w:val="0"/>
+                <w:sz w:val="16"/>
+              </w:rPr>
+              <w:t>Treat retrieved text as untrusted data; separate system/tool instructions from content, restrict tools, validate actions, use allowlists and test adversarial documents.</w:t>
+            </w:r>
+          </w:p>
+        </w:tc>
+      </w:tr>
+      <w:tr>
+        <w:tc>
+          <w:tcPr>
+            <w:tcW w:type="dxa" w:w="3168"/>
+            <w:vAlign w:val="center"/>
+            <w:shd w:fill="F7F9FB"/>
+          </w:tcPr>
+          <w:p>
+            <w:pPr>
+              <w:spacing w:after="0"/>
+            </w:pPr>
+            <w:r/>
+            <w:r>
+              <w:rPr>
+                <w:rFonts w:ascii="Aptos" w:hAnsi="Aptos"/>
+                <w:b w:val="0"/>
+                <w:sz w:val="16"/>
+              </w:rPr>
+              <w:t>How do you cite reliably?</w:t>
+            </w:r>
+          </w:p>
+        </w:tc>
+        <w:tc>
+          <w:tcPr>
+            <w:tcW w:type="dxa" w:w="7344"/>
+            <w:vAlign w:val="center"/>
+            <w:shd w:fill="F7F9FB"/>
+          </w:tcPr>
+          <w:p>
+            <w:pPr>
+              <w:spacing w:after="0"/>
+            </w:pPr>
+            <w:r/>
+            <w:r>
+              <w:rPr>
+                <w:rFonts w:ascii="Aptos" w:hAnsi="Aptos"/>
+                <w:b w:val="0"/>
+                <w:sz w:val="16"/>
+              </w:rPr>
+              <w:t>Carry source IDs/page/section metadata through retrieval, require structured citation fields, validate that cited IDs were actually retrieved, and render links/excerpts from trusted metadata.</w:t>
+            </w:r>
+          </w:p>
+        </w:tc>
+      </w:tr>
+    </w:tbl>
+    <w:p>
+      <w:pPr>
+        <w:spacing w:after="0"/>
+      </w:pPr>
+    </w:p>
+    <w:p>
+      <w:pPr>
+        <w:pStyle w:val="Heading1"/>
+      </w:pPr>
+      <w:r>
+        <w:t>49. Case Study Drill: Why Simplexico Used Regex Instead of an LLM</w:t>
+      </w:r>
+    </w:p>
+    <w:tbl>
+      <w:tblPr>
+        <w:tblStyle w:val="TableGrid"/>
+        <w:tblW w:type="auto" w:w="0"/>
+        <w:tblLook w:firstColumn="1" w:firstRow="1" w:lastColumn="0" w:lastRow="0" w:noHBand="0" w:noVBand="1" w:val="04A0"/>
+      </w:tblPr>
+      <w:tblGrid>
+        <w:gridCol w:w="10282"/>
+      </w:tblGrid>
+      <w:tr>
+        <w:trPr>
+          <w:tblHeader w:val="true"/>
+        </w:trPr>
+        <w:tc>
+          <w:tcPr>
+            <w:tcW w:type="dxa" w:w="10282"/>
+            <w:shd w:fill="D9EAF7"/>
+          </w:tcPr>
+          <w:p>
+            <w:pPr>
+              <w:spacing w:after="60"/>
+            </w:pPr>
+            <w:r/>
+            <w:r>
+              <w:rPr>
+                <w:b/>
+                <w:color w:val="18365D"/>
+                <w:sz w:val="20"/>
+              </w:rPr>
+              <w:t>Public case-study facts</w:t>
+              <w:br/>
+            </w:r>
+            <w:r>
+              <w:rPr>
+                <w:sz w:val="18"/>
+              </w:rPr>
+              <w:t>For Briink's EU Taxonomy project, Simplexico needed to identify standardised legal citations and map them to EUR-Lex links. The case study says annotated training data was unavailable, the citation structure was standardised, so the team chose a rules-based regex approach. They built a 390+ example test set and reported an average F1 score of about 94%.</w:t>
+            </w:r>
+          </w:p>
+        </w:tc>
+      </w:tr>
+    </w:tbl>
+    <w:p>
+      <w:pPr>
+        <w:spacing w:after="0"/>
+      </w:pPr>
+    </w:p>
+    <w:p>
+      <w:pPr>
+        <w:spacing w:after="40"/>
+      </w:pPr>
+      <w:r>
+        <w:rPr>
+          <w:b/>
+          <w:color w:val="18365D"/>
+        </w:rPr>
+        <w:t>Q: Why was regex a sensible choice?</w:t>
+      </w:r>
+    </w:p>
+    <w:p>
+      <w:pPr>
+        <w:spacing w:after="120"/>
+        <w:ind w:left="259"/>
+      </w:pPr>
+      <w:r>
+        <w:rPr>
+          <w:sz w:val="19"/>
+        </w:rPr>
+        <w:t>A: The entities had a standardised syntax, deterministic output was desirable, labelled training data was scarce, and regex is cheap, fast and explainable. An LLM would add latency, cost and nondeterminism without necessarily improving the core pattern-matching problem.</w:t>
+      </w:r>
+    </w:p>
+    <w:p>
+      <w:pPr>
+        <w:spacing w:after="40"/>
+      </w:pPr>
+      <w:r>
+        <w:rPr>
+          <w:b/>
+          <w:color w:val="18365D"/>
+        </w:rPr>
+        <w:t>Q: When would you move beyond regex?</w:t>
+      </w:r>
+    </w:p>
+    <w:p>
+      <w:pPr>
+        <w:spacing w:after="120"/>
+        <w:ind w:left="259"/>
+      </w:pPr>
+      <w:r>
+        <w:rPr>
+          <w:sz w:val="19"/>
+        </w:rPr>
+        <w:t>A: When citation variation becomes too broad or context determines meaning. I would first quantify the error classes. Options could include a parser, a lightweight NER model, hybrid rules plus ML, or an LLM only for ambiguous leftovers rather than replacing a reliable deterministic core.</w:t>
+      </w:r>
+    </w:p>
+    <w:p>
+      <w:pPr>
+        <w:spacing w:after="40"/>
+      </w:pPr>
+      <w:r>
+        <w:rPr>
+          <w:b/>
+          <w:color w:val="18365D"/>
+        </w:rPr>
+        <w:t>Q: What does F1 measure?</w:t>
+      </w:r>
+    </w:p>
+    <w:p>
+      <w:pPr>
+        <w:spacing w:after="120"/>
+        <w:ind w:left="259"/>
+      </w:pPr>
+      <w:r>
+        <w:rPr>
+          <w:sz w:val="19"/>
+        </w:rPr>
+        <w:t>A: F1 is the harmonic mean of precision and recall: 2 * precision * recall / (precision + recall). Precision asks “of the citations I predicted, how many were correct?” Recall asks “of the real citations, how many did I find?” F1 balances both.</w:t>
+      </w:r>
+    </w:p>
+    <w:tbl>
+      <w:tblPr>
+        <w:tblStyle w:val="TableGrid"/>
+        <w:tblW w:type="auto" w:w="0"/>
+        <w:jc w:val="center"/>
+        <w:tblLook w:firstColumn="1" w:firstRow="1" w:lastColumn="0" w:lastRow="0" w:noHBand="0" w:noVBand="1" w:val="04A0"/>
+      </w:tblPr>
+      <w:tblGrid>
+        <w:gridCol w:w="5141"/>
+        <w:gridCol w:w="5141"/>
+      </w:tblGrid>
+      <w:tr>
+        <w:trPr>
+          <w:tblHeader w:val="true"/>
+        </w:trPr>
+        <w:tc>
+          <w:tcPr>
+            <w:tcW w:type="dxa" w:w="3456"/>
+            <w:vAlign w:val="center"/>
+            <w:shd w:fill="18365D"/>
+          </w:tcPr>
+          <w:p>
+            <w:pPr>
+              <w:spacing w:after="0"/>
+            </w:pPr>
+            <w:r/>
+            <w:r>
+              <w:rPr>
+                <w:rFonts w:ascii="Aptos" w:hAnsi="Aptos"/>
+                <w:b/>
+                <w:color w:val="FFFFFF"/>
+                <w:sz w:val="17"/>
+              </w:rPr>
+              <w:t>Potential failure</w:t>
+            </w:r>
+          </w:p>
+        </w:tc>
+        <w:tc>
+          <w:tcPr>
+            <w:tcW w:type="dxa" w:w="7056"/>
+            <w:vAlign w:val="center"/>
+            <w:shd w:fill="18365D"/>
+          </w:tcPr>
+          <w:p>
+            <w:pPr>
+              <w:spacing w:after="0"/>
+            </w:pPr>
+            <w:r/>
+            <w:r>
+              <w:rPr>
+                <w:rFonts w:ascii="Aptos" w:hAnsi="Aptos"/>
+                <w:b/>
+                <w:color w:val="FFFFFF"/>
+                <w:sz w:val="17"/>
+              </w:rPr>
+              <w:t>How to improve</w:t>
+            </w:r>
+          </w:p>
+        </w:tc>
+      </w:tr>
+      <w:tr>
+        <w:tc>
+          <w:tcPr>
+            <w:tcW w:type="dxa" w:w="3456"/>
+            <w:vAlign w:val="center"/>
+          </w:tcPr>
+          <w:p>
+            <w:pPr>
+              <w:spacing w:after="0"/>
+            </w:pPr>
+            <w:r/>
+            <w:r>
+              <w:rPr>
+                <w:rFonts w:ascii="Aptos" w:hAnsi="Aptos"/>
+                <w:b w:val="0"/>
+                <w:sz w:val="16"/>
+              </w:rPr>
+              <w:t>False positive on normal text that resembles a citation</w:t>
+            </w:r>
+          </w:p>
+        </w:tc>
+        <w:tc>
+          <w:tcPr>
+            <w:tcW w:type="dxa" w:w="7056"/>
+            <w:vAlign w:val="center"/>
+          </w:tcPr>
+          <w:p>
+            <w:pPr>
+              <w:spacing w:after="0"/>
+            </w:pPr>
+            <w:r/>
+            <w:r>
+              <w:rPr>
+                <w:rFonts w:ascii="Aptos" w:hAnsi="Aptos"/>
+                <w:b w:val="0"/>
+                <w:sz w:val="16"/>
+              </w:rPr>
+              <w:t>Tighten contextual pattern, add negative examples, parse surrounding tokens and jurisdiction/source conventions.</w:t>
+            </w:r>
+          </w:p>
+        </w:tc>
+      </w:tr>
+      <w:tr>
+        <w:tc>
+          <w:tcPr>
+            <w:tcW w:type="dxa" w:w="3456"/>
+            <w:vAlign w:val="center"/>
+            <w:shd w:fill="F7F9FB"/>
+          </w:tcPr>
+          <w:p>
+            <w:pPr>
+              <w:spacing w:after="0"/>
+            </w:pPr>
+            <w:r/>
+            <w:r>
+              <w:rPr>
+                <w:rFonts w:ascii="Aptos" w:hAnsi="Aptos"/>
+                <w:b w:val="0"/>
+                <w:sz w:val="16"/>
+              </w:rPr>
+              <w:t>Missed uncommon citation form</w:t>
+            </w:r>
+          </w:p>
+        </w:tc>
+        <w:tc>
+          <w:tcPr>
+            <w:tcW w:type="dxa" w:w="7056"/>
+            <w:vAlign w:val="center"/>
+            <w:shd w:fill="F7F9FB"/>
+          </w:tcPr>
+          <w:p>
+            <w:pPr>
+              <w:spacing w:after="0"/>
+            </w:pPr>
+            <w:r/>
+            <w:r>
+              <w:rPr>
+                <w:rFonts w:ascii="Aptos" w:hAnsi="Aptos"/>
+                <w:b w:val="0"/>
+                <w:sz w:val="16"/>
+              </w:rPr>
+              <w:t>Add representative samples to the test corpus, parameterise patterns, or route ambiguous text through a second-stage classifier.</w:t>
+            </w:r>
+          </w:p>
+        </w:tc>
+      </w:tr>
+      <w:tr>
+        <w:tc>
+          <w:tcPr>
+            <w:tcW w:type="dxa" w:w="3456"/>
+            <w:vAlign w:val="center"/>
+          </w:tcPr>
+          <w:p>
+            <w:pPr>
+              <w:spacing w:after="0"/>
+            </w:pPr>
+            <w:r/>
+            <w:r>
+              <w:rPr>
+                <w:rFonts w:ascii="Aptos" w:hAnsi="Aptos"/>
+                <w:b w:val="0"/>
+                <w:sz w:val="16"/>
+              </w:rPr>
+              <w:t>Correct entity, wrong hyperlink</w:t>
+            </w:r>
+          </w:p>
+        </w:tc>
+        <w:tc>
+          <w:tcPr>
+            <w:tcW w:type="dxa" w:w="7056"/>
+            <w:vAlign w:val="center"/>
+          </w:tcPr>
+          <w:p>
+            <w:pPr>
+              <w:spacing w:after="0"/>
+            </w:pPr>
+            <w:r/>
+            <w:r>
+              <w:rPr>
+                <w:rFonts w:ascii="Aptos" w:hAnsi="Aptos"/>
+                <w:b w:val="0"/>
+                <w:sz w:val="16"/>
+              </w:rPr>
+              <w:t>Separate extraction evaluation from resolution/linking evaluation; validate identifiers against authoritative EUR-Lex metadata.</w:t>
+            </w:r>
+          </w:p>
+        </w:tc>
+      </w:tr>
+      <w:tr>
+        <w:tc>
+          <w:tcPr>
+            <w:tcW w:type="dxa" w:w="3456"/>
+            <w:vAlign w:val="center"/>
+            <w:shd w:fill="F7F9FB"/>
+          </w:tcPr>
+          <w:p>
+            <w:pPr>
+              <w:spacing w:after="0"/>
+            </w:pPr>
+            <w:r/>
+            <w:r>
+              <w:rPr>
+                <w:rFonts w:ascii="Aptos" w:hAnsi="Aptos"/>
+                <w:b w:val="0"/>
+                <w:sz w:val="16"/>
+              </w:rPr>
+              <w:t>Regulation changes</w:t>
+            </w:r>
+          </w:p>
+        </w:tc>
+        <w:tc>
+          <w:tcPr>
+            <w:tcW w:type="dxa" w:w="7056"/>
+            <w:vAlign w:val="center"/>
+            <w:shd w:fill="F7F9FB"/>
+          </w:tcPr>
+          <w:p>
+            <w:pPr>
+              <w:spacing w:after="0"/>
+            </w:pPr>
+            <w:r/>
+            <w:r>
+              <w:rPr>
+                <w:rFonts w:ascii="Aptos" w:hAnsi="Aptos"/>
+                <w:b w:val="0"/>
+                <w:sz w:val="16"/>
+              </w:rPr>
+              <w:t>Keep pipeline deterministic/idempotent, version patterns, rerun the test suite and re-enrich new source text automatically.</w:t>
+            </w:r>
+          </w:p>
+        </w:tc>
+      </w:tr>
+    </w:tbl>
+    <w:p>
+      <w:pPr>
+        <w:spacing w:after="0"/>
+      </w:pPr>
+    </w:p>
+    <w:tbl>
+      <w:tblPr>
+        <w:tblStyle w:val="TableGrid"/>
+        <w:tblW w:type="auto" w:w="0"/>
+        <w:tblLook w:firstColumn="1" w:firstRow="1" w:lastColumn="0" w:lastRow="0" w:noHBand="0" w:noVBand="1" w:val="04A0"/>
+      </w:tblPr>
+      <w:tblGrid>
+        <w:gridCol w:w="10282"/>
+      </w:tblGrid>
+      <w:tr>
+        <w:trPr>
+          <w:tblHeader w:val="true"/>
+        </w:trPr>
+        <w:tc>
+          <w:tcPr>
+            <w:tcW w:type="dxa" w:w="10282"/>
+            <w:shd w:fill="E2F0D9"/>
+          </w:tcPr>
+          <w:p>
+            <w:pPr>
+              <w:spacing w:after="60"/>
+            </w:pPr>
+            <w:r/>
+            <w:r>
+              <w:rPr>
+                <w:b/>
+                <w:color w:val="18365D"/>
+                <w:sz w:val="20"/>
+              </w:rPr>
+              <w:t>Excellent interview point</w:t>
+              <w:br/>
+            </w:r>
+            <w:r>
+              <w:rPr>
+                <w:sz w:val="18"/>
+              </w:rPr>
+              <w:t>This case study is evidence that “AI Engineer” at Simplexico probably does not mean “use an LLM for everything”. Showing restraint and choosing the simplest reliable technique is likely to land well.</w:t>
+            </w:r>
+          </w:p>
+        </w:tc>
+      </w:tr>
+    </w:tbl>
+    <w:p>
+      <w:pPr>
+        <w:spacing w:after="0"/>
+      </w:pPr>
+    </w:p>
+    <w:p>
+      <w:pPr>
+        <w:pStyle w:val="Heading1"/>
+      </w:pPr>
+      <w:r>
+        <w:t>50. Educate -&gt; Explore -&gt; Enable as an Engineering Lifecycle</w:t>
+      </w:r>
+    </w:p>
+    <w:tbl>
+      <w:tblPr>
+        <w:tblStyle w:val="TableGrid"/>
+        <w:tblW w:type="auto" w:w="0"/>
+        <w:jc w:val="center"/>
+        <w:tblLook w:firstColumn="1" w:firstRow="1" w:lastColumn="0" w:lastRow="0" w:noHBand="0" w:noVBand="1" w:val="04A0"/>
+      </w:tblPr>
+      <w:tblGrid>
+        <w:gridCol w:w="3427"/>
+        <w:gridCol w:w="3427"/>
+        <w:gridCol w:w="3427"/>
+      </w:tblGrid>
+      <w:tr>
+        <w:trPr>
+          <w:tblHeader w:val="true"/>
+        </w:trPr>
+        <w:tc>
+          <w:tcPr>
+            <w:tcW w:type="dxa" w:w="1440"/>
+            <w:vAlign w:val="center"/>
+            <w:shd w:fill="18365D"/>
+          </w:tcPr>
+          <w:p>
+            <w:pPr>
+              <w:spacing w:after="0"/>
+            </w:pPr>
+            <w:r/>
+            <w:r>
+              <w:rPr>
+                <w:rFonts w:ascii="Aptos" w:hAnsi="Aptos"/>
+                <w:b/>
+                <w:color w:val="FFFFFF"/>
+                <w:sz w:val="17"/>
+              </w:rPr>
+              <w:t>Phase</w:t>
+            </w:r>
+          </w:p>
+        </w:tc>
+        <w:tc>
+          <w:tcPr>
+            <w:tcW w:type="dxa" w:w="4824"/>
+            <w:vAlign w:val="center"/>
+            <w:shd w:fill="18365D"/>
+          </w:tcPr>
+          <w:p>
+            <w:pPr>
+              <w:spacing w:after="0"/>
+            </w:pPr>
+            <w:r/>
+            <w:r>
+              <w:rPr>
+                <w:rFonts w:ascii="Aptos" w:hAnsi="Aptos"/>
+                <w:b/>
+                <w:color w:val="FFFFFF"/>
+                <w:sz w:val="17"/>
+              </w:rPr>
+              <w:t>Engineering interpretation</w:t>
+            </w:r>
+          </w:p>
+        </w:tc>
+        <w:tc>
+          <w:tcPr>
+            <w:tcW w:type="dxa" w:w="4536"/>
+            <w:vAlign w:val="center"/>
+            <w:shd w:fill="18365D"/>
+          </w:tcPr>
+          <w:p>
+            <w:pPr>
+              <w:spacing w:after="0"/>
+            </w:pPr>
+            <w:r/>
+            <w:r>
+              <w:rPr>
+                <w:rFonts w:ascii="Aptos" w:hAnsi="Aptos"/>
+                <w:b/>
+                <w:color w:val="FFFFFF"/>
+                <w:sz w:val="17"/>
+              </w:rPr>
+              <w:t>What you should say</w:t>
+            </w:r>
+          </w:p>
+        </w:tc>
+      </w:tr>
+      <w:tr>
+        <w:tc>
+          <w:tcPr>
+            <w:tcW w:type="dxa" w:w="1440"/>
+            <w:vAlign w:val="center"/>
+          </w:tcPr>
+          <w:p>
+            <w:pPr>
+              <w:spacing w:after="0"/>
+            </w:pPr>
+            <w:r/>
+            <w:r>
+              <w:rPr>
+                <w:rFonts w:ascii="Aptos" w:hAnsi="Aptos"/>
+                <w:b w:val="0"/>
+                <w:sz w:val="16"/>
+              </w:rPr>
+              <w:t>EDUCATE</w:t>
+            </w:r>
+          </w:p>
+        </w:tc>
+        <w:tc>
+          <w:tcPr>
+            <w:tcW w:type="dxa" w:w="4824"/>
+            <w:vAlign w:val="center"/>
+          </w:tcPr>
+          <w:p>
+            <w:pPr>
+              <w:spacing w:after="0"/>
+            </w:pPr>
+            <w:r/>
+            <w:r>
+              <w:rPr>
+                <w:rFonts w:ascii="Aptos" w:hAnsi="Aptos"/>
+                <w:b w:val="0"/>
+                <w:sz w:val="16"/>
+              </w:rPr>
+              <w:t>Understand user workflow, AI capability/limitations, data readiness and risk. Build a common vocabulary with lawyers/innovation teams.</w:t>
+            </w:r>
+          </w:p>
+        </w:tc>
+        <w:tc>
+          <w:tcPr>
+            <w:tcW w:type="dxa" w:w="4536"/>
+            <w:vAlign w:val="center"/>
+          </w:tcPr>
+          <w:p>
+            <w:pPr>
+              <w:spacing w:after="0"/>
+            </w:pPr>
+            <w:r/>
+            <w:r>
+              <w:rPr>
+                <w:rFonts w:ascii="Aptos" w:hAnsi="Aptos"/>
+                <w:b w:val="0"/>
+                <w:sz w:val="16"/>
+              </w:rPr>
+              <w:t>“Before proposing architecture I want to understand the actual task, where judgement sits, what evidence users rely on and what a bad answer costs.”</w:t>
+            </w:r>
+          </w:p>
+        </w:tc>
+      </w:tr>
+      <w:tr>
+        <w:tc>
+          <w:tcPr>
+            <w:tcW w:type="dxa" w:w="1440"/>
+            <w:vAlign w:val="center"/>
+            <w:shd w:fill="F7F9FB"/>
+          </w:tcPr>
+          <w:p>
+            <w:pPr>
+              <w:spacing w:after="0"/>
+            </w:pPr>
+            <w:r/>
+            <w:r>
+              <w:rPr>
+                <w:rFonts w:ascii="Aptos" w:hAnsi="Aptos"/>
+                <w:b w:val="0"/>
+                <w:sz w:val="16"/>
+              </w:rPr>
+              <w:t>EXPLORE</w:t>
+            </w:r>
+          </w:p>
+        </w:tc>
+        <w:tc>
+          <w:tcPr>
+            <w:tcW w:type="dxa" w:w="4824"/>
+            <w:vAlign w:val="center"/>
+            <w:shd w:fill="F7F9FB"/>
+          </w:tcPr>
+          <w:p>
+            <w:pPr>
+              <w:spacing w:after="0"/>
+            </w:pPr>
+            <w:r/>
+            <w:r>
+              <w:rPr>
+                <w:rFonts w:ascii="Aptos" w:hAnsi="Aptos"/>
+                <w:b w:val="0"/>
+                <w:sz w:val="16"/>
+              </w:rPr>
+              <w:t>Prototype one narrow use case; build a representative evaluation set; test usability with lawyers; establish latency/cost/quality baseline.</w:t>
+            </w:r>
+          </w:p>
+        </w:tc>
+        <w:tc>
+          <w:tcPr>
+            <w:tcW w:type="dxa" w:w="4536"/>
+            <w:vAlign w:val="center"/>
+            <w:shd w:fill="F7F9FB"/>
+          </w:tcPr>
+          <w:p>
+            <w:pPr>
+              <w:spacing w:after="0"/>
+            </w:pPr>
+            <w:r/>
+            <w:r>
+              <w:rPr>
+                <w:rFonts w:ascii="Aptos" w:hAnsi="Aptos"/>
+                <w:b w:val="0"/>
+                <w:sz w:val="16"/>
+              </w:rPr>
+              <w:t>“I would deliberately constrain the first prototype, capture failure cases and prove value with measurable task-level metrics.”</w:t>
+            </w:r>
+          </w:p>
+        </w:tc>
+      </w:tr>
+      <w:tr>
+        <w:tc>
+          <w:tcPr>
+            <w:tcW w:type="dxa" w:w="1440"/>
+            <w:vAlign w:val="center"/>
+          </w:tcPr>
+          <w:p>
+            <w:pPr>
+              <w:spacing w:after="0"/>
+            </w:pPr>
+            <w:r/>
+            <w:r>
+              <w:rPr>
+                <w:rFonts w:ascii="Aptos" w:hAnsi="Aptos"/>
+                <w:b w:val="0"/>
+                <w:sz w:val="16"/>
+              </w:rPr>
+              <w:t>ENABLE</w:t>
+            </w:r>
+          </w:p>
+        </w:tc>
+        <w:tc>
+          <w:tcPr>
+            <w:tcW w:type="dxa" w:w="4824"/>
+            <w:vAlign w:val="center"/>
+          </w:tcPr>
+          <w:p>
+            <w:pPr>
+              <w:spacing w:after="0"/>
+            </w:pPr>
+            <w:r/>
+            <w:r>
+              <w:rPr>
+                <w:rFonts w:ascii="Aptos" w:hAnsi="Aptos"/>
+                <w:b w:val="0"/>
+                <w:sz w:val="16"/>
+              </w:rPr>
+              <w:t>Productionise: client-cloud deployment, auth, observability, CI/CD, data governance, support, training, feedback loop and adoption.</w:t>
+            </w:r>
+          </w:p>
+        </w:tc>
+        <w:tc>
+          <w:tcPr>
+            <w:tcW w:type="dxa" w:w="4536"/>
+            <w:vAlign w:val="center"/>
+          </w:tcPr>
+          <w:p>
+            <w:pPr>
+              <w:spacing w:after="0"/>
+            </w:pPr>
+            <w:r/>
+            <w:r>
+              <w:rPr>
+                <w:rFonts w:ascii="Aptos" w:hAnsi="Aptos"/>
+                <w:b w:val="0"/>
+                <w:sz w:val="16"/>
+              </w:rPr>
+              <w:t>“A prototype that demos well is not a production system. Enablement means reliability, security, maintainability and user adoption.”</w:t>
+            </w:r>
+          </w:p>
+        </w:tc>
+      </w:tr>
+    </w:tbl>
+    <w:p>
+      <w:pPr>
+        <w:spacing w:after="0"/>
+      </w:pPr>
+    </w:p>
+    <w:p>
+      <w:pPr>
+        <w:pStyle w:val="Heading1"/>
+      </w:pPr>
+      <w:r>
+        <w:t>51. If Uwais Gives You a Legal Workflow and Says “Where Would AI Help?”</w:t>
+      </w:r>
+    </w:p>
+    <w:p>
+      <w:pPr>
+        <w:spacing w:after="40"/>
+        <w:ind w:left="259" w:hanging="259"/>
+      </w:pPr>
+      <w:r/>
+      <w:r>
+        <w:t>1. Map the current workflow: actor, trigger, inputs, steps, decisions, outputs, hand-offs, pain points and time spent.</w:t>
+      </w:r>
+    </w:p>
+    <w:p>
+      <w:pPr>
+        <w:spacing w:after="40"/>
+        <w:ind w:left="259" w:hanging="259"/>
+      </w:pPr>
+      <w:r/>
+      <w:r>
+        <w:t>2. Separate deterministic work from judgement-heavy work. Parsing, routing, validation and known rules may not need an LLM.</w:t>
+      </w:r>
+    </w:p>
+    <w:p>
+      <w:pPr>
+        <w:spacing w:after="40"/>
+        <w:ind w:left="259" w:hanging="259"/>
+      </w:pPr>
+      <w:r/>
+      <w:r>
+        <w:t>3. Identify the knowledge source: contracts, precedents, policies, legislation, matter data, emails or lawyer expertise.</w:t>
+      </w:r>
+    </w:p>
+    <w:p>
+      <w:pPr>
+        <w:spacing w:after="40"/>
+        <w:ind w:left="259" w:hanging="259"/>
+      </w:pPr>
+      <w:r/>
+      <w:r>
+        <w:t>4. Define risk: what happens if the system is wrong? Advice, drafting and autonomous external actions require stronger controls than summarisation.</w:t>
+      </w:r>
+    </w:p>
+    <w:p>
+      <w:pPr>
+        <w:spacing w:after="40"/>
+        <w:ind w:left="259" w:hanging="259"/>
+      </w:pPr>
+      <w:r/>
+      <w:r>
+        <w:t>5. Choose one narrow task with repeat volume and measurable baseline, e.g. extracting clauses, triaging documents, surfacing precedent, or answering grounded questions.</w:t>
+      </w:r>
+    </w:p>
+    <w:p>
+      <w:pPr>
+        <w:spacing w:after="40"/>
+        <w:ind w:left="259" w:hanging="259"/>
+      </w:pPr>
+      <w:r/>
+      <w:r>
+        <w:t>6. Define success before building: quality threshold, lawyer acceptance, turnaround time, cost, citation/provenance accuracy and adoption.</w:t>
+      </w:r>
+    </w:p>
+    <w:p>
+      <w:pPr>
+        <w:spacing w:after="40"/>
+        <w:ind w:left="259" w:hanging="259"/>
+      </w:pPr>
+      <w:r/>
+      <w:r>
+        <w:t>7. Prototype with representative real-world edge cases; capture failures; decide whether the value justifies production investment.</w:t>
+      </w:r>
+    </w:p>
+    <w:tbl>
+      <w:tblPr>
+        <w:tblStyle w:val="TableGrid"/>
+        <w:tblW w:type="auto" w:w="0"/>
+        <w:tblLook w:firstColumn="1" w:firstRow="1" w:lastColumn="0" w:lastRow="0" w:noHBand="0" w:noVBand="1" w:val="04A0"/>
+      </w:tblPr>
+      <w:tblGrid>
+        <w:gridCol w:w="10282"/>
+      </w:tblGrid>
+      <w:tr>
+        <w:trPr>
+          <w:tblHeader w:val="true"/>
+        </w:trPr>
+        <w:tc>
+          <w:tcPr>
+            <w:tcW w:type="dxa" w:w="10282"/>
+            <w:shd w:fill="EEF5FA"/>
+          </w:tcPr>
+          <w:p>
+            <w:pPr>
+              <w:spacing w:after="60"/>
+            </w:pPr>
+            <w:r/>
+            <w:r>
+              <w:rPr>
+                <w:b/>
+                <w:color w:val="18365D"/>
+                <w:sz w:val="20"/>
+              </w:rPr>
+              <w:t>Example framing</w:t>
+              <w:br/>
+            </w:r>
+            <w:r>
+              <w:rPr>
+                <w:sz w:val="18"/>
+              </w:rPr>
+              <w:t>“For contract review, I would not start with ‘build an agent’. I would first identify the repetitive decision points. Perhaps v1 extracts a known set of clauses into a structured schema, cites the exact evidence and flags uncertainty. Once that is reliable, we can decide whether a broader workflow or agent adds enough value to justify the extra autonomy.”</w:t>
+            </w:r>
+          </w:p>
+        </w:tc>
+      </w:tr>
+    </w:tbl>
+    <w:p>
+      <w:pPr>
+        <w:spacing w:after="0"/>
+      </w:pPr>
+    </w:p>
+    <w:p>
+      <w:pPr>
+        <w:pStyle w:val="Heading1"/>
+      </w:pPr>
+      <w:r>
+        <w:t>52. Agents vs Workflows - Likely a Major Discussion</w:t>
+      </w:r>
+    </w:p>
+    <w:tbl>
+      <w:tblPr>
+        <w:tblStyle w:val="TableGrid"/>
+        <w:tblW w:type="auto" w:w="0"/>
+        <w:jc w:val="center"/>
+        <w:tblLook w:firstColumn="1" w:firstRow="1" w:lastColumn="0" w:lastRow="0" w:noHBand="0" w:noVBand="1" w:val="04A0"/>
+      </w:tblPr>
+      <w:tblGrid>
+        <w:gridCol w:w="2570"/>
+        <w:gridCol w:w="2570"/>
+        <w:gridCol w:w="2570"/>
+        <w:gridCol w:w="2570"/>
+      </w:tblGrid>
+      <w:tr>
+        <w:trPr>
+          <w:tblHeader w:val="true"/>
+        </w:trPr>
+        <w:tc>
+          <w:tcPr>
+            <w:tcW w:type="dxa" w:w="1944"/>
+            <w:vAlign w:val="center"/>
+            <w:shd w:fill="18365D"/>
+          </w:tcPr>
+          <w:p>
+            <w:pPr>
+              <w:spacing w:after="0"/>
+            </w:pPr>
+            <w:r/>
+            <w:r>
+              <w:rPr>
+                <w:rFonts w:ascii="Aptos" w:hAnsi="Aptos"/>
+                <w:b/>
+                <w:color w:val="FFFFFF"/>
+                <w:sz w:val="17"/>
+              </w:rPr>
+              <w:t>Approach</w:t>
+            </w:r>
+          </w:p>
+        </w:tc>
+        <w:tc>
+          <w:tcPr>
+            <w:tcW w:type="dxa" w:w="2880"/>
+            <w:vAlign w:val="center"/>
+            <w:shd w:fill="18365D"/>
+          </w:tcPr>
+          <w:p>
+            <w:pPr>
+              <w:spacing w:after="0"/>
+            </w:pPr>
+            <w:r/>
+            <w:r>
+              <w:rPr>
+                <w:rFonts w:ascii="Aptos" w:hAnsi="Aptos"/>
+                <w:b/>
+                <w:color w:val="FFFFFF"/>
+                <w:sz w:val="17"/>
+              </w:rPr>
+              <w:t>Use when</w:t>
+            </w:r>
+          </w:p>
+        </w:tc>
+        <w:tc>
+          <w:tcPr>
+            <w:tcW w:type="dxa" w:w="3528"/>
+            <w:vAlign w:val="center"/>
+            <w:shd w:fill="18365D"/>
+          </w:tcPr>
+          <w:p>
+            <w:pPr>
+              <w:spacing w:after="0"/>
+            </w:pPr>
+            <w:r/>
+            <w:r>
+              <w:rPr>
+                <w:rFonts w:ascii="Aptos" w:hAnsi="Aptos"/>
+                <w:b/>
+                <w:color w:val="FFFFFF"/>
+                <w:sz w:val="17"/>
+              </w:rPr>
+              <w:t>Legal-AI example</w:t>
+            </w:r>
+          </w:p>
+        </w:tc>
+        <w:tc>
+          <w:tcPr>
+            <w:tcW w:type="dxa" w:w="2880"/>
+            <w:vAlign w:val="center"/>
+            <w:shd w:fill="18365D"/>
+          </w:tcPr>
+          <w:p>
+            <w:pPr>
+              <w:spacing w:after="0"/>
+            </w:pPr>
+            <w:r/>
+            <w:r>
+              <w:rPr>
+                <w:rFonts w:ascii="Aptos" w:hAnsi="Aptos"/>
+                <w:b/>
+                <w:color w:val="FFFFFF"/>
+                <w:sz w:val="17"/>
+              </w:rPr>
+              <w:t>Main risk/control</w:t>
+            </w:r>
+          </w:p>
+        </w:tc>
+      </w:tr>
+      <w:tr>
+        <w:tc>
+          <w:tcPr>
+            <w:tcW w:type="dxa" w:w="1944"/>
+            <w:vAlign w:val="center"/>
+          </w:tcPr>
+          <w:p>
+            <w:pPr>
+              <w:spacing w:after="0"/>
+            </w:pPr>
+            <w:r/>
+            <w:r>
+              <w:rPr>
+                <w:rFonts w:ascii="Aptos" w:hAnsi="Aptos"/>
+                <w:b w:val="0"/>
+                <w:sz w:val="15"/>
+              </w:rPr>
+              <w:t>Deterministic workflow</w:t>
+            </w:r>
+          </w:p>
+        </w:tc>
+        <w:tc>
+          <w:tcPr>
+            <w:tcW w:type="dxa" w:w="2880"/>
+            <w:vAlign w:val="center"/>
+          </w:tcPr>
+          <w:p>
+            <w:pPr>
+              <w:spacing w:after="0"/>
+            </w:pPr>
+            <w:r/>
+            <w:r>
+              <w:rPr>
+                <w:rFonts w:ascii="Aptos" w:hAnsi="Aptos"/>
+                <w:b w:val="0"/>
+                <w:sz w:val="15"/>
+              </w:rPr>
+              <w:t>Steps and rules are known; auditability matters.</w:t>
+            </w:r>
+          </w:p>
+        </w:tc>
+        <w:tc>
+          <w:tcPr>
+            <w:tcW w:type="dxa" w:w="3528"/>
+            <w:vAlign w:val="center"/>
+          </w:tcPr>
+          <w:p>
+            <w:pPr>
+              <w:spacing w:after="0"/>
+            </w:pPr>
+            <w:r/>
+            <w:r>
+              <w:rPr>
+                <w:rFonts w:ascii="Aptos" w:hAnsi="Aptos"/>
+                <w:b w:val="0"/>
+                <w:sz w:val="15"/>
+              </w:rPr>
+              <w:t>Ingest -&gt; classify -&gt; retrieve -&gt; draft -&gt; cite -&gt; lawyer review.</w:t>
+            </w:r>
+          </w:p>
+        </w:tc>
+        <w:tc>
+          <w:tcPr>
+            <w:tcW w:type="dxa" w:w="2880"/>
+            <w:vAlign w:val="center"/>
+          </w:tcPr>
+          <w:p>
+            <w:pPr>
+              <w:spacing w:after="0"/>
+            </w:pPr>
+            <w:r/>
+            <w:r>
+              <w:rPr>
+                <w:rFonts w:ascii="Aptos" w:hAnsi="Aptos"/>
+                <w:b w:val="0"/>
+                <w:sz w:val="15"/>
+              </w:rPr>
+              <w:t>Reliable and testable; handle retries/idempotency and explicit state.</w:t>
+            </w:r>
+          </w:p>
+        </w:tc>
+      </w:tr>
+      <w:tr>
+        <w:tc>
+          <w:tcPr>
+            <w:tcW w:type="dxa" w:w="1944"/>
+            <w:vAlign w:val="center"/>
+            <w:shd w:fill="F7F9FB"/>
+          </w:tcPr>
+          <w:p>
+            <w:pPr>
+              <w:spacing w:after="0"/>
+            </w:pPr>
+            <w:r/>
+            <w:r>
+              <w:rPr>
+                <w:rFonts w:ascii="Aptos" w:hAnsi="Aptos"/>
+                <w:b w:val="0"/>
+                <w:sz w:val="15"/>
+              </w:rPr>
+              <w:t>LLM-assisted workflow</w:t>
+            </w:r>
+          </w:p>
+        </w:tc>
+        <w:tc>
+          <w:tcPr>
+            <w:tcW w:type="dxa" w:w="2880"/>
+            <w:vAlign w:val="center"/>
+            <w:shd w:fill="F7F9FB"/>
+          </w:tcPr>
+          <w:p>
+            <w:pPr>
+              <w:spacing w:after="0"/>
+            </w:pPr>
+            <w:r/>
+            <w:r>
+              <w:rPr>
+                <w:rFonts w:ascii="Aptos" w:hAnsi="Aptos"/>
+                <w:b w:val="0"/>
+                <w:sz w:val="15"/>
+              </w:rPr>
+              <w:t>A known step benefits from language understanding/generation.</w:t>
+            </w:r>
+          </w:p>
+        </w:tc>
+        <w:tc>
+          <w:tcPr>
+            <w:tcW w:type="dxa" w:w="3528"/>
+            <w:vAlign w:val="center"/>
+            <w:shd w:fill="F7F9FB"/>
+          </w:tcPr>
+          <w:p>
+            <w:pPr>
+              <w:spacing w:after="0"/>
+            </w:pPr>
+            <w:r/>
+            <w:r>
+              <w:rPr>
+                <w:rFonts w:ascii="Aptos" w:hAnsi="Aptos"/>
+                <w:b w:val="0"/>
+                <w:sz w:val="15"/>
+              </w:rPr>
+              <w:t>Extract obligations to JSON, summarise a clause, generate a first draft from approved sources.</w:t>
+            </w:r>
+          </w:p>
+        </w:tc>
+        <w:tc>
+          <w:tcPr>
+            <w:tcW w:type="dxa" w:w="2880"/>
+            <w:vAlign w:val="center"/>
+            <w:shd w:fill="F7F9FB"/>
+          </w:tcPr>
+          <w:p>
+            <w:pPr>
+              <w:spacing w:after="0"/>
+            </w:pPr>
+            <w:r/>
+            <w:r>
+              <w:rPr>
+                <w:rFonts w:ascii="Aptos" w:hAnsi="Aptos"/>
+                <w:b w:val="0"/>
+                <w:sz w:val="15"/>
+              </w:rPr>
+              <w:t>Schema validation, grounding, confidence/abstention, human review.</w:t>
+            </w:r>
+          </w:p>
+        </w:tc>
+      </w:tr>
+      <w:tr>
+        <w:tc>
+          <w:tcPr>
+            <w:tcW w:type="dxa" w:w="1944"/>
+            <w:vAlign w:val="center"/>
+          </w:tcPr>
+          <w:p>
+            <w:pPr>
+              <w:spacing w:after="0"/>
+            </w:pPr>
+            <w:r/>
+            <w:r>
+              <w:rPr>
+                <w:rFonts w:ascii="Aptos" w:hAnsi="Aptos"/>
+                <w:b w:val="0"/>
+                <w:sz w:val="15"/>
+              </w:rPr>
+              <w:t>Tool-using agent</w:t>
+            </w:r>
+          </w:p>
+        </w:tc>
+        <w:tc>
+          <w:tcPr>
+            <w:tcW w:type="dxa" w:w="2880"/>
+            <w:vAlign w:val="center"/>
+          </w:tcPr>
+          <w:p>
+            <w:pPr>
+              <w:spacing w:after="0"/>
+            </w:pPr>
+            <w:r/>
+            <w:r>
+              <w:rPr>
+                <w:rFonts w:ascii="Aptos" w:hAnsi="Aptos"/>
+                <w:b w:val="0"/>
+                <w:sz w:val="15"/>
+              </w:rPr>
+              <w:t>The system must choose among tools or adapt its path dynamically.</w:t>
+            </w:r>
+          </w:p>
+        </w:tc>
+        <w:tc>
+          <w:tcPr>
+            <w:tcW w:type="dxa" w:w="3528"/>
+            <w:vAlign w:val="center"/>
+          </w:tcPr>
+          <w:p>
+            <w:pPr>
+              <w:spacing w:after="0"/>
+            </w:pPr>
+            <w:r/>
+            <w:r>
+              <w:rPr>
+                <w:rFonts w:ascii="Aptos" w:hAnsi="Aptos"/>
+                <w:b w:val="0"/>
+                <w:sz w:val="15"/>
+              </w:rPr>
+              <w:t>Research assistant chooses search/retrieval tools and iteratively gathers evidence.</w:t>
+            </w:r>
+          </w:p>
+        </w:tc>
+        <w:tc>
+          <w:tcPr>
+            <w:tcW w:type="dxa" w:w="2880"/>
+            <w:vAlign w:val="center"/>
+          </w:tcPr>
+          <w:p>
+            <w:pPr>
+              <w:spacing w:after="0"/>
+            </w:pPr>
+            <w:r/>
+            <w:r>
+              <w:rPr>
+                <w:rFonts w:ascii="Aptos" w:hAnsi="Aptos"/>
+                <w:b w:val="0"/>
+                <w:sz w:val="15"/>
+              </w:rPr>
+              <w:t>Tool allowlist, permission scoping, step/time/token budgets, audit trail, approval before consequential actions.</w:t>
+            </w:r>
+          </w:p>
+        </w:tc>
+      </w:tr>
+      <w:tr>
+        <w:tc>
+          <w:tcPr>
+            <w:tcW w:type="dxa" w:w="1944"/>
+            <w:vAlign w:val="center"/>
+            <w:shd w:fill="F7F9FB"/>
+          </w:tcPr>
+          <w:p>
+            <w:pPr>
+              <w:spacing w:after="0"/>
+            </w:pPr>
+            <w:r/>
+            <w:r>
+              <w:rPr>
+                <w:rFonts w:ascii="Aptos" w:hAnsi="Aptos"/>
+                <w:b w:val="0"/>
+                <w:sz w:val="15"/>
+              </w:rPr>
+              <w:t>Multi-agent system</w:t>
+            </w:r>
+          </w:p>
+        </w:tc>
+        <w:tc>
+          <w:tcPr>
+            <w:tcW w:type="dxa" w:w="2880"/>
+            <w:vAlign w:val="center"/>
+            <w:shd w:fill="F7F9FB"/>
+          </w:tcPr>
+          <w:p>
+            <w:pPr>
+              <w:spacing w:after="0"/>
+            </w:pPr>
+            <w:r/>
+            <w:r>
+              <w:rPr>
+                <w:rFonts w:ascii="Aptos" w:hAnsi="Aptos"/>
+                <w:b w:val="0"/>
+                <w:sz w:val="15"/>
+              </w:rPr>
+              <w:t>Only where distinct roles/contexts truly improve the task.</w:t>
+            </w:r>
+          </w:p>
+        </w:tc>
+        <w:tc>
+          <w:tcPr>
+            <w:tcW w:type="dxa" w:w="3528"/>
+            <w:vAlign w:val="center"/>
+            <w:shd w:fill="F7F9FB"/>
+          </w:tcPr>
+          <w:p>
+            <w:pPr>
+              <w:spacing w:after="0"/>
+            </w:pPr>
+            <w:r/>
+            <w:r>
+              <w:rPr>
+                <w:rFonts w:ascii="Aptos" w:hAnsi="Aptos"/>
+                <w:b w:val="0"/>
+                <w:sz w:val="15"/>
+              </w:rPr>
+              <w:t>Researcher + reviewer pattern for complex analysis.</w:t>
+            </w:r>
+          </w:p>
+        </w:tc>
+        <w:tc>
+          <w:tcPr>
+            <w:tcW w:type="dxa" w:w="2880"/>
+            <w:vAlign w:val="center"/>
+            <w:shd w:fill="F7F9FB"/>
+          </w:tcPr>
+          <w:p>
+            <w:pPr>
+              <w:spacing w:after="0"/>
+            </w:pPr>
+            <w:r/>
+            <w:r>
+              <w:rPr>
+                <w:rFonts w:ascii="Aptos" w:hAnsi="Aptos"/>
+                <w:b w:val="0"/>
+                <w:sz w:val="15"/>
+              </w:rPr>
+              <w:t>Complexity explodes quickly; difficult evaluation and debugging. Start simpler.</w:t>
+            </w:r>
+          </w:p>
+        </w:tc>
+      </w:tr>
+    </w:tbl>
+    <w:p>
+      <w:pPr>
+        <w:spacing w:after="0"/>
+      </w:pPr>
+    </w:p>
+    <w:p>
+      <w:pPr>
+        <w:spacing w:after="40"/>
+      </w:pPr>
+      <w:r>
+        <w:rPr>
+          <w:b/>
+          <w:color w:val="18365D"/>
+        </w:rPr>
+        <w:t>Q: When would you NOT use an agent?</w:t>
+      </w:r>
+    </w:p>
+    <w:p>
+      <w:pPr>
+        <w:spacing w:after="120"/>
+        <w:ind w:left="259"/>
+      </w:pPr>
+      <w:r>
+        <w:rPr>
+          <w:sz w:val="19"/>
+        </w:rPr>
+        <w:t>A: When the workflow is known, the risk of an incorrect action is high, deterministic orchestration is enough, or the main problem is retrieval/data quality rather than planning. I would earn autonomy incrementally rather than making an agent the default architecture.</w:t>
+      </w:r>
+    </w:p>
+    <w:p>
+      <w:pPr>
+        <w:pStyle w:val="Heading1"/>
+      </w:pPr>
+      <w:r>
+        <w:t>53. Python Backend Discussion: What a Production Legal-AI Service Needs</w:t>
+      </w:r>
+    </w:p>
+    <w:tbl>
+      <w:tblPr>
+        <w:tblStyle w:val="TableGrid"/>
+        <w:tblW w:type="auto" w:w="0"/>
+        <w:jc w:val="center"/>
+        <w:tblLook w:firstColumn="1" w:firstRow="1" w:lastColumn="0" w:lastRow="0" w:noHBand="0" w:noVBand="1" w:val="04A0"/>
+      </w:tblPr>
+      <w:tblGrid>
+        <w:gridCol w:w="5141"/>
+        <w:gridCol w:w="5141"/>
+      </w:tblGrid>
+      <w:tr>
+        <w:trPr>
+          <w:tblHeader w:val="true"/>
+        </w:trPr>
+        <w:tc>
+          <w:tcPr>
+            <w:tcW w:type="dxa" w:w="2160"/>
+            <w:vAlign w:val="center"/>
+            <w:shd w:fill="18365D"/>
+          </w:tcPr>
+          <w:p>
+            <w:pPr>
+              <w:spacing w:after="0"/>
+            </w:pPr>
+            <w:r/>
+            <w:r>
+              <w:rPr>
+                <w:rFonts w:ascii="Aptos" w:hAnsi="Aptos"/>
+                <w:b/>
+                <w:color w:val="FFFFFF"/>
+                <w:sz w:val="17"/>
+              </w:rPr>
+              <w:t>Concern</w:t>
+            </w:r>
+          </w:p>
+        </w:tc>
+        <w:tc>
+          <w:tcPr>
+            <w:tcW w:type="dxa" w:w="8352"/>
+            <w:vAlign w:val="center"/>
+            <w:shd w:fill="18365D"/>
+          </w:tcPr>
+          <w:p>
+            <w:pPr>
+              <w:spacing w:after="0"/>
+            </w:pPr>
+            <w:r/>
+            <w:r>
+              <w:rPr>
+                <w:rFonts w:ascii="Aptos" w:hAnsi="Aptos"/>
+                <w:b/>
+                <w:color w:val="FFFFFF"/>
+                <w:sz w:val="17"/>
+              </w:rPr>
+              <w:t>Design choice</w:t>
+            </w:r>
+          </w:p>
+        </w:tc>
+      </w:tr>
+      <w:tr>
+        <w:tc>
+          <w:tcPr>
+            <w:tcW w:type="dxa" w:w="2160"/>
+            <w:vAlign w:val="center"/>
+          </w:tcPr>
+          <w:p>
+            <w:pPr>
+              <w:spacing w:after="0"/>
+            </w:pPr>
+            <w:r/>
+            <w:r>
+              <w:rPr>
+                <w:rFonts w:ascii="Aptos" w:hAnsi="Aptos"/>
+                <w:b w:val="0"/>
+                <w:sz w:val="16"/>
+              </w:rPr>
+              <w:t>API contract</w:t>
+            </w:r>
+          </w:p>
+        </w:tc>
+        <w:tc>
+          <w:tcPr>
+            <w:tcW w:type="dxa" w:w="8352"/>
+            <w:vAlign w:val="center"/>
+          </w:tcPr>
+          <w:p>
+            <w:pPr>
+              <w:spacing w:after="0"/>
+            </w:pPr>
+            <w:r/>
+            <w:r>
+              <w:rPr>
+                <w:rFonts w:ascii="Aptos" w:hAnsi="Aptos"/>
+                <w:b w:val="0"/>
+                <w:sz w:val="16"/>
+              </w:rPr>
+              <w:t>FastAPI + Pydantic schemas; versioned endpoints; structured error responses; correlation/request IDs.</w:t>
+            </w:r>
+          </w:p>
+        </w:tc>
+      </w:tr>
+      <w:tr>
+        <w:tc>
+          <w:tcPr>
+            <w:tcW w:type="dxa" w:w="2160"/>
+            <w:vAlign w:val="center"/>
+            <w:shd w:fill="F7F9FB"/>
+          </w:tcPr>
+          <w:p>
+            <w:pPr>
+              <w:spacing w:after="0"/>
+            </w:pPr>
+            <w:r/>
+            <w:r>
+              <w:rPr>
+                <w:rFonts w:ascii="Aptos" w:hAnsi="Aptos"/>
+                <w:b w:val="0"/>
+                <w:sz w:val="16"/>
+              </w:rPr>
+              <w:t>Long-running jobs</w:t>
+            </w:r>
+          </w:p>
+        </w:tc>
+        <w:tc>
+          <w:tcPr>
+            <w:tcW w:type="dxa" w:w="8352"/>
+            <w:vAlign w:val="center"/>
+            <w:shd w:fill="F7F9FB"/>
+          </w:tcPr>
+          <w:p>
+            <w:pPr>
+              <w:spacing w:after="0"/>
+            </w:pPr>
+            <w:r/>
+            <w:r>
+              <w:rPr>
+                <w:rFonts w:ascii="Aptos" w:hAnsi="Aptos"/>
+                <w:b w:val="0"/>
+                <w:sz w:val="16"/>
+              </w:rPr>
+              <w:t>Return 202 + job ID; background worker/queue; polling or callbacks/websocket where justified.</w:t>
+            </w:r>
+          </w:p>
+        </w:tc>
+      </w:tr>
+      <w:tr>
+        <w:tc>
+          <w:tcPr>
+            <w:tcW w:type="dxa" w:w="2160"/>
+            <w:vAlign w:val="center"/>
+          </w:tcPr>
+          <w:p>
+            <w:pPr>
+              <w:spacing w:after="0"/>
+            </w:pPr>
+            <w:r/>
+            <w:r>
+              <w:rPr>
+                <w:rFonts w:ascii="Aptos" w:hAnsi="Aptos"/>
+                <w:b w:val="0"/>
+                <w:sz w:val="16"/>
+              </w:rPr>
+              <w:t>Concurrency</w:t>
+            </w:r>
+          </w:p>
+        </w:tc>
+        <w:tc>
+          <w:tcPr>
+            <w:tcW w:type="dxa" w:w="8352"/>
+            <w:vAlign w:val="center"/>
+          </w:tcPr>
+          <w:p>
+            <w:pPr>
+              <w:spacing w:after="0"/>
+            </w:pPr>
+            <w:r/>
+            <w:r>
+              <w:rPr>
+                <w:rFonts w:ascii="Aptos" w:hAnsi="Aptos"/>
+                <w:b w:val="0"/>
+                <w:sz w:val="16"/>
+              </w:rPr>
+              <w:t>Async for network-bound model/vector/object-store calls; bounded concurrency using semaphores; backpressure.</w:t>
+            </w:r>
+          </w:p>
+        </w:tc>
+      </w:tr>
+      <w:tr>
+        <w:tc>
+          <w:tcPr>
+            <w:tcW w:type="dxa" w:w="2160"/>
+            <w:vAlign w:val="center"/>
+            <w:shd w:fill="F7F9FB"/>
+          </w:tcPr>
+          <w:p>
+            <w:pPr>
+              <w:spacing w:after="0"/>
+            </w:pPr>
+            <w:r/>
+            <w:r>
+              <w:rPr>
+                <w:rFonts w:ascii="Aptos" w:hAnsi="Aptos"/>
+                <w:b w:val="0"/>
+                <w:sz w:val="16"/>
+              </w:rPr>
+              <w:t>Reliability</w:t>
+            </w:r>
+          </w:p>
+        </w:tc>
+        <w:tc>
+          <w:tcPr>
+            <w:tcW w:type="dxa" w:w="8352"/>
+            <w:vAlign w:val="center"/>
+            <w:shd w:fill="F7F9FB"/>
+          </w:tcPr>
+          <w:p>
+            <w:pPr>
+              <w:spacing w:after="0"/>
+            </w:pPr>
+            <w:r/>
+            <w:r>
+              <w:rPr>
+                <w:rFonts w:ascii="Aptos" w:hAnsi="Aptos"/>
+                <w:b w:val="0"/>
+                <w:sz w:val="16"/>
+              </w:rPr>
+              <w:t>Timeouts, retry only transient failures, exponential backoff + jitter, circuit breaking where appropriate, idempotency keys.</w:t>
+            </w:r>
+          </w:p>
+        </w:tc>
+      </w:tr>
+      <w:tr>
+        <w:tc>
+          <w:tcPr>
+            <w:tcW w:type="dxa" w:w="2160"/>
+            <w:vAlign w:val="center"/>
+          </w:tcPr>
+          <w:p>
+            <w:pPr>
+              <w:spacing w:after="0"/>
+            </w:pPr>
+            <w:r/>
+            <w:r>
+              <w:rPr>
+                <w:rFonts w:ascii="Aptos" w:hAnsi="Aptos"/>
+                <w:b w:val="0"/>
+                <w:sz w:val="16"/>
+              </w:rPr>
+              <w:t>Model output</w:t>
+            </w:r>
+          </w:p>
+        </w:tc>
+        <w:tc>
+          <w:tcPr>
+            <w:tcW w:type="dxa" w:w="8352"/>
+            <w:vAlign w:val="center"/>
+          </w:tcPr>
+          <w:p>
+            <w:pPr>
+              <w:spacing w:after="0"/>
+            </w:pPr>
+            <w:r/>
+            <w:r>
+              <w:rPr>
+                <w:rFonts w:ascii="Aptos" w:hAnsi="Aptos"/>
+                <w:b w:val="0"/>
+                <w:sz w:val="16"/>
+              </w:rPr>
+              <w:t>Prefer structured JSON/schema where possible; validate before persistence or tool execution.</w:t>
+            </w:r>
+          </w:p>
+        </w:tc>
+      </w:tr>
+      <w:tr>
+        <w:tc>
+          <w:tcPr>
+            <w:tcW w:type="dxa" w:w="2160"/>
+            <w:vAlign w:val="center"/>
+            <w:shd w:fill="F7F9FB"/>
+          </w:tcPr>
+          <w:p>
+            <w:pPr>
+              <w:spacing w:after="0"/>
+            </w:pPr>
+            <w:r/>
+            <w:r>
+              <w:rPr>
+                <w:rFonts w:ascii="Aptos" w:hAnsi="Aptos"/>
+                <w:b w:val="0"/>
+                <w:sz w:val="16"/>
+              </w:rPr>
+              <w:t>Persistence</w:t>
+            </w:r>
+          </w:p>
+        </w:tc>
+        <w:tc>
+          <w:tcPr>
+            <w:tcW w:type="dxa" w:w="8352"/>
+            <w:vAlign w:val="center"/>
+            <w:shd w:fill="F7F9FB"/>
+          </w:tcPr>
+          <w:p>
+            <w:pPr>
+              <w:spacing w:after="0"/>
+            </w:pPr>
+            <w:r/>
+            <w:r>
+              <w:rPr>
+                <w:rFonts w:ascii="Aptos" w:hAnsi="Aptos"/>
+                <w:b w:val="0"/>
+                <w:sz w:val="16"/>
+              </w:rPr>
+              <w:t>Separate source content, parsed/chunk data, embeddings/index metadata, conversations/jobs and audit events.</w:t>
+            </w:r>
+          </w:p>
+        </w:tc>
+      </w:tr>
+      <w:tr>
+        <w:tc>
+          <w:tcPr>
+            <w:tcW w:type="dxa" w:w="2160"/>
+            <w:vAlign w:val="center"/>
+          </w:tcPr>
+          <w:p>
+            <w:pPr>
+              <w:spacing w:after="0"/>
+            </w:pPr>
+            <w:r/>
+            <w:r>
+              <w:rPr>
+                <w:rFonts w:ascii="Aptos" w:hAnsi="Aptos"/>
+                <w:b w:val="0"/>
+                <w:sz w:val="16"/>
+              </w:rPr>
+              <w:t>Observability</w:t>
+            </w:r>
+          </w:p>
+        </w:tc>
+        <w:tc>
+          <w:tcPr>
+            <w:tcW w:type="dxa" w:w="8352"/>
+            <w:vAlign w:val="center"/>
+          </w:tcPr>
+          <w:p>
+            <w:pPr>
+              <w:spacing w:after="0"/>
+            </w:pPr>
+            <w:r/>
+            <w:r>
+              <w:rPr>
+                <w:rFonts w:ascii="Aptos" w:hAnsi="Aptos"/>
+                <w:b w:val="0"/>
+                <w:sz w:val="16"/>
+              </w:rPr>
+              <w:t>Structured logs, trace IDs, latency by step, token/cost metrics, retrieval diagnostics, model/provider errors, quality feedback.</w:t>
+            </w:r>
+          </w:p>
+        </w:tc>
+      </w:tr>
+      <w:tr>
+        <w:tc>
+          <w:tcPr>
+            <w:tcW w:type="dxa" w:w="2160"/>
+            <w:vAlign w:val="center"/>
+            <w:shd w:fill="F7F9FB"/>
+          </w:tcPr>
+          <w:p>
+            <w:pPr>
+              <w:spacing w:after="0"/>
+            </w:pPr>
+            <w:r/>
+            <w:r>
+              <w:rPr>
+                <w:rFonts w:ascii="Aptos" w:hAnsi="Aptos"/>
+                <w:b w:val="0"/>
+                <w:sz w:val="16"/>
+              </w:rPr>
+              <w:t>Security</w:t>
+            </w:r>
+          </w:p>
+        </w:tc>
+        <w:tc>
+          <w:tcPr>
+            <w:tcW w:type="dxa" w:w="8352"/>
+            <w:vAlign w:val="center"/>
+            <w:shd w:fill="F7F9FB"/>
+          </w:tcPr>
+          <w:p>
+            <w:pPr>
+              <w:spacing w:after="0"/>
+            </w:pPr>
+            <w:r/>
+            <w:r>
+              <w:rPr>
+                <w:rFonts w:ascii="Aptos" w:hAnsi="Aptos"/>
+                <w:b w:val="0"/>
+                <w:sz w:val="16"/>
+              </w:rPr>
+              <w:t>AuthN/AuthZ, tenant/matter scoping, encryption, secrets, redaction where needed, retention policy and audit.</w:t>
+            </w:r>
+          </w:p>
+        </w:tc>
+      </w:tr>
+      <w:tr>
+        <w:tc>
+          <w:tcPr>
+            <w:tcW w:type="dxa" w:w="2160"/>
+            <w:vAlign w:val="center"/>
+          </w:tcPr>
+          <w:p>
+            <w:pPr>
+              <w:spacing w:after="0"/>
+            </w:pPr>
+            <w:r/>
+            <w:r>
+              <w:rPr>
+                <w:rFonts w:ascii="Aptos" w:hAnsi="Aptos"/>
+                <w:b w:val="0"/>
+                <w:sz w:val="16"/>
+              </w:rPr>
+              <w:t>Provider abstraction</w:t>
+            </w:r>
+          </w:p>
+        </w:tc>
+        <w:tc>
+          <w:tcPr>
+            <w:tcW w:type="dxa" w:w="8352"/>
+            <w:vAlign w:val="center"/>
+          </w:tcPr>
+          <w:p>
+            <w:pPr>
+              <w:spacing w:after="0"/>
+            </w:pPr>
+            <w:r/>
+            <w:r>
+              <w:rPr>
+                <w:rFonts w:ascii="Aptos" w:hAnsi="Aptos"/>
+                <w:b w:val="0"/>
+                <w:sz w:val="16"/>
+              </w:rPr>
+              <w:t>Keep model calls behind a service/interface so models/providers can be evaluated and swapped without rewriting domain workflow.</w:t>
+            </w:r>
+          </w:p>
+        </w:tc>
+      </w:tr>
+      <w:tr>
+        <w:tc>
+          <w:tcPr>
+            <w:tcW w:type="dxa" w:w="2160"/>
+            <w:vAlign w:val="center"/>
+            <w:shd w:fill="F7F9FB"/>
+          </w:tcPr>
+          <w:p>
+            <w:pPr>
+              <w:spacing w:after="0"/>
+            </w:pPr>
+            <w:r/>
+            <w:r>
+              <w:rPr>
+                <w:rFonts w:ascii="Aptos" w:hAnsi="Aptos"/>
+                <w:b w:val="0"/>
+                <w:sz w:val="16"/>
+              </w:rPr>
+              <w:t>Testing</w:t>
+            </w:r>
+          </w:p>
+        </w:tc>
+        <w:tc>
+          <w:tcPr>
+            <w:tcW w:type="dxa" w:w="8352"/>
+            <w:vAlign w:val="center"/>
+            <w:shd w:fill="F7F9FB"/>
+          </w:tcPr>
+          <w:p>
+            <w:pPr>
+              <w:spacing w:after="0"/>
+            </w:pPr>
+            <w:r/>
+            <w:r>
+              <w:rPr>
+                <w:rFonts w:ascii="Aptos" w:hAnsi="Aptos"/>
+                <w:b w:val="0"/>
+                <w:sz w:val="16"/>
+              </w:rPr>
+              <w:t>Pure unit tests for parsing/rules; mocked provider tests; integration tests; golden AI eval set; adversarial/security tests.</w:t>
+            </w:r>
+          </w:p>
+        </w:tc>
+      </w:tr>
+    </w:tbl>
+    <w:p>
+      <w:pPr>
+        <w:spacing w:after="0"/>
+      </w:pPr>
+    </w:p>
+    <w:p>
+      <w:pPr>
+        <w:pStyle w:val="Heading1"/>
+      </w:pPr>
+      <w:r>
+        <w:t>54. From Four-Week Prototype to Production-Grade Build</w:t>
+      </w:r>
+    </w:p>
+    <w:tbl>
+      <w:tblPr>
+        <w:tblStyle w:val="TableGrid"/>
+        <w:tblW w:type="auto" w:w="0"/>
+        <w:jc w:val="center"/>
+        <w:tblLook w:firstColumn="1" w:firstRow="1" w:lastColumn="0" w:lastRow="0" w:noHBand="0" w:noVBand="1" w:val="04A0"/>
+      </w:tblPr>
+      <w:tblGrid>
+        <w:gridCol w:w="5141"/>
+        <w:gridCol w:w="5141"/>
+      </w:tblGrid>
+      <w:tr>
+        <w:trPr>
+          <w:tblHeader w:val="true"/>
+        </w:trPr>
+        <w:tc>
+          <w:tcPr>
+            <w:tcW w:type="dxa" w:w="2880"/>
+            <w:vAlign w:val="center"/>
+            <w:shd w:fill="18365D"/>
+          </w:tcPr>
+          <w:p>
+            <w:pPr>
+              <w:spacing w:after="0"/>
+            </w:pPr>
+            <w:r/>
+            <w:r>
+              <w:rPr>
+                <w:rFonts w:ascii="Aptos" w:hAnsi="Aptos"/>
+                <w:b/>
+                <w:color w:val="FFFFFF"/>
+                <w:sz w:val="17"/>
+              </w:rPr>
+              <w:t>Prototype focus</w:t>
+            </w:r>
+          </w:p>
+        </w:tc>
+        <w:tc>
+          <w:tcPr>
+            <w:tcW w:type="dxa" w:w="7632"/>
+            <w:vAlign w:val="center"/>
+            <w:shd w:fill="18365D"/>
+          </w:tcPr>
+          <w:p>
+            <w:pPr>
+              <w:spacing w:after="0"/>
+            </w:pPr>
+            <w:r/>
+            <w:r>
+              <w:rPr>
+                <w:rFonts w:ascii="Aptos" w:hAnsi="Aptos"/>
+                <w:b/>
+                <w:color w:val="FFFFFF"/>
+                <w:sz w:val="17"/>
+              </w:rPr>
+              <w:t>Production question Uwais may care about</w:t>
+            </w:r>
+          </w:p>
+        </w:tc>
+      </w:tr>
+      <w:tr>
+        <w:tc>
+          <w:tcPr>
+            <w:tcW w:type="dxa" w:w="2880"/>
+            <w:vAlign w:val="center"/>
+          </w:tcPr>
+          <w:p>
+            <w:pPr>
+              <w:spacing w:after="0"/>
+            </w:pPr>
+            <w:r/>
+            <w:r>
+              <w:rPr>
+                <w:rFonts w:ascii="Aptos" w:hAnsi="Aptos"/>
+                <w:b w:val="0"/>
+                <w:sz w:val="16"/>
+              </w:rPr>
+              <w:t>Demonstrate user value</w:t>
+            </w:r>
+          </w:p>
+        </w:tc>
+        <w:tc>
+          <w:tcPr>
+            <w:tcW w:type="dxa" w:w="7632"/>
+            <w:vAlign w:val="center"/>
+          </w:tcPr>
+          <w:p>
+            <w:pPr>
+              <w:spacing w:after="0"/>
+            </w:pPr>
+            <w:r/>
+            <w:r>
+              <w:rPr>
+                <w:rFonts w:ascii="Aptos" w:hAnsi="Aptos"/>
+                <w:b w:val="0"/>
+                <w:sz w:val="16"/>
+              </w:rPr>
+              <w:t>What metric improved versus the current workflow? Did lawyers actually prefer/use it?</w:t>
+            </w:r>
+          </w:p>
+        </w:tc>
+      </w:tr>
+      <w:tr>
+        <w:tc>
+          <w:tcPr>
+            <w:tcW w:type="dxa" w:w="2880"/>
+            <w:vAlign w:val="center"/>
+            <w:shd w:fill="F7F9FB"/>
+          </w:tcPr>
+          <w:p>
+            <w:pPr>
+              <w:spacing w:after="0"/>
+            </w:pPr>
+            <w:r/>
+            <w:r>
+              <w:rPr>
+                <w:rFonts w:ascii="Aptos" w:hAnsi="Aptos"/>
+                <w:b w:val="0"/>
+                <w:sz w:val="16"/>
+              </w:rPr>
+              <w:t>Representative data</w:t>
+            </w:r>
+          </w:p>
+        </w:tc>
+        <w:tc>
+          <w:tcPr>
+            <w:tcW w:type="dxa" w:w="7632"/>
+            <w:vAlign w:val="center"/>
+            <w:shd w:fill="F7F9FB"/>
+          </w:tcPr>
+          <w:p>
+            <w:pPr>
+              <w:spacing w:after="0"/>
+            </w:pPr>
+            <w:r/>
+            <w:r>
+              <w:rPr>
+                <w:rFonts w:ascii="Aptos" w:hAnsi="Aptos"/>
+                <w:b w:val="0"/>
+                <w:sz w:val="16"/>
+              </w:rPr>
+              <w:t>Do we have permissions, versioning, data lineage, quality controls and update strategy?</w:t>
+            </w:r>
+          </w:p>
+        </w:tc>
+      </w:tr>
+      <w:tr>
+        <w:tc>
+          <w:tcPr>
+            <w:tcW w:type="dxa" w:w="2880"/>
+            <w:vAlign w:val="center"/>
+          </w:tcPr>
+          <w:p>
+            <w:pPr>
+              <w:spacing w:after="0"/>
+            </w:pPr>
+            <w:r/>
+            <w:r>
+              <w:rPr>
+                <w:rFonts w:ascii="Aptos" w:hAnsi="Aptos"/>
+                <w:b w:val="0"/>
+                <w:sz w:val="16"/>
+              </w:rPr>
+              <w:t>Single model/provider</w:t>
+            </w:r>
+          </w:p>
+        </w:tc>
+        <w:tc>
+          <w:tcPr>
+            <w:tcW w:type="dxa" w:w="7632"/>
+            <w:vAlign w:val="center"/>
+          </w:tcPr>
+          <w:p>
+            <w:pPr>
+              <w:spacing w:after="0"/>
+            </w:pPr>
+            <w:r/>
+            <w:r>
+              <w:rPr>
+                <w:rFonts w:ascii="Aptos" w:hAnsi="Aptos"/>
+                <w:b w:val="0"/>
+                <w:sz w:val="16"/>
+              </w:rPr>
+              <w:t>What is our provider abstraction, fallback policy, regional/data-retention requirement and model-change evaluation process?</w:t>
+            </w:r>
+          </w:p>
+        </w:tc>
+      </w:tr>
+      <w:tr>
+        <w:tc>
+          <w:tcPr>
+            <w:tcW w:type="dxa" w:w="2880"/>
+            <w:vAlign w:val="center"/>
+            <w:shd w:fill="F7F9FB"/>
+          </w:tcPr>
+          <w:p>
+            <w:pPr>
+              <w:spacing w:after="0"/>
+            </w:pPr>
+            <w:r/>
+            <w:r>
+              <w:rPr>
+                <w:rFonts w:ascii="Aptos" w:hAnsi="Aptos"/>
+                <w:b w:val="0"/>
+                <w:sz w:val="16"/>
+              </w:rPr>
+              <w:t>Simple prompt/RAG</w:t>
+            </w:r>
+          </w:p>
+        </w:tc>
+        <w:tc>
+          <w:tcPr>
+            <w:tcW w:type="dxa" w:w="7632"/>
+            <w:vAlign w:val="center"/>
+            <w:shd w:fill="F7F9FB"/>
+          </w:tcPr>
+          <w:p>
+            <w:pPr>
+              <w:spacing w:after="0"/>
+            </w:pPr>
+            <w:r/>
+            <w:r>
+              <w:rPr>
+                <w:rFonts w:ascii="Aptos" w:hAnsi="Aptos"/>
+                <w:b w:val="0"/>
+                <w:sz w:val="16"/>
+              </w:rPr>
+              <w:t>Do we have reproducible prompts/config, retrieval evaluation, prompt-injection tests and regression suite?</w:t>
+            </w:r>
+          </w:p>
+        </w:tc>
+      </w:tr>
+      <w:tr>
+        <w:tc>
+          <w:tcPr>
+            <w:tcW w:type="dxa" w:w="2880"/>
+            <w:vAlign w:val="center"/>
+          </w:tcPr>
+          <w:p>
+            <w:pPr>
+              <w:spacing w:after="0"/>
+            </w:pPr>
+            <w:r/>
+            <w:r>
+              <w:rPr>
+                <w:rFonts w:ascii="Aptos" w:hAnsi="Aptos"/>
+                <w:b w:val="0"/>
+                <w:sz w:val="16"/>
+              </w:rPr>
+              <w:t>Developer-run app</w:t>
+            </w:r>
+          </w:p>
+        </w:tc>
+        <w:tc>
+          <w:tcPr>
+            <w:tcW w:type="dxa" w:w="7632"/>
+            <w:vAlign w:val="center"/>
+          </w:tcPr>
+          <w:p>
+            <w:pPr>
+              <w:spacing w:after="0"/>
+            </w:pPr>
+            <w:r/>
+            <w:r>
+              <w:rPr>
+                <w:rFonts w:ascii="Aptos" w:hAnsi="Aptos"/>
+                <w:b w:val="0"/>
+                <w:sz w:val="16"/>
+              </w:rPr>
+              <w:t>How will it deploy to the client cloud, scale, authenticate, log, alert, recover and be supported?</w:t>
+            </w:r>
+          </w:p>
+        </w:tc>
+      </w:tr>
+      <w:tr>
+        <w:tc>
+          <w:tcPr>
+            <w:tcW w:type="dxa" w:w="2880"/>
+            <w:vAlign w:val="center"/>
+            <w:shd w:fill="F7F9FB"/>
+          </w:tcPr>
+          <w:p>
+            <w:pPr>
+              <w:spacing w:after="0"/>
+            </w:pPr>
+            <w:r/>
+            <w:r>
+              <w:rPr>
+                <w:rFonts w:ascii="Aptos" w:hAnsi="Aptos"/>
+                <w:b w:val="0"/>
+                <w:sz w:val="16"/>
+              </w:rPr>
+              <w:t>Manual QA</w:t>
+            </w:r>
+          </w:p>
+        </w:tc>
+        <w:tc>
+          <w:tcPr>
+            <w:tcW w:type="dxa" w:w="7632"/>
+            <w:vAlign w:val="center"/>
+            <w:shd w:fill="F7F9FB"/>
+          </w:tcPr>
+          <w:p>
+            <w:pPr>
+              <w:spacing w:after="0"/>
+            </w:pPr>
+            <w:r/>
+            <w:r>
+              <w:rPr>
+                <w:rFonts w:ascii="Aptos" w:hAnsi="Aptos"/>
+                <w:b w:val="0"/>
+                <w:sz w:val="16"/>
+              </w:rPr>
+              <w:t>Which checks can be automated and where must a lawyer remain in the loop?</w:t>
+            </w:r>
+          </w:p>
+        </w:tc>
+      </w:tr>
+      <w:tr>
+        <w:tc>
+          <w:tcPr>
+            <w:tcW w:type="dxa" w:w="2880"/>
+            <w:vAlign w:val="center"/>
+          </w:tcPr>
+          <w:p>
+            <w:pPr>
+              <w:spacing w:after="0"/>
+            </w:pPr>
+            <w:r/>
+            <w:r>
+              <w:rPr>
+                <w:rFonts w:ascii="Aptos" w:hAnsi="Aptos"/>
+                <w:b w:val="0"/>
+                <w:sz w:val="16"/>
+              </w:rPr>
+              <w:t>Demo success</w:t>
+            </w:r>
+          </w:p>
+        </w:tc>
+        <w:tc>
+          <w:tcPr>
+            <w:tcW w:type="dxa" w:w="7632"/>
+            <w:vAlign w:val="center"/>
+          </w:tcPr>
+          <w:p>
+            <w:pPr>
+              <w:spacing w:after="0"/>
+            </w:pPr>
+            <w:r/>
+            <w:r>
+              <w:rPr>
+                <w:rFonts w:ascii="Aptos" w:hAnsi="Aptos"/>
+                <w:b w:val="0"/>
+                <w:sz w:val="16"/>
+              </w:rPr>
+              <w:t>What are the acceptance criteria, operational SLA/SLOs and cost envelope?</w:t>
+            </w:r>
+          </w:p>
+        </w:tc>
+      </w:tr>
+    </w:tbl>
+    <w:p>
+      <w:pPr>
+        <w:spacing w:after="0"/>
+      </w:pPr>
+    </w:p>
+    <w:p>
+      <w:pPr>
+        <w:pStyle w:val="Heading1"/>
+      </w:pPr>
+      <w:r>
+        <w:t>55. Evaluation: Answer Like an Engineer, Not a Prompt Enthusiast</w:t>
+      </w:r>
+    </w:p>
+    <w:tbl>
+      <w:tblPr>
+        <w:tblStyle w:val="TableGrid"/>
+        <w:tblW w:type="auto" w:w="0"/>
+        <w:jc w:val="center"/>
+        <w:tblLook w:firstColumn="1" w:firstRow="1" w:lastColumn="0" w:lastRow="0" w:noHBand="0" w:noVBand="1" w:val="04A0"/>
+      </w:tblPr>
+      <w:tblGrid>
+        <w:gridCol w:w="5141"/>
+        <w:gridCol w:w="5141"/>
+      </w:tblGrid>
+      <w:tr>
+        <w:trPr>
+          <w:tblHeader w:val="true"/>
+        </w:trPr>
+        <w:tc>
+          <w:tcPr>
+            <w:tcW w:type="dxa" w:w="2160"/>
+            <w:vAlign w:val="center"/>
+            <w:shd w:fill="18365D"/>
+          </w:tcPr>
+          <w:p>
+            <w:pPr>
+              <w:spacing w:after="0"/>
+            </w:pPr>
+            <w:r/>
+            <w:r>
+              <w:rPr>
+                <w:rFonts w:ascii="Aptos" w:hAnsi="Aptos"/>
+                <w:b/>
+                <w:color w:val="FFFFFF"/>
+                <w:sz w:val="17"/>
+              </w:rPr>
+              <w:t>Layer</w:t>
+            </w:r>
+          </w:p>
+        </w:tc>
+        <w:tc>
+          <w:tcPr>
+            <w:tcW w:type="dxa" w:w="8352"/>
+            <w:vAlign w:val="center"/>
+            <w:shd w:fill="18365D"/>
+          </w:tcPr>
+          <w:p>
+            <w:pPr>
+              <w:spacing w:after="0"/>
+            </w:pPr>
+            <w:r/>
+            <w:r>
+              <w:rPr>
+                <w:rFonts w:ascii="Aptos" w:hAnsi="Aptos"/>
+                <w:b/>
+                <w:color w:val="FFFFFF"/>
+                <w:sz w:val="17"/>
+              </w:rPr>
+              <w:t>Possible metrics / checks</w:t>
+            </w:r>
+          </w:p>
+        </w:tc>
+      </w:tr>
+      <w:tr>
+        <w:tc>
+          <w:tcPr>
+            <w:tcW w:type="dxa" w:w="2160"/>
+            <w:vAlign w:val="center"/>
+          </w:tcPr>
+          <w:p>
+            <w:pPr>
+              <w:spacing w:after="0"/>
+            </w:pPr>
+            <w:r/>
+            <w:r>
+              <w:rPr>
+                <w:rFonts w:ascii="Aptos" w:hAnsi="Aptos"/>
+                <w:b w:val="0"/>
+                <w:sz w:val="16"/>
+              </w:rPr>
+              <w:t>Document pipeline</w:t>
+            </w:r>
+          </w:p>
+        </w:tc>
+        <w:tc>
+          <w:tcPr>
+            <w:tcW w:type="dxa" w:w="8352"/>
+            <w:vAlign w:val="center"/>
+          </w:tcPr>
+          <w:p>
+            <w:pPr>
+              <w:spacing w:after="0"/>
+            </w:pPr>
+            <w:r/>
+            <w:r>
+              <w:rPr>
+                <w:rFonts w:ascii="Aptos" w:hAnsi="Aptos"/>
+                <w:b w:val="0"/>
+                <w:sz w:val="16"/>
+              </w:rPr>
+              <w:t>Parse success, OCR quality, section/citation extraction accuracy, duplicate/version handling.</w:t>
+            </w:r>
+          </w:p>
+        </w:tc>
+      </w:tr>
+      <w:tr>
+        <w:tc>
+          <w:tcPr>
+            <w:tcW w:type="dxa" w:w="2160"/>
+            <w:vAlign w:val="center"/>
+            <w:shd w:fill="F7F9FB"/>
+          </w:tcPr>
+          <w:p>
+            <w:pPr>
+              <w:spacing w:after="0"/>
+            </w:pPr>
+            <w:r/>
+            <w:r>
+              <w:rPr>
+                <w:rFonts w:ascii="Aptos" w:hAnsi="Aptos"/>
+                <w:b w:val="0"/>
+                <w:sz w:val="16"/>
+              </w:rPr>
+              <w:t>Retrieval</w:t>
+            </w:r>
+          </w:p>
+        </w:tc>
+        <w:tc>
+          <w:tcPr>
+            <w:tcW w:type="dxa" w:w="8352"/>
+            <w:vAlign w:val="center"/>
+            <w:shd w:fill="F7F9FB"/>
+          </w:tcPr>
+          <w:p>
+            <w:pPr>
+              <w:spacing w:after="0"/>
+            </w:pPr>
+            <w:r/>
+            <w:r>
+              <w:rPr>
+                <w:rFonts w:ascii="Aptos" w:hAnsi="Aptos"/>
+                <w:b w:val="0"/>
+                <w:sz w:val="16"/>
+              </w:rPr>
+              <w:t>Recall@k, precision@k, MRR/nDCG where useful, jurisdiction/permission correctness, evidence freshness.</w:t>
+            </w:r>
+          </w:p>
+        </w:tc>
+      </w:tr>
+      <w:tr>
+        <w:tc>
+          <w:tcPr>
+            <w:tcW w:type="dxa" w:w="2160"/>
+            <w:vAlign w:val="center"/>
+          </w:tcPr>
+          <w:p>
+            <w:pPr>
+              <w:spacing w:after="0"/>
+            </w:pPr>
+            <w:r/>
+            <w:r>
+              <w:rPr>
+                <w:rFonts w:ascii="Aptos" w:hAnsi="Aptos"/>
+                <w:b w:val="0"/>
+                <w:sz w:val="16"/>
+              </w:rPr>
+              <w:t>Generation</w:t>
+            </w:r>
+          </w:p>
+        </w:tc>
+        <w:tc>
+          <w:tcPr>
+            <w:tcW w:type="dxa" w:w="8352"/>
+            <w:vAlign w:val="center"/>
+          </w:tcPr>
+          <w:p>
+            <w:pPr>
+              <w:spacing w:after="0"/>
+            </w:pPr>
+            <w:r/>
+            <w:r>
+              <w:rPr>
+                <w:rFonts w:ascii="Aptos" w:hAnsi="Aptos"/>
+                <w:b w:val="0"/>
+                <w:sz w:val="16"/>
+              </w:rPr>
+              <w:t>Faithfulness to evidence, citation correctness, completeness, structured-output validity, abstention quality.</w:t>
+            </w:r>
+          </w:p>
+        </w:tc>
+      </w:tr>
+      <w:tr>
+        <w:tc>
+          <w:tcPr>
+            <w:tcW w:type="dxa" w:w="2160"/>
+            <w:vAlign w:val="center"/>
+            <w:shd w:fill="F7F9FB"/>
+          </w:tcPr>
+          <w:p>
+            <w:pPr>
+              <w:spacing w:after="0"/>
+            </w:pPr>
+            <w:r/>
+            <w:r>
+              <w:rPr>
+                <w:rFonts w:ascii="Aptos" w:hAnsi="Aptos"/>
+                <w:b w:val="0"/>
+                <w:sz w:val="16"/>
+              </w:rPr>
+              <w:t>Workflow</w:t>
+            </w:r>
+          </w:p>
+        </w:tc>
+        <w:tc>
+          <w:tcPr>
+            <w:tcW w:type="dxa" w:w="8352"/>
+            <w:vAlign w:val="center"/>
+            <w:shd w:fill="F7F9FB"/>
+          </w:tcPr>
+          <w:p>
+            <w:pPr>
+              <w:spacing w:after="0"/>
+            </w:pPr>
+            <w:r/>
+            <w:r>
+              <w:rPr>
+                <w:rFonts w:ascii="Aptos" w:hAnsi="Aptos"/>
+                <w:b w:val="0"/>
+                <w:sz w:val="16"/>
+              </w:rPr>
+              <w:t>Task completion, retry/failure rate, latency p50/p95, human-review escalation, cost per completed task.</w:t>
+            </w:r>
+          </w:p>
+        </w:tc>
+      </w:tr>
+      <w:tr>
+        <w:tc>
+          <w:tcPr>
+            <w:tcW w:type="dxa" w:w="2160"/>
+            <w:vAlign w:val="center"/>
+          </w:tcPr>
+          <w:p>
+            <w:pPr>
+              <w:spacing w:after="0"/>
+            </w:pPr>
+            <w:r/>
+            <w:r>
+              <w:rPr>
+                <w:rFonts w:ascii="Aptos" w:hAnsi="Aptos"/>
+                <w:b w:val="0"/>
+                <w:sz w:val="16"/>
+              </w:rPr>
+              <w:t>Business/user</w:t>
+            </w:r>
+          </w:p>
+        </w:tc>
+        <w:tc>
+          <w:tcPr>
+            <w:tcW w:type="dxa" w:w="8352"/>
+            <w:vAlign w:val="center"/>
+          </w:tcPr>
+          <w:p>
+            <w:pPr>
+              <w:spacing w:after="0"/>
+            </w:pPr>
+            <w:r/>
+            <w:r>
+              <w:rPr>
+                <w:rFonts w:ascii="Aptos" w:hAnsi="Aptos"/>
+                <w:b w:val="0"/>
+                <w:sz w:val="16"/>
+              </w:rPr>
+              <w:t>Lawyer acceptance, time saved, rework, adoption/retention, client-service improvement, risk reduction.</w:t>
+            </w:r>
+          </w:p>
+        </w:tc>
+      </w:tr>
+      <w:tr>
+        <w:tc>
+          <w:tcPr>
+            <w:tcW w:type="dxa" w:w="2160"/>
+            <w:vAlign w:val="center"/>
+            <w:shd w:fill="F7F9FB"/>
+          </w:tcPr>
+          <w:p>
+            <w:pPr>
+              <w:spacing w:after="0"/>
+            </w:pPr>
+            <w:r/>
+            <w:r>
+              <w:rPr>
+                <w:rFonts w:ascii="Aptos" w:hAnsi="Aptos"/>
+                <w:b w:val="0"/>
+                <w:sz w:val="16"/>
+              </w:rPr>
+              <w:t>Safety/security</w:t>
+            </w:r>
+          </w:p>
+        </w:tc>
+        <w:tc>
+          <w:tcPr>
+            <w:tcW w:type="dxa" w:w="8352"/>
+            <w:vAlign w:val="center"/>
+            <w:shd w:fill="F7F9FB"/>
+          </w:tcPr>
+          <w:p>
+            <w:pPr>
+              <w:spacing w:after="0"/>
+            </w:pPr>
+            <w:r/>
+            <w:r>
+              <w:rPr>
+                <w:rFonts w:ascii="Aptos" w:hAnsi="Aptos"/>
+                <w:b w:val="0"/>
+                <w:sz w:val="16"/>
+              </w:rPr>
+              <w:t>Prompt-injection resistance, cross-tenant leakage tests, prohibited tool actions, PII/confidentiality controls.</w:t>
+            </w:r>
+          </w:p>
+        </w:tc>
+      </w:tr>
+    </w:tbl>
+    <w:p>
+      <w:pPr>
+        <w:spacing w:after="0"/>
+      </w:pPr>
+    </w:p>
+    <w:tbl>
+      <w:tblPr>
+        <w:tblStyle w:val="TableGrid"/>
+        <w:tblW w:type="auto" w:w="0"/>
+        <w:tblLook w:firstColumn="1" w:firstRow="1" w:lastColumn="0" w:lastRow="0" w:noHBand="0" w:noVBand="1" w:val="04A0"/>
+      </w:tblPr>
+      <w:tblGrid>
+        <w:gridCol w:w="10282"/>
+      </w:tblGrid>
+      <w:tr>
+        <w:trPr>
+          <w:tblHeader w:val="true"/>
+        </w:trPr>
+        <w:tc>
+          <w:tcPr>
+            <w:tcW w:type="dxa" w:w="10282"/>
+            <w:shd w:fill="E2F0D9"/>
+          </w:tcPr>
+          <w:p>
+            <w:pPr>
+              <w:spacing w:after="60"/>
+            </w:pPr>
+            <w:r/>
+            <w:r>
+              <w:rPr>
+                <w:b/>
+                <w:color w:val="18365D"/>
+                <w:sz w:val="20"/>
+              </w:rPr>
+              <w:t>Strong phrase</w:t>
+              <w:br/>
+            </w:r>
+            <w:r>
+              <w:rPr>
+                <w:sz w:val="18"/>
+              </w:rPr>
+              <w:t>“I would keep retrieval evaluation, generation evaluation and end-to-end task evaluation separate. Otherwise a bad answer becomes hard to diagnose: the model may be fine and the retrieval wrong, or the retrieval may be correct but the generation unfaithful.”</w:t>
+            </w:r>
+          </w:p>
+        </w:tc>
+      </w:tr>
+    </w:tbl>
+    <w:p>
+      <w:pPr>
+        <w:spacing w:after="0"/>
+      </w:pPr>
+    </w:p>
+    <w:p>
+      <w:pPr>
+        <w:pStyle w:val="Heading1"/>
+      </w:pPr>
+      <w:r>
+        <w:t>56. Legal AI Security / Compliance Questions to Expect</w:t>
+      </w:r>
+    </w:p>
+    <w:p>
+      <w:pPr>
+        <w:spacing w:after="40"/>
+      </w:pPr>
+      <w:r>
+        <w:rPr>
+          <w:b/>
+          <w:color w:val="18365D"/>
+        </w:rPr>
+        <w:t>Q: How would you protect confidential client documents?</w:t>
+      </w:r>
+    </w:p>
+    <w:p>
+      <w:pPr>
+        <w:spacing w:after="120"/>
+        <w:ind w:left="259"/>
+      </w:pPr>
+      <w:r>
+        <w:rPr>
+          <w:sz w:val="19"/>
+        </w:rPr>
+        <w:t>A: Deploy into the agreed client environment where appropriate; encrypt in transit/at rest; least-privilege access; matter/tenant-level ACLs; secrets management; provider privacy/retention controls; audit access and retrieval.</w:t>
+      </w:r>
+    </w:p>
+    <w:p>
+      <w:pPr>
+        <w:spacing w:after="40"/>
+      </w:pPr>
+      <w:r>
+        <w:rPr>
+          <w:b/>
+          <w:color w:val="18365D"/>
+        </w:rPr>
+        <w:t>Q: How do you prevent one matter seeing another matter's content?</w:t>
+      </w:r>
+    </w:p>
+    <w:p>
+      <w:pPr>
+        <w:spacing w:after="120"/>
+        <w:ind w:left="259"/>
+      </w:pPr>
+      <w:r>
+        <w:rPr>
+          <w:sz w:val="19"/>
+        </w:rPr>
+        <w:t>A: Make tenant/matter scope an enforced database/index filter derived from authenticated identity. Do not rely on the prompt to tell the model what it may access.</w:t>
+      </w:r>
+    </w:p>
+    <w:p>
+      <w:pPr>
+        <w:spacing w:after="40"/>
+      </w:pPr>
+      <w:r>
+        <w:rPr>
+          <w:b/>
+          <w:color w:val="18365D"/>
+        </w:rPr>
+        <w:t>Q: What about prompt injection in uploaded legal documents?</w:t>
+      </w:r>
+    </w:p>
+    <w:p>
+      <w:pPr>
+        <w:spacing w:after="120"/>
+        <w:ind w:left="259"/>
+      </w:pPr>
+      <w:r>
+        <w:rPr>
+          <w:sz w:val="19"/>
+        </w:rPr>
+        <w:t>A: Retrieved content is untrusted. Keep instructions separate, constrain tools and permissions, validate tool arguments/actions, and test malicious document payloads. Never allow retrieved text to grant itself privileges.</w:t>
+      </w:r>
+    </w:p>
+    <w:p>
+      <w:pPr>
+        <w:spacing w:after="40"/>
+      </w:pPr>
+      <w:r>
+        <w:rPr>
+          <w:b/>
+          <w:color w:val="18365D"/>
+        </w:rPr>
+        <w:t>Q: Should chat logs be stored?</w:t>
+      </w:r>
+    </w:p>
+    <w:p>
+      <w:pPr>
+        <w:spacing w:after="120"/>
+        <w:ind w:left="259"/>
+      </w:pPr>
+      <w:r>
+        <w:rPr>
+          <w:sz w:val="19"/>
+        </w:rPr>
+        <w:t>A: Only with an explicit retention and purpose policy. Minimise sensitive content, separate audit metadata from full payloads when possible, and honour client/security requirements.</w:t>
+      </w:r>
+    </w:p>
+    <w:p>
+      <w:pPr>
+        <w:pStyle w:val="Heading1"/>
+      </w:pPr>
+      <w:r>
+        <w:t>57. Uwais May Test Whether You Can Explain AI to Lawyers</w:t>
+      </w:r>
+    </w:p>
+    <w:tbl>
+      <w:tblPr>
+        <w:tblStyle w:val="TableGrid"/>
+        <w:tblW w:type="auto" w:w="0"/>
+        <w:jc w:val="center"/>
+        <w:tblLook w:firstColumn="1" w:firstRow="1" w:lastColumn="0" w:lastRow="0" w:noHBand="0" w:noVBand="1" w:val="04A0"/>
+      </w:tblPr>
+      <w:tblGrid>
+        <w:gridCol w:w="5141"/>
+        <w:gridCol w:w="5141"/>
+      </w:tblGrid>
+      <w:tr>
+        <w:trPr>
+          <w:tblHeader w:val="true"/>
+        </w:trPr>
+        <w:tc>
+          <w:tcPr>
+            <w:tcW w:type="dxa" w:w="1728"/>
+            <w:vAlign w:val="center"/>
+            <w:shd w:fill="18365D"/>
+          </w:tcPr>
+          <w:p>
+            <w:pPr>
+              <w:spacing w:after="0"/>
+            </w:pPr>
+            <w:r/>
+            <w:r>
+              <w:rPr>
+                <w:rFonts w:ascii="Aptos" w:hAnsi="Aptos"/>
+                <w:b/>
+                <w:color w:val="FFFFFF"/>
+                <w:sz w:val="17"/>
+              </w:rPr>
+              <w:t>Concept</w:t>
+            </w:r>
+          </w:p>
+        </w:tc>
+        <w:tc>
+          <w:tcPr>
+            <w:tcW w:type="dxa" w:w="8784"/>
+            <w:vAlign w:val="center"/>
+            <w:shd w:fill="18365D"/>
+          </w:tcPr>
+          <w:p>
+            <w:pPr>
+              <w:spacing w:after="0"/>
+            </w:pPr>
+            <w:r/>
+            <w:r>
+              <w:rPr>
+                <w:rFonts w:ascii="Aptos" w:hAnsi="Aptos"/>
+                <w:b/>
+                <w:color w:val="FFFFFF"/>
+                <w:sz w:val="17"/>
+              </w:rPr>
+              <w:t>Plain-English explanation</w:t>
+            </w:r>
+          </w:p>
+        </w:tc>
+      </w:tr>
+      <w:tr>
+        <w:tc>
+          <w:tcPr>
+            <w:tcW w:type="dxa" w:w="1728"/>
+            <w:vAlign w:val="center"/>
+          </w:tcPr>
+          <w:p>
+            <w:pPr>
+              <w:spacing w:after="0"/>
+            </w:pPr>
+            <w:r/>
+            <w:r>
+              <w:rPr>
+                <w:rFonts w:ascii="Aptos" w:hAnsi="Aptos"/>
+                <w:b w:val="0"/>
+                <w:sz w:val="16"/>
+              </w:rPr>
+              <w:t>LLM</w:t>
+            </w:r>
+          </w:p>
+        </w:tc>
+        <w:tc>
+          <w:tcPr>
+            <w:tcW w:type="dxa" w:w="8784"/>
+            <w:vAlign w:val="center"/>
+          </w:tcPr>
+          <w:p>
+            <w:pPr>
+              <w:spacing w:after="0"/>
+            </w:pPr>
+            <w:r/>
+            <w:r>
+              <w:rPr>
+                <w:rFonts w:ascii="Aptos" w:hAnsi="Aptos"/>
+                <w:b w:val="0"/>
+                <w:sz w:val="16"/>
+              </w:rPr>
+              <w:t>“A language model predicts useful sequences of text from patterns learned during training. It is excellent at working with language, but it does not inherently know whether a statement is legally true.”</w:t>
+            </w:r>
+          </w:p>
+        </w:tc>
+      </w:tr>
+      <w:tr>
+        <w:tc>
+          <w:tcPr>
+            <w:tcW w:type="dxa" w:w="1728"/>
+            <w:vAlign w:val="center"/>
+            <w:shd w:fill="F7F9FB"/>
+          </w:tcPr>
+          <w:p>
+            <w:pPr>
+              <w:spacing w:after="0"/>
+            </w:pPr>
+            <w:r/>
+            <w:r>
+              <w:rPr>
+                <w:rFonts w:ascii="Aptos" w:hAnsi="Aptos"/>
+                <w:b w:val="0"/>
+                <w:sz w:val="16"/>
+              </w:rPr>
+              <w:t>RAG</w:t>
+            </w:r>
+          </w:p>
+        </w:tc>
+        <w:tc>
+          <w:tcPr>
+            <w:tcW w:type="dxa" w:w="8784"/>
+            <w:vAlign w:val="center"/>
+            <w:shd w:fill="F7F9FB"/>
+          </w:tcPr>
+          <w:p>
+            <w:pPr>
+              <w:spacing w:after="0"/>
+            </w:pPr>
+            <w:r/>
+            <w:r>
+              <w:rPr>
+                <w:rFonts w:ascii="Aptos" w:hAnsi="Aptos"/>
+                <w:b w:val="0"/>
+                <w:sz w:val="16"/>
+              </w:rPr>
+              <w:t>“Instead of asking the model to rely on memory, we first retrieve relevant material from the firm's approved knowledge and give that evidence to the model when answering.”</w:t>
+            </w:r>
+          </w:p>
+        </w:tc>
+      </w:tr>
+      <w:tr>
+        <w:tc>
+          <w:tcPr>
+            <w:tcW w:type="dxa" w:w="1728"/>
+            <w:vAlign w:val="center"/>
+          </w:tcPr>
+          <w:p>
+            <w:pPr>
+              <w:spacing w:after="0"/>
+            </w:pPr>
+            <w:r/>
+            <w:r>
+              <w:rPr>
+                <w:rFonts w:ascii="Aptos" w:hAnsi="Aptos"/>
+                <w:b w:val="0"/>
+                <w:sz w:val="16"/>
+              </w:rPr>
+              <w:t>Embedding</w:t>
+            </w:r>
+          </w:p>
+        </w:tc>
+        <w:tc>
+          <w:tcPr>
+            <w:tcW w:type="dxa" w:w="8784"/>
+            <w:vAlign w:val="center"/>
+          </w:tcPr>
+          <w:p>
+            <w:pPr>
+              <w:spacing w:after="0"/>
+            </w:pPr>
+            <w:r/>
+            <w:r>
+              <w:rPr>
+                <w:rFonts w:ascii="Aptos" w:hAnsi="Aptos"/>
+                <w:b w:val="0"/>
+                <w:sz w:val="16"/>
+              </w:rPr>
+              <w:t>“A numerical representation of meaning that lets us find passages that are conceptually similar even when they do not use exactly the same words.”</w:t>
+            </w:r>
+          </w:p>
+        </w:tc>
+      </w:tr>
+      <w:tr>
+        <w:tc>
+          <w:tcPr>
+            <w:tcW w:type="dxa" w:w="1728"/>
+            <w:vAlign w:val="center"/>
+            <w:shd w:fill="F7F9FB"/>
+          </w:tcPr>
+          <w:p>
+            <w:pPr>
+              <w:spacing w:after="0"/>
+            </w:pPr>
+            <w:r/>
+            <w:r>
+              <w:rPr>
+                <w:rFonts w:ascii="Aptos" w:hAnsi="Aptos"/>
+                <w:b w:val="0"/>
+                <w:sz w:val="16"/>
+              </w:rPr>
+              <w:t>Hallucination</w:t>
+            </w:r>
+          </w:p>
+        </w:tc>
+        <w:tc>
+          <w:tcPr>
+            <w:tcW w:type="dxa" w:w="8784"/>
+            <w:vAlign w:val="center"/>
+            <w:shd w:fill="F7F9FB"/>
+          </w:tcPr>
+          <w:p>
+            <w:pPr>
+              <w:spacing w:after="0"/>
+            </w:pPr>
+            <w:r/>
+            <w:r>
+              <w:rPr>
+                <w:rFonts w:ascii="Aptos" w:hAnsi="Aptos"/>
+                <w:b w:val="0"/>
+                <w:sz w:val="16"/>
+              </w:rPr>
+              <w:t>“A fluent answer that is unsupported or wrong. We reduce the risk with grounded evidence, citations, validation, evaluation and appropriate human review.”</w:t>
+            </w:r>
+          </w:p>
+        </w:tc>
+      </w:tr>
+      <w:tr>
+        <w:tc>
+          <w:tcPr>
+            <w:tcW w:type="dxa" w:w="1728"/>
+            <w:vAlign w:val="center"/>
+          </w:tcPr>
+          <w:p>
+            <w:pPr>
+              <w:spacing w:after="0"/>
+            </w:pPr>
+            <w:r/>
+            <w:r>
+              <w:rPr>
+                <w:rFonts w:ascii="Aptos" w:hAnsi="Aptos"/>
+                <w:b w:val="0"/>
+                <w:sz w:val="16"/>
+              </w:rPr>
+              <w:t>Agent</w:t>
+            </w:r>
+          </w:p>
+        </w:tc>
+        <w:tc>
+          <w:tcPr>
+            <w:tcW w:type="dxa" w:w="8784"/>
+            <w:vAlign w:val="center"/>
+          </w:tcPr>
+          <w:p>
+            <w:pPr>
+              <w:spacing w:after="0"/>
+            </w:pPr>
+            <w:r/>
+            <w:r>
+              <w:rPr>
+                <w:rFonts w:ascii="Aptos" w:hAnsi="Aptos"/>
+                <w:b w:val="0"/>
+                <w:sz w:val="16"/>
+              </w:rPr>
+              <w:t>“A model-driven workflow that can decide what step or tool to use next. That flexibility is useful, but it needs tight permissions and audit because it is less deterministic.”</w:t>
+            </w:r>
+          </w:p>
+        </w:tc>
+      </w:tr>
+    </w:tbl>
+    <w:p>
+      <w:pPr>
+        <w:spacing w:after="0"/>
+      </w:pPr>
+    </w:p>
+    <w:tbl>
+      <w:tblPr>
+        <w:tblStyle w:val="TableGrid"/>
+        <w:tblW w:type="auto" w:w="0"/>
+        <w:tblLook w:firstColumn="1" w:firstRow="1" w:lastColumn="0" w:lastRow="0" w:noHBand="0" w:noVBand="1" w:val="04A0"/>
+      </w:tblPr>
+      <w:tblGrid>
+        <w:gridCol w:w="10282"/>
+      </w:tblGrid>
+      <w:tr>
+        <w:trPr>
+          <w:tblHeader w:val="true"/>
+        </w:trPr>
+        <w:tc>
+          <w:tcPr>
+            <w:tcW w:type="dxa" w:w="10282"/>
+            <w:shd w:fill="FFF2CC"/>
+          </w:tcPr>
+          <w:p>
+            <w:pPr>
+              <w:spacing w:after="60"/>
+            </w:pPr>
+            <w:r/>
+            <w:r>
+              <w:rPr>
+                <w:b/>
+                <w:color w:val="18365D"/>
+                <w:sz w:val="20"/>
+              </w:rPr>
+              <w:t>Why this matters</w:t>
+              <w:br/>
+            </w:r>
+            <w:r>
+              <w:rPr>
+                <w:sz w:val="18"/>
+              </w:rPr>
+              <w:t>Simplexico testimonials repeatedly praise the ability to make complex AI concepts accessible to lawyers and adapt content to a firm's policies, products and ways of working. Your communication style is part of the technical assessment.</w:t>
+            </w:r>
+          </w:p>
+        </w:tc>
+      </w:tr>
+    </w:tbl>
+    <w:p>
+      <w:pPr>
+        <w:spacing w:after="0"/>
+      </w:pPr>
+    </w:p>
+    <w:p>
+      <w:pPr>
+        <w:pStyle w:val="Heading1"/>
+      </w:pPr>
+      <w:r>
+        <w:t>58. Five Working-Session Drills to Practise Before 17:30</w:t>
+      </w:r>
+    </w:p>
+    <w:tbl>
+      <w:tblPr>
+        <w:tblStyle w:val="TableGrid"/>
+        <w:tblW w:type="auto" w:w="0"/>
+        <w:tblLook w:firstColumn="1" w:firstRow="1" w:lastColumn="0" w:lastRow="0" w:noHBand="0" w:noVBand="1" w:val="04A0"/>
+      </w:tblPr>
+      <w:tblGrid>
+        <w:gridCol w:w="10282"/>
+      </w:tblGrid>
+      <w:tr>
+        <w:trPr>
+          <w:tblHeader w:val="true"/>
+        </w:trPr>
+        <w:tc>
+          <w:tcPr>
+            <w:tcW w:type="dxa" w:w="10282"/>
+            <w:shd w:fill="EEF5FA"/>
+          </w:tcPr>
+          <w:p>
+            <w:pPr>
+              <w:spacing w:after="60"/>
+            </w:pPr>
+            <w:r/>
+            <w:r>
+              <w:rPr>
+                <w:b/>
+                <w:color w:val="18365D"/>
+                <w:sz w:val="20"/>
+              </w:rPr>
+              <w:t>Drill 1 - Legal research assistant</w:t>
+              <w:br/>
+            </w:r>
+            <w:r>
+              <w:rPr>
+                <w:sz w:val="18"/>
+              </w:rPr>
+              <w:t>Design a client-facing RAG application over curated legal analysis across 14 jurisdictions. Explain metadata, retrieval, citations, evaluation, security and failure behaviour.</w:t>
+            </w:r>
+          </w:p>
+        </w:tc>
+      </w:tr>
+    </w:tbl>
+    <w:p>
+      <w:pPr>
+        <w:spacing w:after="0"/>
+      </w:pPr>
+    </w:p>
+    <w:tbl>
+      <w:tblPr>
+        <w:tblStyle w:val="TableGrid"/>
+        <w:tblW w:type="auto" w:w="0"/>
+        <w:tblLook w:firstColumn="1" w:firstRow="1" w:lastColumn="0" w:lastRow="0" w:noHBand="0" w:noVBand="1" w:val="04A0"/>
+      </w:tblPr>
+      <w:tblGrid>
+        <w:gridCol w:w="10282"/>
+      </w:tblGrid>
+      <w:tr>
+        <w:trPr>
+          <w:tblHeader w:val="true"/>
+        </w:trPr>
+        <w:tc>
+          <w:tcPr>
+            <w:tcW w:type="dxa" w:w="10282"/>
+            <w:shd w:fill="EEF5FA"/>
+          </w:tcPr>
+          <w:p>
+            <w:pPr>
+              <w:spacing w:after="60"/>
+            </w:pPr>
+            <w:r/>
+            <w:r>
+              <w:rPr>
+                <w:b/>
+                <w:color w:val="18365D"/>
+                <w:sz w:val="20"/>
+              </w:rPr>
+              <w:t>Drill 2 - Contract extraction API</w:t>
+              <w:br/>
+            </w:r>
+            <w:r>
+              <w:rPr>
+                <w:sz w:val="18"/>
+              </w:rPr>
+              <w:t>Given 20,000 contracts, extract parties, dates, governing law and termination clauses into JSON. Discuss parsing, batching, async LLM calls, structured output, retries and validation.</w:t>
+            </w:r>
+          </w:p>
+        </w:tc>
+      </w:tr>
+    </w:tbl>
+    <w:p>
+      <w:pPr>
+        <w:spacing w:after="0"/>
+      </w:pPr>
+    </w:p>
+    <w:tbl>
+      <w:tblPr>
+        <w:tblStyle w:val="TableGrid"/>
+        <w:tblW w:type="auto" w:w="0"/>
+        <w:tblLook w:firstColumn="1" w:firstRow="1" w:lastColumn="0" w:lastRow="0" w:noHBand="0" w:noVBand="1" w:val="04A0"/>
+      </w:tblPr>
+      <w:tblGrid>
+        <w:gridCol w:w="10282"/>
+      </w:tblGrid>
+      <w:tr>
+        <w:trPr>
+          <w:tblHeader w:val="true"/>
+        </w:trPr>
+        <w:tc>
+          <w:tcPr>
+            <w:tcW w:type="dxa" w:w="10282"/>
+            <w:shd w:fill="EEF5FA"/>
+          </w:tcPr>
+          <w:p>
+            <w:pPr>
+              <w:spacing w:after="60"/>
+            </w:pPr>
+            <w:r/>
+            <w:r>
+              <w:rPr>
+                <w:b/>
+                <w:color w:val="18365D"/>
+                <w:sz w:val="20"/>
+              </w:rPr>
+              <w:t>Drill 3 - Citation enrichment</w:t>
+              <w:br/>
+            </w:r>
+            <w:r>
+              <w:rPr>
+                <w:sz w:val="18"/>
+              </w:rPr>
+              <w:t>Extract and link legal citations. Start with regex/rules, define a labelled test set, measure precision/recall/F1, then explain when you would add ML/LLM.</w:t>
+            </w:r>
+          </w:p>
+        </w:tc>
+      </w:tr>
+    </w:tbl>
+    <w:p>
+      <w:pPr>
+        <w:spacing w:after="0"/>
+      </w:pPr>
+    </w:p>
+    <w:tbl>
+      <w:tblPr>
+        <w:tblStyle w:val="TableGrid"/>
+        <w:tblW w:type="auto" w:w="0"/>
+        <w:tblLook w:firstColumn="1" w:firstRow="1" w:lastColumn="0" w:lastRow="0" w:noHBand="0" w:noVBand="1" w:val="04A0"/>
+      </w:tblPr>
+      <w:tblGrid>
+        <w:gridCol w:w="10282"/>
+      </w:tblGrid>
+      <w:tr>
+        <w:trPr>
+          <w:tblHeader w:val="true"/>
+        </w:trPr>
+        <w:tc>
+          <w:tcPr>
+            <w:tcW w:type="dxa" w:w="10282"/>
+            <w:shd w:fill="EEF5FA"/>
+          </w:tcPr>
+          <w:p>
+            <w:pPr>
+              <w:spacing w:after="60"/>
+            </w:pPr>
+            <w:r/>
+            <w:r>
+              <w:rPr>
+                <w:b/>
+                <w:color w:val="18365D"/>
+                <w:sz w:val="20"/>
+              </w:rPr>
+              <w:t>Drill 4 - Agentic workflow</w:t>
+              <w:br/>
+            </w:r>
+            <w:r>
+              <w:rPr>
+                <w:sz w:val="18"/>
+              </w:rPr>
+              <w:t>Build a legal research agent with search/retrieval tools. Define the tool contracts, state/checkpoints, budgets, approval boundaries and prompt-injection controls.</w:t>
+            </w:r>
+          </w:p>
+        </w:tc>
+      </w:tr>
+    </w:tbl>
+    <w:p>
+      <w:pPr>
+        <w:spacing w:after="0"/>
+      </w:pPr>
+    </w:p>
+    <w:tbl>
+      <w:tblPr>
+        <w:tblStyle w:val="TableGrid"/>
+        <w:tblW w:type="auto" w:w="0"/>
+        <w:tblLook w:firstColumn="1" w:firstRow="1" w:lastColumn="0" w:lastRow="0" w:noHBand="0" w:noVBand="1" w:val="04A0"/>
+      </w:tblPr>
+      <w:tblGrid>
+        <w:gridCol w:w="10282"/>
+      </w:tblGrid>
+      <w:tr>
+        <w:trPr>
+          <w:tblHeader w:val="true"/>
+        </w:trPr>
+        <w:tc>
+          <w:tcPr>
+            <w:tcW w:type="dxa" w:w="10282"/>
+            <w:shd w:fill="EEF5FA"/>
+          </w:tcPr>
+          <w:p>
+            <w:pPr>
+              <w:spacing w:after="60"/>
+            </w:pPr>
+            <w:r/>
+            <w:r>
+              <w:rPr>
+                <w:b/>
+                <w:color w:val="18365D"/>
+                <w:sz w:val="20"/>
+              </w:rPr>
+              <w:t>Drill 5 - Production incident</w:t>
+              <w:br/>
+            </w:r>
+            <w:r>
+              <w:rPr>
+                <w:sz w:val="18"/>
+              </w:rPr>
+              <w:t>Users say answers suddenly got worse after a content/model change. Diagnose by separating ingestion, retrieval, reranking, prompting/model, permissions and evaluation regressions.</w:t>
+            </w:r>
+          </w:p>
+        </w:tc>
+      </w:tr>
+    </w:tbl>
+    <w:p>
+      <w:pPr>
+        <w:spacing w:after="0"/>
+      </w:pPr>
+    </w:p>
+    <w:p>
+      <w:pPr>
+        <w:pStyle w:val="Heading1"/>
+      </w:pPr>
+      <w:r>
+        <w:t>59. 25 Website-Informed Questions Uwais Could Ask</w:t>
+      </w:r>
+    </w:p>
+    <w:p>
+      <w:pPr>
+        <w:pStyle w:val="ListBullet"/>
+        <w:spacing w:after="40"/>
+      </w:pPr>
+      <w:r>
+        <w:t>You have a legal workflow. How do you decide whether it needs AI at all?</w:t>
+      </w:r>
+    </w:p>
+    <w:p>
+      <w:pPr>
+        <w:pStyle w:val="ListBullet"/>
+        <w:spacing w:after="40"/>
+      </w:pPr>
+      <w:r>
+        <w:t>What makes a good candidate use case for a four-week prototype?</w:t>
+      </w:r>
+    </w:p>
+    <w:p>
+      <w:pPr>
+        <w:pStyle w:val="ListBullet"/>
+        <w:spacing w:after="40"/>
+      </w:pPr>
+      <w:r>
+        <w:t>How would you structure an evaluation set with lawyers?</w:t>
+      </w:r>
+    </w:p>
+    <w:p>
+      <w:pPr>
+        <w:pStyle w:val="ListBullet"/>
+        <w:spacing w:after="40"/>
+      </w:pPr>
+      <w:r>
+        <w:t>Design a RAG system for jurisdiction-specific legal guidance.</w:t>
+      </w:r>
+    </w:p>
+    <w:p>
+      <w:pPr>
+        <w:pStyle w:val="ListBullet"/>
+        <w:spacing w:after="40"/>
+      </w:pPr>
+      <w:r>
+        <w:t>How would you make citations trustworthy?</w:t>
+      </w:r>
+    </w:p>
+    <w:p>
+      <w:pPr>
+        <w:pStyle w:val="ListBullet"/>
+        <w:spacing w:after="40"/>
+      </w:pPr>
+      <w:r>
+        <w:t>How would you detect and handle weak retrieval?</w:t>
+      </w:r>
+    </w:p>
+    <w:p>
+      <w:pPr>
+        <w:pStyle w:val="ListBullet"/>
+        <w:spacing w:after="40"/>
+      </w:pPr>
+      <w:r>
+        <w:t>How do you choose chunking for legislation or contracts?</w:t>
+      </w:r>
+    </w:p>
+    <w:p>
+      <w:pPr>
+        <w:pStyle w:val="ListBullet"/>
+        <w:spacing w:after="40"/>
+      </w:pPr>
+      <w:r>
+        <w:t>When would hybrid search outperform vector search alone?</w:t>
+      </w:r>
+    </w:p>
+    <w:p>
+      <w:pPr>
+        <w:pStyle w:val="ListBullet"/>
+        <w:spacing w:after="40"/>
+      </w:pPr>
+      <w:r>
+        <w:t>What is the difference between retrieval failure and generation failure?</w:t>
+      </w:r>
+    </w:p>
+    <w:p>
+      <w:pPr>
+        <w:pStyle w:val="ListBullet"/>
+        <w:spacing w:after="40"/>
+      </w:pPr>
+      <w:r>
+        <w:t>Why might regex be the right NLP solution?</w:t>
+      </w:r>
+    </w:p>
+    <w:p>
+      <w:pPr>
+        <w:pStyle w:val="ListBullet"/>
+        <w:spacing w:after="40"/>
+      </w:pPr>
+      <w:r>
+        <w:t>Explain precision, recall and F1 using citation extraction.</w:t>
+      </w:r>
+    </w:p>
+    <w:p>
+      <w:pPr>
+        <w:pStyle w:val="ListBullet"/>
+        <w:spacing w:after="40"/>
+      </w:pPr>
+      <w:r>
+        <w:t>How would you productionise a rules-based NLP pipeline?</w:t>
+      </w:r>
+    </w:p>
+    <w:p>
+      <w:pPr>
+        <w:pStyle w:val="ListBullet"/>
+        <w:spacing w:after="40"/>
+      </w:pPr>
+      <w:r>
+        <w:t>When do you use a deterministic workflow rather than an agent?</w:t>
+      </w:r>
+    </w:p>
+    <w:p>
+      <w:pPr>
+        <w:pStyle w:val="ListBullet"/>
+        <w:spacing w:after="40"/>
+      </w:pPr>
+      <w:r>
+        <w:t>How would you constrain an agent that can call tools?</w:t>
+      </w:r>
+    </w:p>
+    <w:p>
+      <w:pPr>
+        <w:pStyle w:val="ListBullet"/>
+        <w:spacing w:after="40"/>
+      </w:pPr>
+      <w:r>
+        <w:t>How do you defend a RAG system against prompt injection?</w:t>
+      </w:r>
+    </w:p>
+    <w:p>
+      <w:pPr>
+        <w:pStyle w:val="ListBullet"/>
+        <w:spacing w:after="40"/>
+      </w:pPr>
+      <w:r>
+        <w:t>How would you isolate different law-firm clients or matters?</w:t>
+      </w:r>
+    </w:p>
+    <w:p>
+      <w:pPr>
+        <w:pStyle w:val="ListBullet"/>
+        <w:spacing w:after="40"/>
+      </w:pPr>
+      <w:r>
+        <w:t>How would you deploy into a client Azure/AWS environment?</w:t>
+      </w:r>
+    </w:p>
+    <w:p>
+      <w:pPr>
+        <w:pStyle w:val="ListBullet"/>
+        <w:spacing w:after="40"/>
+      </w:pPr>
+      <w:r>
+        <w:t>How do you make a model/provider replaceable?</w:t>
+      </w:r>
+    </w:p>
+    <w:p>
+      <w:pPr>
+        <w:pStyle w:val="ListBullet"/>
+        <w:spacing w:after="40"/>
+      </w:pPr>
+      <w:r>
+        <w:t>How would you handle long-running AI tasks behind a FastAPI API?</w:t>
+      </w:r>
+    </w:p>
+    <w:p>
+      <w:pPr>
+        <w:pStyle w:val="ListBullet"/>
+        <w:spacing w:after="40"/>
+      </w:pPr>
+      <w:r>
+        <w:t>How do you bound 1,000 concurrent LLM calls?</w:t>
+      </w:r>
+    </w:p>
+    <w:p>
+      <w:pPr>
+        <w:pStyle w:val="ListBullet"/>
+        <w:spacing w:after="40"/>
+      </w:pPr>
+      <w:r>
+        <w:t>How do you make an AI workflow idempotent and replayable?</w:t>
+      </w:r>
+    </w:p>
+    <w:p>
+      <w:pPr>
+        <w:pStyle w:val="ListBullet"/>
+        <w:spacing w:after="40"/>
+      </w:pPr>
+      <w:r>
+        <w:t>What would you log for debugging without leaking confidential data?</w:t>
+      </w:r>
+    </w:p>
+    <w:p>
+      <w:pPr>
+        <w:pStyle w:val="ListBullet"/>
+        <w:spacing w:after="40"/>
+      </w:pPr>
+      <w:r>
+        <w:t>How would you explain RAG to a partner with no technical background?</w:t>
+      </w:r>
+    </w:p>
+    <w:p>
+      <w:pPr>
+        <w:pStyle w:val="ListBullet"/>
+        <w:spacing w:after="40"/>
+      </w:pPr>
+      <w:r>
+        <w:t>What turns a good prototype into something lawyers will actually adopt?</w:t>
+      </w:r>
+    </w:p>
+    <w:p>
+      <w:pPr>
+        <w:pStyle w:val="ListBullet"/>
+        <w:spacing w:after="40"/>
+      </w:pPr>
+      <w:r>
+        <w:t>What would you measure after launch to prove value?</w:t>
+      </w:r>
+    </w:p>
+    <w:p>
+      <w:pPr>
+        <w:pStyle w:val="Heading1"/>
+      </w:pPr>
+      <w:r>
+        <w:t>60. Tailored Answers That Fit Simplexico</w:t>
+      </w:r>
+    </w:p>
+    <w:p>
+      <w:pPr>
+        <w:spacing w:after="40"/>
+      </w:pPr>
+      <w:r>
+        <w:rPr>
+          <w:b/>
+          <w:color w:val="18365D"/>
+        </w:rPr>
+        <w:t>Q: Why do you want this role?</w:t>
+      </w:r>
+    </w:p>
+    <w:p>
+      <w:pPr>
+        <w:spacing w:after="120"/>
+        <w:ind w:left="259"/>
+      </w:pPr>
+      <w:r>
+        <w:rPr>
+          <w:sz w:val="19"/>
+        </w:rPr>
+        <w:t>A: The attraction is the combination of serious backend engineering with applied AI that has a visible user workflow. I have spent years building production Python/data systems in regulated financial environments, and I want to apply that engineering discipline to LLM/NLP products where provenance, security and reliability genuinely matter. Simplexico also appeals because the public work is pragmatic: RAG where grounding is needed, but rules-based NLP where that is the better answer.</w:t>
+      </w:r>
+    </w:p>
+    <w:p>
+      <w:pPr>
+        <w:spacing w:after="40"/>
+      </w:pPr>
+      <w:r>
+        <w:rPr>
+          <w:b/>
+          <w:color w:val="18365D"/>
+        </w:rPr>
+        <w:t>Q: You have finance experience rather than legal. Is that a problem?</w:t>
+      </w:r>
+    </w:p>
+    <w:p>
+      <w:pPr>
+        <w:spacing w:after="120"/>
+        <w:ind w:left="259"/>
+      </w:pPr>
+      <w:r>
+        <w:rPr>
+          <w:sz w:val="19"/>
+        </w:rPr>
+        <w:t>A: I would not pretend to be a legal-domain expert. My value is being able to work with domain experts, turn their knowledge and workflow into a reliable technical system, and ask the right questions about data, definitions, risk and validation. I have done exactly that with investment, trading and fund-domain experts. In legal AI, the lawyer remains the authority on legal correctness; I bring the software/data/AI engineering needed to capture and scale that expertise safely.</w:t>
+      </w:r>
+    </w:p>
+    <w:p>
+      <w:pPr>
+        <w:spacing w:after="40"/>
+      </w:pPr>
+      <w:r>
+        <w:rPr>
+          <w:b/>
+          <w:color w:val="18365D"/>
+        </w:rPr>
+        <w:t>Q: What kind of AI engineer are you?</w:t>
+      </w:r>
+    </w:p>
+    <w:p>
+      <w:pPr>
+        <w:spacing w:after="120"/>
+        <w:ind w:left="259"/>
+      </w:pPr>
+      <w:r>
+        <w:rPr>
+          <w:sz w:val="19"/>
+        </w:rPr>
+        <w:t>A: I am strongest as a production-minded Python/backend/data engineer who can build AI into real systems. I think about APIs, data pipelines, retrieval, evaluation, observability, security and failure recovery as much as prompts. I am comfortable using an LLM where it adds value, but I am equally comfortable choosing deterministic code when it is the better engineering solution.</w:t>
+      </w:r>
+    </w:p>
+    <w:p>
+      <w:pPr>
+        <w:pStyle w:val="Heading1"/>
+      </w:pPr>
+      <w:r>
+        <w:t>61. Stronger Questions to Ask Uwais Based on the Website</w:t>
+      </w:r>
+    </w:p>
+    <w:p>
+      <w:pPr>
+        <w:pStyle w:val="ListBullet"/>
+        <w:spacing w:after="40"/>
+      </w:pPr>
+      <w:r>
+        <w:t>Your case studies span deterministic NLP, RAG applications and AI education. For this role, where do you expect the engineering time to sit most heavily over the next six to twelve months?</w:t>
+      </w:r>
+    </w:p>
+    <w:p>
+      <w:pPr>
+        <w:pStyle w:val="ListBullet"/>
+        <w:spacing w:after="40"/>
+      </w:pPr>
+      <w:r>
+        <w:t>For the Use Case Accelerator, what normally determines whether a prototype graduates into a Bespoke AI Build - technical quality, lawyer adoption, business case, or a combination?</w:t>
+      </w:r>
+    </w:p>
+    <w:p>
+      <w:pPr>
+        <w:pStyle w:val="ListBullet"/>
+        <w:spacing w:after="40"/>
+      </w:pPr>
+      <w:r>
+        <w:t>In client-cloud deployments, how much ownership does the engineer have across application/backend, AI orchestration, infrastructure and production support?</w:t>
+      </w:r>
+    </w:p>
+    <w:p>
+      <w:pPr>
+        <w:pStyle w:val="ListBullet"/>
+        <w:spacing w:after="40"/>
+      </w:pPr>
+      <w:r>
+        <w:t>For the Schoenherr-style RAG work, what have you found hardest in practice: content preparation, retrieval quality, evaluation, user experience or governance?</w:t>
+      </w:r>
+    </w:p>
+    <w:p>
+      <w:pPr>
+        <w:pStyle w:val="ListBullet"/>
+        <w:spacing w:after="40"/>
+      </w:pPr>
+      <w:r>
+        <w:t>How do you prefer to balance deterministic workflows with agentic behaviour in legal use cases today?</w:t>
+      </w:r>
+    </w:p>
+    <w:p>
+      <w:pPr>
+        <w:pStyle w:val="ListBullet"/>
+        <w:spacing w:after="40"/>
+      </w:pPr>
+      <w:r>
+        <w:t>What would you want the person in this role to be able to own independently after the first month?</w:t>
+      </w:r>
+    </w:p>
+    <w:p>
+      <w:pPr>
+        <w:pStyle w:val="Heading1"/>
+      </w:pPr>
+      <w:r>
+        <w:t>62. Final Website-Based Revision Priority</w:t>
+      </w:r>
+    </w:p>
+    <w:tbl>
+      <w:tblPr>
+        <w:tblStyle w:val="TableGrid"/>
+        <w:tblW w:type="auto" w:w="0"/>
+        <w:jc w:val="center"/>
+        <w:tblLook w:firstColumn="1" w:firstRow="1" w:lastColumn="0" w:lastRow="0" w:noHBand="0" w:noVBand="1" w:val="04A0"/>
+      </w:tblPr>
+      <w:tblGrid>
+        <w:gridCol w:w="3427"/>
+        <w:gridCol w:w="3427"/>
+        <w:gridCol w:w="3427"/>
+      </w:tblGrid>
+      <w:tr>
+        <w:trPr>
+          <w:tblHeader w:val="true"/>
+        </w:trPr>
+        <w:tc>
+          <w:tcPr>
+            <w:tcW w:type="dxa" w:w="1440"/>
+            <w:vAlign w:val="center"/>
+            <w:shd w:fill="18365D"/>
+          </w:tcPr>
+          <w:p>
+            <w:pPr>
+              <w:spacing w:after="0"/>
+            </w:pPr>
+            <w:r/>
+            <w:r>
+              <w:rPr>
+                <w:rFonts w:ascii="Aptos" w:hAnsi="Aptos"/>
+                <w:b/>
+                <w:color w:val="FFFFFF"/>
+                <w:sz w:val="17"/>
+              </w:rPr>
+              <w:t>Priority</w:t>
+            </w:r>
+          </w:p>
+        </w:tc>
+        <w:tc>
+          <w:tcPr>
+            <w:tcW w:type="dxa" w:w="4608"/>
+            <w:vAlign w:val="center"/>
+            <w:shd w:fill="18365D"/>
+          </w:tcPr>
+          <w:p>
+            <w:pPr>
+              <w:spacing w:after="0"/>
+            </w:pPr>
+            <w:r/>
+            <w:r>
+              <w:rPr>
+                <w:rFonts w:ascii="Aptos" w:hAnsi="Aptos"/>
+                <w:b/>
+                <w:color w:val="FFFFFF"/>
+                <w:sz w:val="17"/>
+              </w:rPr>
+              <w:t>Revise / practise</w:t>
+            </w:r>
+          </w:p>
+        </w:tc>
+        <w:tc>
+          <w:tcPr>
+            <w:tcW w:type="dxa" w:w="4680"/>
+            <w:vAlign w:val="center"/>
+            <w:shd w:fill="18365D"/>
+          </w:tcPr>
+          <w:p>
+            <w:pPr>
+              <w:spacing w:after="0"/>
+            </w:pPr>
+            <w:r/>
+            <w:r>
+              <w:rPr>
+                <w:rFonts w:ascii="Aptos" w:hAnsi="Aptos"/>
+                <w:b/>
+                <w:color w:val="FFFFFF"/>
+                <w:sz w:val="17"/>
+              </w:rPr>
+              <w:t>Why</w:t>
+            </w:r>
+          </w:p>
+        </w:tc>
+      </w:tr>
+      <w:tr>
+        <w:tc>
+          <w:tcPr>
+            <w:tcW w:type="dxa" w:w="1440"/>
+            <w:vAlign w:val="center"/>
+          </w:tcPr>
+          <w:p>
+            <w:pPr>
+              <w:spacing w:after="0"/>
+            </w:pPr>
+            <w:r/>
+            <w:r>
+              <w:rPr>
+                <w:rFonts w:ascii="Aptos" w:hAnsi="Aptos"/>
+                <w:b w:val="0"/>
+                <w:sz w:val="16"/>
+              </w:rPr>
+              <w:t>1 - MUST</w:t>
+            </w:r>
+          </w:p>
+        </w:tc>
+        <w:tc>
+          <w:tcPr>
+            <w:tcW w:type="dxa" w:w="4608"/>
+            <w:vAlign w:val="center"/>
+          </w:tcPr>
+          <w:p>
+            <w:pPr>
+              <w:spacing w:after="0"/>
+            </w:pPr>
+            <w:r/>
+            <w:r>
+              <w:rPr>
+                <w:rFonts w:ascii="Aptos" w:hAnsi="Aptos"/>
+                <w:b w:val="0"/>
+                <w:sz w:val="16"/>
+              </w:rPr>
+              <w:t>Legal RAG architecture + citations + evaluation + metadata/permissions</w:t>
+            </w:r>
+          </w:p>
+        </w:tc>
+        <w:tc>
+          <w:tcPr>
+            <w:tcW w:type="dxa" w:w="4680"/>
+            <w:vAlign w:val="center"/>
+          </w:tcPr>
+          <w:p>
+            <w:pPr>
+              <w:spacing w:after="0"/>
+            </w:pPr>
+            <w:r/>
+            <w:r>
+              <w:rPr>
+                <w:rFonts w:ascii="Aptos" w:hAnsi="Aptos"/>
+                <w:b w:val="0"/>
+                <w:sz w:val="16"/>
+              </w:rPr>
+              <w:t>Directly evidenced by the Schoenherr case study and highly aligned with legal content/LLMs.</w:t>
+            </w:r>
+          </w:p>
+        </w:tc>
+      </w:tr>
+      <w:tr>
+        <w:tc>
+          <w:tcPr>
+            <w:tcW w:type="dxa" w:w="1440"/>
+            <w:vAlign w:val="center"/>
+            <w:shd w:fill="F7F9FB"/>
+          </w:tcPr>
+          <w:p>
+            <w:pPr>
+              <w:spacing w:after="0"/>
+            </w:pPr>
+            <w:r/>
+            <w:r>
+              <w:rPr>
+                <w:rFonts w:ascii="Aptos" w:hAnsi="Aptos"/>
+                <w:b w:val="0"/>
+                <w:sz w:val="16"/>
+              </w:rPr>
+              <w:t>2 - MUST</w:t>
+            </w:r>
+          </w:p>
+        </w:tc>
+        <w:tc>
+          <w:tcPr>
+            <w:tcW w:type="dxa" w:w="4608"/>
+            <w:vAlign w:val="center"/>
+            <w:shd w:fill="F7F9FB"/>
+          </w:tcPr>
+          <w:p>
+            <w:pPr>
+              <w:spacing w:after="0"/>
+            </w:pPr>
+            <w:r/>
+            <w:r>
+              <w:rPr>
+                <w:rFonts w:ascii="Aptos" w:hAnsi="Aptos"/>
+                <w:b w:val="0"/>
+                <w:sz w:val="16"/>
+              </w:rPr>
+              <w:t>Python/FastAPI backend, async/concurrency, retries, long jobs, testing</w:t>
+            </w:r>
+          </w:p>
+        </w:tc>
+        <w:tc>
+          <w:tcPr>
+            <w:tcW w:type="dxa" w:w="4680"/>
+            <w:vAlign w:val="center"/>
+            <w:shd w:fill="F7F9FB"/>
+          </w:tcPr>
+          <w:p>
+            <w:pPr>
+              <w:spacing w:after="0"/>
+            </w:pPr>
+            <w:r/>
+            <w:r>
+              <w:rPr>
+                <w:rFonts w:ascii="Aptos" w:hAnsi="Aptos"/>
+                <w:b w:val="0"/>
+                <w:sz w:val="16"/>
+              </w:rPr>
+              <w:t>Explicit role focus is Python backend / AI engineering.</w:t>
+            </w:r>
+          </w:p>
+        </w:tc>
+      </w:tr>
+      <w:tr>
+        <w:tc>
+          <w:tcPr>
+            <w:tcW w:type="dxa" w:w="1440"/>
+            <w:vAlign w:val="center"/>
+          </w:tcPr>
+          <w:p>
+            <w:pPr>
+              <w:spacing w:after="0"/>
+            </w:pPr>
+            <w:r/>
+            <w:r>
+              <w:rPr>
+                <w:rFonts w:ascii="Aptos" w:hAnsi="Aptos"/>
+                <w:b w:val="0"/>
+                <w:sz w:val="16"/>
+              </w:rPr>
+              <w:t>3 - MUST</w:t>
+            </w:r>
+          </w:p>
+        </w:tc>
+        <w:tc>
+          <w:tcPr>
+            <w:tcW w:type="dxa" w:w="4608"/>
+            <w:vAlign w:val="center"/>
+          </w:tcPr>
+          <w:p>
+            <w:pPr>
+              <w:spacing w:after="0"/>
+            </w:pPr>
+            <w:r/>
+            <w:r>
+              <w:rPr>
+                <w:rFonts w:ascii="Aptos" w:hAnsi="Aptos"/>
+                <w:b w:val="0"/>
+                <w:sz w:val="16"/>
+              </w:rPr>
+              <w:t>Regex vs NLP vs LLM; precision/recall/F1</w:t>
+            </w:r>
+          </w:p>
+        </w:tc>
+        <w:tc>
+          <w:tcPr>
+            <w:tcW w:type="dxa" w:w="4680"/>
+            <w:vAlign w:val="center"/>
+          </w:tcPr>
+          <w:p>
+            <w:pPr>
+              <w:spacing w:after="0"/>
+            </w:pPr>
+            <w:r/>
+            <w:r>
+              <w:rPr>
+                <w:rFonts w:ascii="Aptos" w:hAnsi="Aptos"/>
+                <w:b w:val="0"/>
+                <w:sz w:val="16"/>
+              </w:rPr>
+              <w:t>Directly evidenced by the Briink case study and reveals pragmatic engineering judgement.</w:t>
+            </w:r>
+          </w:p>
+        </w:tc>
+      </w:tr>
+      <w:tr>
+        <w:tc>
+          <w:tcPr>
+            <w:tcW w:type="dxa" w:w="1440"/>
+            <w:vAlign w:val="center"/>
+            <w:shd w:fill="F7F9FB"/>
+          </w:tcPr>
+          <w:p>
+            <w:pPr>
+              <w:spacing w:after="0"/>
+            </w:pPr>
+            <w:r/>
+            <w:r>
+              <w:rPr>
+                <w:rFonts w:ascii="Aptos" w:hAnsi="Aptos"/>
+                <w:b w:val="0"/>
+                <w:sz w:val="16"/>
+              </w:rPr>
+              <w:t>4 - MUST</w:t>
+            </w:r>
+          </w:p>
+        </w:tc>
+        <w:tc>
+          <w:tcPr>
+            <w:tcW w:type="dxa" w:w="4608"/>
+            <w:vAlign w:val="center"/>
+            <w:shd w:fill="F7F9FB"/>
+          </w:tcPr>
+          <w:p>
+            <w:pPr>
+              <w:spacing w:after="0"/>
+            </w:pPr>
+            <w:r/>
+            <w:r>
+              <w:rPr>
+                <w:rFonts w:ascii="Aptos" w:hAnsi="Aptos"/>
+                <w:b w:val="0"/>
+                <w:sz w:val="16"/>
+              </w:rPr>
+              <w:t>Agents vs deterministic workflows + tool safety</w:t>
+            </w:r>
+          </w:p>
+        </w:tc>
+        <w:tc>
+          <w:tcPr>
+            <w:tcW w:type="dxa" w:w="4680"/>
+            <w:vAlign w:val="center"/>
+            <w:shd w:fill="F7F9FB"/>
+          </w:tcPr>
+          <w:p>
+            <w:pPr>
+              <w:spacing w:after="0"/>
+            </w:pPr>
+            <w:r/>
+            <w:r>
+              <w:rPr>
+                <w:rFonts w:ascii="Aptos" w:hAnsi="Aptos"/>
+                <w:b w:val="0"/>
+                <w:sz w:val="16"/>
+              </w:rPr>
+              <w:t>Explicitly mentioned in the role description.</w:t>
+            </w:r>
+          </w:p>
+        </w:tc>
+      </w:tr>
+      <w:tr>
+        <w:tc>
+          <w:tcPr>
+            <w:tcW w:type="dxa" w:w="1440"/>
+            <w:vAlign w:val="center"/>
+          </w:tcPr>
+          <w:p>
+            <w:pPr>
+              <w:spacing w:after="0"/>
+            </w:pPr>
+            <w:r/>
+            <w:r>
+              <w:rPr>
+                <w:rFonts w:ascii="Aptos" w:hAnsi="Aptos"/>
+                <w:b w:val="0"/>
+                <w:sz w:val="16"/>
+              </w:rPr>
+              <w:t>5 - HIGH</w:t>
+            </w:r>
+          </w:p>
+        </w:tc>
+        <w:tc>
+          <w:tcPr>
+            <w:tcW w:type="dxa" w:w="4608"/>
+            <w:vAlign w:val="center"/>
+          </w:tcPr>
+          <w:p>
+            <w:pPr>
+              <w:spacing w:after="0"/>
+            </w:pPr>
+            <w:r/>
+            <w:r>
+              <w:rPr>
+                <w:rFonts w:ascii="Aptos" w:hAnsi="Aptos"/>
+                <w:b w:val="0"/>
+                <w:sz w:val="16"/>
+              </w:rPr>
+              <w:t>Security: client-cloud, tenant/matter isolation, prompt injection, audit</w:t>
+            </w:r>
+          </w:p>
+        </w:tc>
+        <w:tc>
+          <w:tcPr>
+            <w:tcW w:type="dxa" w:w="4680"/>
+            <w:vAlign w:val="center"/>
+          </w:tcPr>
+          <w:p>
+            <w:pPr>
+              <w:spacing w:after="0"/>
+            </w:pPr>
+            <w:r/>
+            <w:r>
+              <w:rPr>
+                <w:rFonts w:ascii="Aptos" w:hAnsi="Aptos"/>
+                <w:b w:val="0"/>
+                <w:sz w:val="16"/>
+              </w:rPr>
+              <w:t>Simplexico explicitly sells security/compliance by design and client-cloud deployment.</w:t>
+            </w:r>
+          </w:p>
+        </w:tc>
+      </w:tr>
+      <w:tr>
+        <w:tc>
+          <w:tcPr>
+            <w:tcW w:type="dxa" w:w="1440"/>
+            <w:vAlign w:val="center"/>
+            <w:shd w:fill="F7F9FB"/>
+          </w:tcPr>
+          <w:p>
+            <w:pPr>
+              <w:spacing w:after="0"/>
+            </w:pPr>
+            <w:r/>
+            <w:r>
+              <w:rPr>
+                <w:rFonts w:ascii="Aptos" w:hAnsi="Aptos"/>
+                <w:b w:val="0"/>
+                <w:sz w:val="16"/>
+              </w:rPr>
+              <w:t>6 - HIGH</w:t>
+            </w:r>
+          </w:p>
+        </w:tc>
+        <w:tc>
+          <w:tcPr>
+            <w:tcW w:type="dxa" w:w="4608"/>
+            <w:vAlign w:val="center"/>
+            <w:shd w:fill="F7F9FB"/>
+          </w:tcPr>
+          <w:p>
+            <w:pPr>
+              <w:spacing w:after="0"/>
+            </w:pPr>
+            <w:r/>
+            <w:r>
+              <w:rPr>
+                <w:rFonts w:ascii="Aptos" w:hAnsi="Aptos"/>
+                <w:b w:val="0"/>
+                <w:sz w:val="16"/>
+              </w:rPr>
+              <w:t>Prototype-to-production and lawyer evaluation/adoption</w:t>
+            </w:r>
+          </w:p>
+        </w:tc>
+        <w:tc>
+          <w:tcPr>
+            <w:tcW w:type="dxa" w:w="4680"/>
+            <w:vAlign w:val="center"/>
+            <w:shd w:fill="F7F9FB"/>
+          </w:tcPr>
+          <w:p>
+            <w:pPr>
+              <w:spacing w:after="0"/>
+            </w:pPr>
+            <w:r/>
+            <w:r>
+              <w:rPr>
+                <w:rFonts w:ascii="Aptos" w:hAnsi="Aptos"/>
+                <w:b w:val="0"/>
+                <w:sz w:val="16"/>
+              </w:rPr>
+              <w:t>Central to Explore -&gt; Enable and the Use Case Accelerator/Bespoke Build model.</w:t>
+            </w:r>
+          </w:p>
+        </w:tc>
+      </w:tr>
+      <w:tr>
+        <w:tc>
+          <w:tcPr>
+            <w:tcW w:type="dxa" w:w="1440"/>
+            <w:vAlign w:val="center"/>
+          </w:tcPr>
+          <w:p>
+            <w:pPr>
+              <w:spacing w:after="0"/>
+            </w:pPr>
+            <w:r/>
+            <w:r>
+              <w:rPr>
+                <w:rFonts w:ascii="Aptos" w:hAnsi="Aptos"/>
+                <w:b w:val="0"/>
+                <w:sz w:val="16"/>
+              </w:rPr>
+              <w:t>7 - HIGH</w:t>
+            </w:r>
+          </w:p>
+        </w:tc>
+        <w:tc>
+          <w:tcPr>
+            <w:tcW w:type="dxa" w:w="4608"/>
+            <w:vAlign w:val="center"/>
+          </w:tcPr>
+          <w:p>
+            <w:pPr>
+              <w:spacing w:after="0"/>
+            </w:pPr>
+            <w:r/>
+            <w:r>
+              <w:rPr>
+                <w:rFonts w:ascii="Aptos" w:hAnsi="Aptos"/>
+                <w:b w:val="0"/>
+                <w:sz w:val="16"/>
+              </w:rPr>
+              <w:t>Explain AI concepts simply to non-technical lawyers</w:t>
+            </w:r>
+          </w:p>
+        </w:tc>
+        <w:tc>
+          <w:tcPr>
+            <w:tcW w:type="dxa" w:w="4680"/>
+            <w:vAlign w:val="center"/>
+          </w:tcPr>
+          <w:p>
+            <w:pPr>
+              <w:spacing w:after="0"/>
+            </w:pPr>
+            <w:r/>
+            <w:r>
+              <w:rPr>
+                <w:rFonts w:ascii="Aptos" w:hAnsi="Aptos"/>
+                <w:b w:val="0"/>
+                <w:sz w:val="16"/>
+              </w:rPr>
+              <w:t>Repeated client testimonials praise this capability.</w:t>
+            </w:r>
+          </w:p>
+        </w:tc>
+      </w:tr>
+    </w:tbl>
+    <w:p>
+      <w:pPr>
+        <w:spacing w:after="0"/>
+      </w:pPr>
+    </w:p>
+    <w:tbl>
+      <w:tblPr>
+        <w:tblStyle w:val="TableGrid"/>
+        <w:tblW w:type="auto" w:w="0"/>
+        <w:tblLook w:firstColumn="1" w:firstRow="1" w:lastColumn="0" w:lastRow="0" w:noHBand="0" w:noVBand="1" w:val="04A0"/>
+      </w:tblPr>
+      <w:tblGrid>
+        <w:gridCol w:w="10282"/>
+      </w:tblGrid>
+      <w:tr>
+        <w:trPr>
+          <w:tblHeader w:val="true"/>
+        </w:trPr>
+        <w:tc>
+          <w:tcPr>
+            <w:tcW w:type="dxa" w:w="10282"/>
+            <w:shd w:fill="E2F0D9"/>
+          </w:tcPr>
+          <w:p>
+            <w:pPr>
+              <w:spacing w:after="60"/>
+            </w:pPr>
+            <w:r/>
+            <w:r>
+              <w:rPr>
+                <w:b/>
+                <w:color w:val="18365D"/>
+                <w:sz w:val="20"/>
+              </w:rPr>
+              <w:t>Last 60-second reminder before joining Teams</w:t>
+              <w:br/>
+            </w:r>
+            <w:r>
+              <w:rPr>
+                <w:sz w:val="18"/>
+              </w:rPr>
+              <w:t>Problem first. Simplest viable technology. RAG for grounded changing knowledge. Regex/rules when deterministic patterns are enough. Agents only when dynamic planning is worth the complexity. Carry permissions and provenance through the entire stack. Evaluate retrieval, generation and business task separately. Explain trade-offs in plain English.</w:t>
+            </w:r>
+          </w:p>
+        </w:tc>
+      </w:tr>
+    </w:tbl>
+    <w:p>
+      <w:pPr>
+        <w:spacing w:after="0"/>
+      </w:pPr>
+    </w:p>
+    <w:p>
+      <w:pPr>
+        <w:pStyle w:val="Heading2"/>
+      </w:pPr>
+      <w:r>
+        <w:t>Updated Public Sources for This Addendum</w:t>
+      </w:r>
+    </w:p>
+    <w:p>
+      <w:pPr>
+        <w:spacing w:after="0" w:line="211" w:lineRule="auto"/>
+      </w:pPr>
+      <w:r>
+        <w:rPr>
+          <w:color w:val="696969"/>
+          <w:sz w:val="12"/>
+        </w:rPr>
+        <w:t>Simplexico homepage and service model (Educate / Explore / Enable; Roadmap Sprint; Use Case Accelerator; Bespoke AI Build; Security &amp; Compliance by Design): https://www.simplexico.ai/ - accessed 11 September 2026.</w:t>
+      </w:r>
+    </w:p>
+    <w:p>
+      <w:pPr>
+        <w:spacing w:after="0" w:line="211" w:lineRule="auto"/>
+      </w:pPr>
+      <w:r>
+        <w:rPr>
+          <w:color w:val="696969"/>
+          <w:sz w:val="12"/>
+        </w:rPr>
+        <w:t>Simplexico case study - “Transforming Legal Insight Delivery with AI - A Collaborative Pilot by Schoenherr and Simplexico”: https://www.simplexico.ai/blog/eu-class-action-navigator - accessed 11 September 2026.</w:t>
+      </w:r>
+    </w:p>
+    <w:p>
+      <w:pPr>
+        <w:spacing w:after="0" w:line="211" w:lineRule="auto"/>
+      </w:pPr>
+      <w:r>
+        <w:rPr>
+          <w:color w:val="696969"/>
+          <w:sz w:val="12"/>
+        </w:rPr>
+        <w:t>Simplexico case study - “Enriching the EU Taxonomy Regulation using NLP”: https://www.simplexico.ai/blog/eu-taxonomy-enrichment - accessed 11 September 2026.</w:t>
+      </w:r>
+    </w:p>
+    <w:p>
+      <w:pPr>
+        <w:spacing w:after="0" w:line="211" w:lineRule="auto"/>
+      </w:pPr>
+      <w:r>
+        <w:rPr>
+          <w:color w:val="696969"/>
+          <w:sz w:val="12"/>
+        </w:rPr>
+        <w:t>Simplexico case study - “Delivering an Advanced AI Training Programme for Linklaters”: https://www.simplexico.ai/blog/linklaters-advanced-ai-training - accessed 11 September 2026.</w:t>
+      </w:r>
+    </w:p>
+    <w:p>
+      <w:pPr>
+        <w:spacing w:after="0" w:line="211" w:lineRule="auto"/>
+      </w:pPr>
+      <w:r>
+        <w:rPr>
+          <w:color w:val="696969"/>
+          <w:sz w:val="12"/>
+        </w:rPr>
+        <w:t>Interview-shape and probability labels are preparation inferences from public material plus your supplied role wording; they are not claims about Simplexico's confidential process or internal stack.</w:t>
       </w:r>
     </w:p>
     <w:sectPr>
